--- a/Undangan Rapat1.docx
+++ b/Undangan Rapat1.docx
@@ -3350,18 +3350,14 @@
         <w:tblLook w:val="04A0" w:firstRow="1" w:lastRow="0" w:firstColumn="1" w:lastColumn="0" w:noHBand="0" w:noVBand="1"/>
       </w:tblPr>
       <w:tblGrid>
-        <w:gridCol w:w="639"/>
-        <w:gridCol w:w="2714"/>
-        <w:gridCol w:w="887"/>
-        <w:gridCol w:w="849"/>
-        <w:gridCol w:w="1737"/>
-        <w:gridCol w:w="2191"/>
+        <w:gridCol w:w="4240"/>
+        <w:gridCol w:w="4777"/>
       </w:tblGrid>
       <w:tr>
         <w:tc>
           <w:tcPr>
-            <w:tcW w:w="9243" w:type="dxa"/>
-            <w:gridSpan w:val="6"/>
+            <w:tcW w:w="9017" w:type="dxa"/>
+            <w:gridSpan w:val="2"/>
             <w:shd w:val="clear" w:color="auto" w:fill="00B0F0"/>
           </w:tcPr>
           <w:p>
@@ -3395,8 +3391,7 @@
       <w:tr>
         <w:tc>
           <w:tcPr>
-            <w:tcW w:w="4372" w:type="dxa"/>
-            <w:gridSpan w:val="3"/>
+            <w:tcW w:w="4240" w:type="dxa"/>
             <w:shd w:val="clear" w:color="auto" w:fill="auto"/>
           </w:tcPr>
           <w:p>
@@ -3448,8 +3443,7 @@
         </w:tc>
         <w:tc>
           <w:tcPr>
-            <w:tcW w:w="4871" w:type="dxa"/>
-            <w:gridSpan w:val="3"/>
+            <w:tcW w:w="4777" w:type="dxa"/>
             <w:shd w:val="clear" w:color="auto" w:fill="auto"/>
           </w:tcPr>
           <w:p>
@@ -3481,8 +3475,7 @@
       <w:tr>
         <w:tc>
           <w:tcPr>
-            <w:tcW w:w="4372" w:type="dxa"/>
-            <w:gridSpan w:val="3"/>
+            <w:tcW w:w="4240" w:type="dxa"/>
             <w:shd w:val="clear" w:color="auto" w:fill="auto"/>
           </w:tcPr>
           <w:p>
@@ -3523,8 +3516,7 @@
         </w:tc>
         <w:tc>
           <w:tcPr>
-            <w:tcW w:w="4871" w:type="dxa"/>
-            <w:gridSpan w:val="3"/>
+            <w:tcW w:w="4777" w:type="dxa"/>
             <w:shd w:val="clear" w:color="auto" w:fill="auto"/>
           </w:tcPr>
           <w:p>
@@ -3589,8 +3581,7 @@
       <w:tr>
         <w:tc>
           <w:tcPr>
-            <w:tcW w:w="4372" w:type="dxa"/>
-            <w:gridSpan w:val="3"/>
+            <w:tcW w:w="4240" w:type="dxa"/>
             <w:shd w:val="clear" w:color="auto" w:fill="auto"/>
           </w:tcPr>
           <w:p>
@@ -3620,8 +3611,7 @@
         </w:tc>
         <w:tc>
           <w:tcPr>
-            <w:tcW w:w="4871" w:type="dxa"/>
-            <w:gridSpan w:val="3"/>
+            <w:tcW w:w="4777" w:type="dxa"/>
             <w:shd w:val="clear" w:color="auto" w:fill="auto"/>
           </w:tcPr>
           <w:p>
@@ -3718,8 +3708,7 @@
       <w:tr>
         <w:tc>
           <w:tcPr>
-            <w:tcW w:w="4372" w:type="dxa"/>
-            <w:gridSpan w:val="3"/>
+            <w:tcW w:w="4240" w:type="dxa"/>
             <w:shd w:val="clear" w:color="auto" w:fill="auto"/>
           </w:tcPr>
           <w:p>
@@ -3771,8 +3760,7 @@
         </w:tc>
         <w:tc>
           <w:tcPr>
-            <w:tcW w:w="4871" w:type="dxa"/>
-            <w:gridSpan w:val="3"/>
+            <w:tcW w:w="4777" w:type="dxa"/>
             <w:shd w:val="clear" w:color="auto" w:fill="auto"/>
           </w:tcPr>
           <w:p>
@@ -3846,8 +3834,7 @@
       <w:tr>
         <w:tc>
           <w:tcPr>
-            <w:tcW w:w="4372" w:type="dxa"/>
-            <w:gridSpan w:val="3"/>
+            <w:tcW w:w="4240" w:type="dxa"/>
             <w:shd w:val="clear" w:color="auto" w:fill="auto"/>
           </w:tcPr>
           <w:p>
@@ -3879,8 +3866,7 @@
         </w:tc>
         <w:tc>
           <w:tcPr>
-            <w:tcW w:w="4871" w:type="dxa"/>
-            <w:gridSpan w:val="3"/>
+            <w:tcW w:w="4777" w:type="dxa"/>
             <w:shd w:val="clear" w:color="auto" w:fill="auto"/>
           </w:tcPr>
           <w:p>
@@ -3912,8 +3898,7 @@
       <w:tr>
         <w:tc>
           <w:tcPr>
-            <w:tcW w:w="4372" w:type="dxa"/>
-            <w:gridSpan w:val="3"/>
+            <w:tcW w:w="4240" w:type="dxa"/>
             <w:shd w:val="clear" w:color="auto" w:fill="auto"/>
           </w:tcPr>
           <w:p>
@@ -3945,8 +3930,7 @@
         </w:tc>
         <w:tc>
           <w:tcPr>
-            <w:tcW w:w="4871" w:type="dxa"/>
-            <w:gridSpan w:val="3"/>
+            <w:tcW w:w="4777" w:type="dxa"/>
             <w:shd w:val="clear" w:color="auto" w:fill="auto"/>
           </w:tcPr>
           <w:p>
@@ -3970,7 +3954,7 @@
                 <w:szCs w:val="24"/>
                 <w:lang w:val="en-US"/>
               </w:rPr>
-              <w:t xml:space="preserve">Nur </w:t>
+              <w:t>${</w:t>
             </w:r>
             <w:proofErr w:type="spellStart"/>
             <w:r>
@@ -3980,17 +3964,25 @@
                 <w:szCs w:val="24"/>
                 <w:lang w:val="en-US"/>
               </w:rPr>
-              <w:t>Kurniawati</w:t>
+              <w:t>notulis</w:t>
             </w:r>
             <w:proofErr w:type="spellEnd"/>
+            <w:r>
+              <w:rPr>
+                <w:rFonts w:ascii="Arial" w:hAnsi="Arial" w:cs="Arial"/>
+                <w:sz w:val="24"/>
+                <w:szCs w:val="24"/>
+                <w:lang w:val="en-US"/>
+              </w:rPr>
+              <w:t>}</w:t>
+            </w:r>
           </w:p>
         </w:tc>
       </w:tr>
       <w:tr>
         <w:tc>
           <w:tcPr>
-            <w:tcW w:w="4372" w:type="dxa"/>
-            <w:gridSpan w:val="3"/>
+            <w:tcW w:w="4240" w:type="dxa"/>
             <w:shd w:val="clear" w:color="auto" w:fill="auto"/>
           </w:tcPr>
           <w:p>
@@ -4042,8 +4034,7 @@
         </w:tc>
         <w:tc>
           <w:tcPr>
-            <w:tcW w:w="4871" w:type="dxa"/>
-            <w:gridSpan w:val="3"/>
+            <w:tcW w:w="4777" w:type="dxa"/>
             <w:shd w:val="clear" w:color="auto" w:fill="auto"/>
           </w:tcPr>
           <w:p>
@@ -4060,6 +4051,15 @@
                 <w:lang w:val="en-US"/>
               </w:rPr>
             </w:pPr>
+            <w:r>
+              <w:rPr>
+                <w:rFonts w:ascii="Arial" w:hAnsi="Arial" w:cs="Arial"/>
+                <w:sz w:val="24"/>
+                <w:szCs w:val="24"/>
+                <w:lang w:val="en-US"/>
+              </w:rPr>
+              <w:t>${</w:t>
+            </w:r>
             <w:proofErr w:type="spellStart"/>
             <w:r>
               <w:rPr>
@@ -4068,7 +4068,7 @@
                 <w:szCs w:val="24"/>
                 <w:lang w:val="en-US"/>
               </w:rPr>
-              <w:t>Kepala</w:t>
+              <w:t>peserta</w:t>
             </w:r>
             <w:proofErr w:type="spellEnd"/>
             <w:r>
@@ -4078,107 +4078,16 @@
                 <w:szCs w:val="24"/>
                 <w:lang w:val="en-US"/>
               </w:rPr>
-              <w:t xml:space="preserve">, </w:t>
-            </w:r>
-            <w:proofErr w:type="spellStart"/>
-            <w:r>
-              <w:rPr>
-                <w:rFonts w:ascii="Arial" w:hAnsi="Arial" w:cs="Arial"/>
-                <w:sz w:val="24"/>
-                <w:szCs w:val="24"/>
-                <w:lang w:val="en-US"/>
-              </w:rPr>
-              <w:t>Kasubag</w:t>
-            </w:r>
-            <w:proofErr w:type="spellEnd"/>
-            <w:r>
-              <w:rPr>
-                <w:rFonts w:ascii="Arial" w:hAnsi="Arial" w:cs="Arial"/>
-                <w:sz w:val="24"/>
-                <w:szCs w:val="24"/>
-                <w:lang w:val="en-US"/>
-              </w:rPr>
-              <w:t xml:space="preserve"> </w:t>
-            </w:r>
-            <w:proofErr w:type="spellStart"/>
-            <w:r>
-              <w:rPr>
-                <w:rFonts w:ascii="Arial" w:hAnsi="Arial" w:cs="Arial"/>
-                <w:sz w:val="24"/>
-                <w:szCs w:val="24"/>
-                <w:lang w:val="en-US"/>
-              </w:rPr>
-              <w:t>Umum</w:t>
-            </w:r>
-            <w:proofErr w:type="spellEnd"/>
-            <w:r>
-              <w:rPr>
-                <w:rFonts w:ascii="Arial" w:hAnsi="Arial" w:cs="Arial"/>
-                <w:sz w:val="24"/>
-                <w:szCs w:val="24"/>
-                <w:lang w:val="en-US"/>
-              </w:rPr>
-              <w:t xml:space="preserve"> dan </w:t>
-            </w:r>
-            <w:proofErr w:type="spellStart"/>
-            <w:r>
-              <w:rPr>
-                <w:rFonts w:ascii="Arial" w:hAnsi="Arial" w:cs="Arial"/>
-                <w:sz w:val="24"/>
-                <w:szCs w:val="24"/>
-                <w:lang w:val="en-US"/>
-              </w:rPr>
-              <w:t>Ketua</w:t>
-            </w:r>
-            <w:proofErr w:type="spellEnd"/>
-            <w:r>
-              <w:rPr>
-                <w:rFonts w:ascii="Arial" w:hAnsi="Arial" w:cs="Arial"/>
-                <w:sz w:val="24"/>
-                <w:szCs w:val="24"/>
-                <w:lang w:val="en-US"/>
-              </w:rPr>
-              <w:t xml:space="preserve"> Tim/</w:t>
-            </w:r>
-            <w:proofErr w:type="spellStart"/>
-            <w:r>
-              <w:rPr>
-                <w:rFonts w:ascii="Arial" w:hAnsi="Arial" w:cs="Arial"/>
-                <w:sz w:val="24"/>
-                <w:szCs w:val="24"/>
-                <w:lang w:val="en-US"/>
-              </w:rPr>
-              <w:t>Ketua</w:t>
-            </w:r>
-            <w:proofErr w:type="spellEnd"/>
-            <w:r>
-              <w:rPr>
-                <w:rFonts w:ascii="Arial" w:hAnsi="Arial" w:cs="Arial"/>
-                <w:sz w:val="24"/>
-                <w:szCs w:val="24"/>
-                <w:lang w:val="en-US"/>
-              </w:rPr>
-              <w:t xml:space="preserve"> </w:t>
-            </w:r>
-            <w:proofErr w:type="spellStart"/>
-            <w:r>
-              <w:rPr>
-                <w:rFonts w:ascii="Arial" w:hAnsi="Arial" w:cs="Arial"/>
-                <w:sz w:val="24"/>
-                <w:szCs w:val="24"/>
-                <w:lang w:val="en-US"/>
-              </w:rPr>
-              <w:t>Fungsi</w:t>
-            </w:r>
-            <w:proofErr w:type="spellEnd"/>
+              <w:t>}</w:t>
+            </w:r>
           </w:p>
         </w:tc>
       </w:tr>
       <w:tr>
         <w:tc>
           <w:tcPr>
-            <w:tcW w:w="9243" w:type="dxa"/>
-            <w:gridSpan w:val="6"/>
+            <w:tcW w:w="9017" w:type="dxa"/>
+            <w:gridSpan w:val="2"/>
             <w:shd w:val="clear" w:color="auto" w:fill="00B0F0"/>
           </w:tcPr>
           <w:p>
@@ -4212,2202 +4121,7 @@
       <w:tr>
         <w:tc>
           <w:tcPr>
-            <w:tcW w:w="9243" w:type="dxa"/>
-            <w:gridSpan w:val="6"/>
-            <w:shd w:val="clear" w:color="auto" w:fill="auto"/>
-          </w:tcPr>
-          <w:p>
-            <w:pPr>
-              <w:numPr>
-                <w:ilvl w:val="0"/>
-                <w:numId w:val="44"/>
-              </w:numPr>
-              <w:tabs>
-                <w:tab w:val="left" w:pos="426"/>
-              </w:tabs>
-              <w:suppressAutoHyphens w:val="0"/>
-              <w:spacing w:before="120" w:after="120"/>
-              <w:rPr>
-                <w:rFonts w:ascii="Arial" w:hAnsi="Arial" w:cs="Arial"/>
-                <w:sz w:val="24"/>
-                <w:szCs w:val="24"/>
-                <w:lang w:val="en-US"/>
-              </w:rPr>
-            </w:pPr>
-            <w:proofErr w:type="spellStart"/>
-            <w:r>
-              <w:rPr>
-                <w:rFonts w:ascii="Arial" w:eastAsia="Calibri" w:hAnsi="Arial" w:cs="Arial"/>
-                <w:spacing w:val="1"/>
-                <w:position w:val="1"/>
-                <w:sz w:val="24"/>
-                <w:szCs w:val="24"/>
-              </w:rPr>
-              <w:t>P</w:t>
-            </w:r>
-            <w:r>
-              <w:rPr>
-                <w:rFonts w:ascii="Arial" w:eastAsia="Calibri" w:hAnsi="Arial" w:cs="Arial"/>
-                <w:spacing w:val="-2"/>
-                <w:position w:val="1"/>
-                <w:sz w:val="24"/>
-                <w:szCs w:val="24"/>
-              </w:rPr>
-              <w:t>e</w:t>
-            </w:r>
-            <w:r>
-              <w:rPr>
-                <w:rFonts w:ascii="Arial" w:eastAsia="Calibri" w:hAnsi="Arial" w:cs="Arial"/>
-                <w:spacing w:val="1"/>
-                <w:position w:val="1"/>
-                <w:sz w:val="24"/>
-                <w:szCs w:val="24"/>
-              </w:rPr>
-              <w:t>m</w:t>
-            </w:r>
-            <w:r>
-              <w:rPr>
-                <w:rFonts w:ascii="Arial" w:eastAsia="Calibri" w:hAnsi="Arial" w:cs="Arial"/>
-                <w:spacing w:val="-1"/>
-                <w:position w:val="1"/>
-                <w:sz w:val="24"/>
-                <w:szCs w:val="24"/>
-              </w:rPr>
-              <w:t>bu</w:t>
-            </w:r>
-            <w:r>
-              <w:rPr>
-                <w:rFonts w:ascii="Arial" w:eastAsia="Calibri" w:hAnsi="Arial" w:cs="Arial"/>
-                <w:position w:val="1"/>
-                <w:sz w:val="24"/>
-                <w:szCs w:val="24"/>
-              </w:rPr>
-              <w:t>kaan</w:t>
-            </w:r>
-            <w:proofErr w:type="spellEnd"/>
-            <w:r>
-              <w:rPr>
-                <w:rFonts w:ascii="Arial" w:eastAsia="Calibri" w:hAnsi="Arial" w:cs="Arial"/>
-                <w:spacing w:val="-2"/>
-                <w:position w:val="1"/>
-                <w:sz w:val="24"/>
-                <w:szCs w:val="24"/>
-              </w:rPr>
-              <w:t xml:space="preserve"> </w:t>
-            </w:r>
-            <w:r>
-              <w:rPr>
-                <w:rFonts w:ascii="Arial" w:eastAsia="Calibri" w:hAnsi="Arial" w:cs="Arial"/>
-                <w:spacing w:val="1"/>
-                <w:position w:val="1"/>
-                <w:sz w:val="24"/>
-                <w:szCs w:val="24"/>
-              </w:rPr>
-              <w:t>o</w:t>
-            </w:r>
-            <w:r>
-              <w:rPr>
-                <w:rFonts w:ascii="Arial" w:eastAsia="Calibri" w:hAnsi="Arial" w:cs="Arial"/>
-                <w:position w:val="1"/>
-                <w:sz w:val="24"/>
-                <w:szCs w:val="24"/>
-              </w:rPr>
-              <w:t>l</w:t>
-            </w:r>
-            <w:r>
-              <w:rPr>
-                <w:rFonts w:ascii="Arial" w:eastAsia="Calibri" w:hAnsi="Arial" w:cs="Arial"/>
-                <w:spacing w:val="1"/>
-                <w:position w:val="1"/>
-                <w:sz w:val="24"/>
-                <w:szCs w:val="24"/>
-              </w:rPr>
-              <w:t>e</w:t>
-            </w:r>
-            <w:r>
-              <w:rPr>
-                <w:rFonts w:ascii="Arial" w:eastAsia="Calibri" w:hAnsi="Arial" w:cs="Arial"/>
-                <w:position w:val="1"/>
-                <w:sz w:val="24"/>
-                <w:szCs w:val="24"/>
-              </w:rPr>
-              <w:t>h</w:t>
-            </w:r>
-            <w:r>
-              <w:rPr>
-                <w:rFonts w:ascii="Arial" w:eastAsia="Calibri" w:hAnsi="Arial" w:cs="Arial"/>
-                <w:spacing w:val="-1"/>
-                <w:position w:val="1"/>
-                <w:sz w:val="24"/>
-                <w:szCs w:val="24"/>
-              </w:rPr>
-              <w:t xml:space="preserve"> </w:t>
-            </w:r>
-            <w:proofErr w:type="spellStart"/>
-            <w:r>
-              <w:rPr>
-                <w:rFonts w:ascii="Arial" w:eastAsia="Calibri" w:hAnsi="Arial" w:cs="Arial"/>
-                <w:position w:val="1"/>
-                <w:sz w:val="24"/>
-                <w:szCs w:val="24"/>
-              </w:rPr>
-              <w:t>p</w:t>
-            </w:r>
-            <w:r>
-              <w:rPr>
-                <w:rFonts w:ascii="Arial" w:eastAsia="Calibri" w:hAnsi="Arial" w:cs="Arial"/>
-                <w:spacing w:val="-3"/>
-                <w:position w:val="1"/>
-                <w:sz w:val="24"/>
-                <w:szCs w:val="24"/>
-              </w:rPr>
-              <w:t>i</w:t>
-            </w:r>
-            <w:r>
-              <w:rPr>
-                <w:rFonts w:ascii="Arial" w:eastAsia="Calibri" w:hAnsi="Arial" w:cs="Arial"/>
-                <w:spacing w:val="1"/>
-                <w:position w:val="1"/>
-                <w:sz w:val="24"/>
-                <w:szCs w:val="24"/>
-              </w:rPr>
-              <w:t>m</w:t>
-            </w:r>
-            <w:r>
-              <w:rPr>
-                <w:rFonts w:ascii="Arial" w:eastAsia="Calibri" w:hAnsi="Arial" w:cs="Arial"/>
-                <w:spacing w:val="-1"/>
-                <w:position w:val="1"/>
-                <w:sz w:val="24"/>
-                <w:szCs w:val="24"/>
-              </w:rPr>
-              <w:t>p</w:t>
-            </w:r>
-            <w:r>
-              <w:rPr>
-                <w:rFonts w:ascii="Arial" w:eastAsia="Calibri" w:hAnsi="Arial" w:cs="Arial"/>
-                <w:position w:val="1"/>
-                <w:sz w:val="24"/>
-                <w:szCs w:val="24"/>
-              </w:rPr>
-              <w:t>i</w:t>
-            </w:r>
-            <w:r>
-              <w:rPr>
-                <w:rFonts w:ascii="Arial" w:eastAsia="Calibri" w:hAnsi="Arial" w:cs="Arial"/>
-                <w:spacing w:val="-1"/>
-                <w:position w:val="1"/>
-                <w:sz w:val="24"/>
-                <w:szCs w:val="24"/>
-              </w:rPr>
-              <w:t>n</w:t>
-            </w:r>
-            <w:r>
-              <w:rPr>
-                <w:rFonts w:ascii="Arial" w:eastAsia="Calibri" w:hAnsi="Arial" w:cs="Arial"/>
-                <w:position w:val="1"/>
-                <w:sz w:val="24"/>
-                <w:szCs w:val="24"/>
-              </w:rPr>
-              <w:t>an</w:t>
-            </w:r>
-            <w:proofErr w:type="spellEnd"/>
-            <w:r>
-              <w:rPr>
-                <w:rFonts w:ascii="Arial" w:eastAsia="Calibri" w:hAnsi="Arial" w:cs="Arial"/>
-                <w:spacing w:val="-3"/>
-                <w:position w:val="1"/>
-                <w:sz w:val="24"/>
-                <w:szCs w:val="24"/>
-              </w:rPr>
-              <w:t xml:space="preserve"> </w:t>
-            </w:r>
-            <w:proofErr w:type="spellStart"/>
-            <w:r>
-              <w:rPr>
-                <w:rFonts w:ascii="Arial" w:eastAsia="Calibri" w:hAnsi="Arial" w:cs="Arial"/>
-                <w:position w:val="1"/>
-                <w:sz w:val="24"/>
-                <w:szCs w:val="24"/>
-              </w:rPr>
-              <w:t>ra</w:t>
-            </w:r>
-            <w:r>
-              <w:rPr>
-                <w:rFonts w:ascii="Arial" w:eastAsia="Calibri" w:hAnsi="Arial" w:cs="Arial"/>
-                <w:spacing w:val="-1"/>
-                <w:position w:val="1"/>
-                <w:sz w:val="24"/>
-                <w:szCs w:val="24"/>
-              </w:rPr>
-              <w:t>p</w:t>
-            </w:r>
-            <w:r>
-              <w:rPr>
-                <w:rFonts w:ascii="Arial" w:eastAsia="Calibri" w:hAnsi="Arial" w:cs="Arial"/>
-                <w:position w:val="1"/>
-                <w:sz w:val="24"/>
-                <w:szCs w:val="24"/>
-              </w:rPr>
-              <w:t>a</w:t>
-            </w:r>
-            <w:r>
-              <w:rPr>
-                <w:rFonts w:ascii="Arial" w:eastAsia="Calibri" w:hAnsi="Arial" w:cs="Arial"/>
-                <w:spacing w:val="1"/>
-                <w:position w:val="1"/>
-                <w:sz w:val="24"/>
-                <w:szCs w:val="24"/>
-              </w:rPr>
-              <w:t>t</w:t>
-            </w:r>
-            <w:proofErr w:type="spellEnd"/>
-            <w:r>
-              <w:rPr>
-                <w:rFonts w:ascii="Arial" w:eastAsia="Calibri" w:hAnsi="Arial" w:cs="Arial"/>
-                <w:position w:val="1"/>
-                <w:sz w:val="24"/>
-                <w:szCs w:val="24"/>
-              </w:rPr>
-              <w:t>,</w:t>
-            </w:r>
-            <w:r>
-              <w:rPr>
-                <w:rFonts w:ascii="Arial" w:eastAsia="Calibri" w:hAnsi="Arial" w:cs="Arial"/>
-                <w:spacing w:val="1"/>
-                <w:position w:val="1"/>
-                <w:sz w:val="24"/>
-                <w:szCs w:val="24"/>
-              </w:rPr>
-              <w:t xml:space="preserve"> </w:t>
-            </w:r>
-            <w:r>
-              <w:rPr>
-                <w:rFonts w:ascii="Arial" w:eastAsia="Calibri" w:hAnsi="Arial" w:cs="Arial"/>
-                <w:spacing w:val="-2"/>
-                <w:position w:val="1"/>
-                <w:sz w:val="24"/>
-                <w:szCs w:val="24"/>
-              </w:rPr>
-              <w:t>K</w:t>
-            </w:r>
-            <w:r>
-              <w:rPr>
-                <w:rFonts w:ascii="Arial" w:eastAsia="Calibri" w:hAnsi="Arial" w:cs="Arial"/>
-                <w:position w:val="1"/>
-                <w:sz w:val="24"/>
-                <w:szCs w:val="24"/>
-              </w:rPr>
-              <w:t>epa</w:t>
-            </w:r>
-            <w:r>
-              <w:rPr>
-                <w:rFonts w:ascii="Arial" w:eastAsia="Calibri" w:hAnsi="Arial" w:cs="Arial"/>
-                <w:spacing w:val="-1"/>
-                <w:position w:val="1"/>
-                <w:sz w:val="24"/>
-                <w:szCs w:val="24"/>
-              </w:rPr>
-              <w:t>l</w:t>
-            </w:r>
-            <w:r>
-              <w:rPr>
-                <w:rFonts w:ascii="Arial" w:eastAsia="Calibri" w:hAnsi="Arial" w:cs="Arial"/>
-                <w:position w:val="1"/>
-                <w:sz w:val="24"/>
-                <w:szCs w:val="24"/>
-              </w:rPr>
-              <w:t xml:space="preserve">a </w:t>
-            </w:r>
-            <w:r>
-              <w:rPr>
-                <w:rFonts w:ascii="Arial" w:eastAsia="Calibri" w:hAnsi="Arial" w:cs="Arial"/>
-                <w:spacing w:val="-2"/>
-                <w:position w:val="1"/>
-                <w:sz w:val="24"/>
-                <w:szCs w:val="24"/>
-              </w:rPr>
-              <w:t>B</w:t>
-            </w:r>
-            <w:r>
-              <w:rPr>
-                <w:rFonts w:ascii="Arial" w:eastAsia="Calibri" w:hAnsi="Arial" w:cs="Arial"/>
-                <w:spacing w:val="1"/>
-                <w:position w:val="1"/>
-                <w:sz w:val="24"/>
-                <w:szCs w:val="24"/>
-              </w:rPr>
-              <w:t>P</w:t>
-            </w:r>
-            <w:r>
-              <w:rPr>
-                <w:rFonts w:ascii="Arial" w:eastAsia="Calibri" w:hAnsi="Arial" w:cs="Arial"/>
-                <w:position w:val="1"/>
-                <w:sz w:val="24"/>
-                <w:szCs w:val="24"/>
-              </w:rPr>
-              <w:t xml:space="preserve">S </w:t>
-            </w:r>
-            <w:proofErr w:type="spellStart"/>
-            <w:r>
-              <w:rPr>
-                <w:rFonts w:ascii="Arial" w:eastAsia="Calibri" w:hAnsi="Arial" w:cs="Arial"/>
-                <w:position w:val="1"/>
-                <w:sz w:val="24"/>
-                <w:szCs w:val="24"/>
-              </w:rPr>
-              <w:t>Kab</w:t>
-            </w:r>
-            <w:r>
-              <w:rPr>
-                <w:rFonts w:ascii="Arial" w:eastAsia="Calibri" w:hAnsi="Arial" w:cs="Arial"/>
-                <w:spacing w:val="-1"/>
-                <w:position w:val="1"/>
-                <w:sz w:val="24"/>
-                <w:szCs w:val="24"/>
-              </w:rPr>
-              <w:t>up</w:t>
-            </w:r>
-            <w:r>
-              <w:rPr>
-                <w:rFonts w:ascii="Arial" w:eastAsia="Calibri" w:hAnsi="Arial" w:cs="Arial"/>
-                <w:position w:val="1"/>
-                <w:sz w:val="24"/>
-                <w:szCs w:val="24"/>
-              </w:rPr>
-              <w:t>a</w:t>
-            </w:r>
-            <w:r>
-              <w:rPr>
-                <w:rFonts w:ascii="Arial" w:eastAsia="Calibri" w:hAnsi="Arial" w:cs="Arial"/>
-                <w:spacing w:val="-2"/>
-                <w:position w:val="1"/>
-                <w:sz w:val="24"/>
-                <w:szCs w:val="24"/>
-              </w:rPr>
-              <w:t>t</w:t>
-            </w:r>
-            <w:r>
-              <w:rPr>
-                <w:rFonts w:ascii="Arial" w:eastAsia="Calibri" w:hAnsi="Arial" w:cs="Arial"/>
-                <w:position w:val="1"/>
-                <w:sz w:val="24"/>
-                <w:szCs w:val="24"/>
-              </w:rPr>
-              <w:t>en</w:t>
-            </w:r>
-            <w:proofErr w:type="spellEnd"/>
-            <w:r>
-              <w:rPr>
-                <w:rFonts w:ascii="Arial" w:eastAsia="Calibri" w:hAnsi="Arial" w:cs="Arial"/>
-                <w:position w:val="1"/>
-                <w:sz w:val="24"/>
-                <w:szCs w:val="24"/>
-              </w:rPr>
-              <w:t xml:space="preserve"> </w:t>
-            </w:r>
-            <w:proofErr w:type="spellStart"/>
-            <w:r>
-              <w:rPr>
-                <w:rFonts w:ascii="Arial" w:eastAsia="Calibri" w:hAnsi="Arial" w:cs="Arial"/>
-                <w:position w:val="1"/>
-                <w:sz w:val="24"/>
-                <w:szCs w:val="24"/>
-              </w:rPr>
-              <w:t>Demak</w:t>
-            </w:r>
-            <w:proofErr w:type="spellEnd"/>
-            <w:r>
-              <w:rPr>
-                <w:rFonts w:ascii="Arial" w:eastAsia="Calibri" w:hAnsi="Arial" w:cs="Arial"/>
-                <w:position w:val="1"/>
-                <w:sz w:val="24"/>
-                <w:szCs w:val="24"/>
-              </w:rPr>
-              <w:t xml:space="preserve"> Bapak</w:t>
-            </w:r>
-            <w:r>
-              <w:rPr>
-                <w:rFonts w:ascii="Arial" w:eastAsia="Calibri" w:hAnsi="Arial" w:cs="Arial"/>
-                <w:spacing w:val="-1"/>
-                <w:position w:val="1"/>
-                <w:sz w:val="24"/>
-                <w:szCs w:val="24"/>
-              </w:rPr>
-              <w:t xml:space="preserve"> </w:t>
-            </w:r>
-            <w:r>
-              <w:rPr>
-                <w:rFonts w:ascii="Arial" w:eastAsia="Calibri" w:hAnsi="Arial" w:cs="Arial"/>
-                <w:spacing w:val="-2"/>
-                <w:position w:val="1"/>
-                <w:sz w:val="24"/>
-                <w:szCs w:val="24"/>
-              </w:rPr>
-              <w:t xml:space="preserve">Henri </w:t>
-            </w:r>
-            <w:proofErr w:type="spellStart"/>
-            <w:r>
-              <w:rPr>
-                <w:rFonts w:ascii="Arial" w:eastAsia="Calibri" w:hAnsi="Arial" w:cs="Arial"/>
-                <w:spacing w:val="-2"/>
-                <w:position w:val="1"/>
-                <w:sz w:val="24"/>
-                <w:szCs w:val="24"/>
-              </w:rPr>
-              <w:t>Wagiyanto</w:t>
-            </w:r>
-            <w:proofErr w:type="spellEnd"/>
-          </w:p>
-        </w:tc>
-      </w:tr>
-      <w:tr>
-        <w:tc>
-          <w:tcPr>
-            <w:tcW w:w="9243" w:type="dxa"/>
-            <w:gridSpan w:val="6"/>
-            <w:shd w:val="clear" w:color="auto" w:fill="auto"/>
-          </w:tcPr>
-          <w:p>
-            <w:pPr>
-              <w:numPr>
-                <w:ilvl w:val="0"/>
-                <w:numId w:val="44"/>
-              </w:numPr>
-              <w:tabs>
-                <w:tab w:val="left" w:pos="426"/>
-              </w:tabs>
-              <w:suppressAutoHyphens w:val="0"/>
-              <w:spacing w:before="120" w:after="120"/>
-              <w:rPr>
-                <w:rFonts w:ascii="Arial" w:eastAsia="Calibri" w:hAnsi="Arial" w:cs="Arial"/>
-                <w:spacing w:val="1"/>
-                <w:position w:val="1"/>
-                <w:sz w:val="24"/>
-                <w:szCs w:val="24"/>
-              </w:rPr>
-            </w:pPr>
-            <w:proofErr w:type="spellStart"/>
-            <w:r>
-              <w:rPr>
-                <w:rFonts w:ascii="Arial" w:eastAsia="Calibri" w:hAnsi="Arial" w:cs="Arial"/>
-                <w:spacing w:val="1"/>
-                <w:position w:val="1"/>
-                <w:sz w:val="24"/>
-                <w:szCs w:val="24"/>
-              </w:rPr>
-              <w:t>Sesuai</w:t>
-            </w:r>
-            <w:proofErr w:type="spellEnd"/>
-            <w:r>
-              <w:rPr>
-                <w:rFonts w:ascii="Arial" w:eastAsia="Calibri" w:hAnsi="Arial" w:cs="Arial"/>
-                <w:spacing w:val="1"/>
-                <w:position w:val="1"/>
-                <w:sz w:val="24"/>
-                <w:szCs w:val="24"/>
-              </w:rPr>
-              <w:t xml:space="preserve"> </w:t>
-            </w:r>
-            <w:proofErr w:type="spellStart"/>
-            <w:r>
-              <w:rPr>
-                <w:rFonts w:ascii="Arial" w:eastAsia="Calibri" w:hAnsi="Arial" w:cs="Arial"/>
-                <w:spacing w:val="1"/>
-                <w:position w:val="1"/>
-                <w:sz w:val="24"/>
-                <w:szCs w:val="24"/>
-              </w:rPr>
-              <w:t>dengan</w:t>
-            </w:r>
-            <w:proofErr w:type="spellEnd"/>
-            <w:r>
-              <w:rPr>
-                <w:rFonts w:ascii="Arial" w:eastAsia="Calibri" w:hAnsi="Arial" w:cs="Arial"/>
-                <w:spacing w:val="1"/>
-                <w:position w:val="1"/>
-                <w:sz w:val="24"/>
-                <w:szCs w:val="24"/>
-              </w:rPr>
-              <w:t xml:space="preserve"> </w:t>
-            </w:r>
-            <w:proofErr w:type="spellStart"/>
-            <w:r>
-              <w:rPr>
-                <w:rFonts w:ascii="Arial" w:eastAsia="Calibri" w:hAnsi="Arial" w:cs="Arial"/>
-                <w:spacing w:val="1"/>
-                <w:position w:val="1"/>
-                <w:sz w:val="24"/>
-                <w:szCs w:val="24"/>
-              </w:rPr>
-              <w:t>rencana</w:t>
-            </w:r>
-            <w:proofErr w:type="spellEnd"/>
-            <w:r>
-              <w:rPr>
-                <w:rFonts w:ascii="Arial" w:eastAsia="Calibri" w:hAnsi="Arial" w:cs="Arial"/>
-                <w:spacing w:val="1"/>
-                <w:position w:val="1"/>
-                <w:sz w:val="24"/>
-                <w:szCs w:val="24"/>
-              </w:rPr>
-              <w:t xml:space="preserve"> </w:t>
-            </w:r>
-            <w:proofErr w:type="spellStart"/>
-            <w:r>
-              <w:rPr>
-                <w:rFonts w:ascii="Arial" w:eastAsia="Calibri" w:hAnsi="Arial" w:cs="Arial"/>
-                <w:sz w:val="24"/>
-                <w:szCs w:val="24"/>
-              </w:rPr>
-              <w:t>renca</w:t>
-            </w:r>
-            <w:r>
-              <w:rPr>
-                <w:rFonts w:ascii="Arial" w:eastAsia="Calibri" w:hAnsi="Arial" w:cs="Arial"/>
-                <w:spacing w:val="-1"/>
-                <w:sz w:val="24"/>
-                <w:szCs w:val="24"/>
-              </w:rPr>
-              <w:t>n</w:t>
-            </w:r>
-            <w:r>
-              <w:rPr>
-                <w:rFonts w:ascii="Arial" w:eastAsia="Calibri" w:hAnsi="Arial" w:cs="Arial"/>
-                <w:sz w:val="24"/>
-                <w:szCs w:val="24"/>
-              </w:rPr>
-              <w:t>a</w:t>
-            </w:r>
-            <w:proofErr w:type="spellEnd"/>
-            <w:r>
-              <w:rPr>
-                <w:rFonts w:ascii="Arial" w:eastAsia="Calibri" w:hAnsi="Arial" w:cs="Arial"/>
-                <w:spacing w:val="18"/>
-                <w:sz w:val="24"/>
-                <w:szCs w:val="24"/>
-              </w:rPr>
-              <w:t xml:space="preserve"> </w:t>
-            </w:r>
-            <w:proofErr w:type="spellStart"/>
-            <w:r>
-              <w:rPr>
-                <w:rFonts w:ascii="Arial" w:eastAsia="Calibri" w:hAnsi="Arial" w:cs="Arial"/>
-                <w:sz w:val="24"/>
-                <w:szCs w:val="24"/>
-              </w:rPr>
-              <w:t>R</w:t>
-            </w:r>
-            <w:r>
-              <w:rPr>
-                <w:rFonts w:ascii="Arial" w:eastAsia="Calibri" w:hAnsi="Arial" w:cs="Arial"/>
-                <w:spacing w:val="-1"/>
-                <w:sz w:val="24"/>
-                <w:szCs w:val="24"/>
-              </w:rPr>
-              <w:t>o</w:t>
-            </w:r>
-            <w:r>
-              <w:rPr>
-                <w:rFonts w:ascii="Arial" w:eastAsia="Calibri" w:hAnsi="Arial" w:cs="Arial"/>
-                <w:sz w:val="24"/>
-                <w:szCs w:val="24"/>
-              </w:rPr>
-              <w:t>tasi</w:t>
-            </w:r>
-            <w:proofErr w:type="spellEnd"/>
-            <w:r>
-              <w:rPr>
-                <w:rFonts w:ascii="Arial" w:eastAsia="Calibri" w:hAnsi="Arial" w:cs="Arial"/>
-                <w:spacing w:val="20"/>
-                <w:sz w:val="24"/>
-                <w:szCs w:val="24"/>
-              </w:rPr>
-              <w:t xml:space="preserve"> </w:t>
-            </w:r>
-            <w:proofErr w:type="spellStart"/>
-            <w:r>
-              <w:rPr>
-                <w:rFonts w:ascii="Arial" w:eastAsia="Calibri" w:hAnsi="Arial" w:cs="Arial"/>
-                <w:sz w:val="24"/>
-                <w:szCs w:val="24"/>
-              </w:rPr>
-              <w:t>Ketua</w:t>
-            </w:r>
-            <w:proofErr w:type="spellEnd"/>
-            <w:r>
-              <w:rPr>
-                <w:rFonts w:ascii="Arial" w:eastAsia="Calibri" w:hAnsi="Arial" w:cs="Arial"/>
-                <w:sz w:val="24"/>
-                <w:szCs w:val="24"/>
-              </w:rPr>
-              <w:t xml:space="preserve"> Tim</w:t>
-            </w:r>
-            <w:r>
-              <w:rPr>
-                <w:rFonts w:ascii="Arial" w:eastAsia="Calibri" w:hAnsi="Arial" w:cs="Arial"/>
-                <w:spacing w:val="18"/>
-                <w:sz w:val="24"/>
-                <w:szCs w:val="24"/>
-              </w:rPr>
-              <w:t xml:space="preserve"> </w:t>
-            </w:r>
-            <w:proofErr w:type="spellStart"/>
-            <w:r>
-              <w:rPr>
-                <w:rFonts w:ascii="Arial" w:eastAsia="Calibri" w:hAnsi="Arial" w:cs="Arial"/>
-                <w:sz w:val="24"/>
-                <w:szCs w:val="24"/>
-              </w:rPr>
-              <w:t>tah</w:t>
-            </w:r>
-            <w:r>
-              <w:rPr>
-                <w:rFonts w:ascii="Arial" w:eastAsia="Calibri" w:hAnsi="Arial" w:cs="Arial"/>
-                <w:spacing w:val="-1"/>
-                <w:sz w:val="24"/>
-                <w:szCs w:val="24"/>
-              </w:rPr>
-              <w:t>u</w:t>
-            </w:r>
-            <w:r>
-              <w:rPr>
-                <w:rFonts w:ascii="Arial" w:eastAsia="Calibri" w:hAnsi="Arial" w:cs="Arial"/>
-                <w:sz w:val="24"/>
-                <w:szCs w:val="24"/>
-              </w:rPr>
-              <w:t>n</w:t>
-            </w:r>
-            <w:proofErr w:type="spellEnd"/>
-            <w:r>
-              <w:rPr>
-                <w:rFonts w:ascii="Arial" w:eastAsia="Calibri" w:hAnsi="Arial" w:cs="Arial"/>
-                <w:spacing w:val="19"/>
-                <w:sz w:val="24"/>
-                <w:szCs w:val="24"/>
-              </w:rPr>
-              <w:t xml:space="preserve"> </w:t>
-            </w:r>
-            <w:r>
-              <w:rPr>
-                <w:rFonts w:ascii="Arial" w:eastAsia="Calibri" w:hAnsi="Arial" w:cs="Arial"/>
-                <w:spacing w:val="-2"/>
-                <w:sz w:val="24"/>
-                <w:szCs w:val="24"/>
-              </w:rPr>
-              <w:t>2</w:t>
-            </w:r>
-            <w:r>
-              <w:rPr>
-                <w:rFonts w:ascii="Arial" w:eastAsia="Calibri" w:hAnsi="Arial" w:cs="Arial"/>
-                <w:spacing w:val="1"/>
-                <w:sz w:val="24"/>
-                <w:szCs w:val="24"/>
-              </w:rPr>
-              <w:t>0</w:t>
-            </w:r>
-            <w:r>
-              <w:rPr>
-                <w:rFonts w:ascii="Arial" w:eastAsia="Calibri" w:hAnsi="Arial" w:cs="Arial"/>
-                <w:spacing w:val="-2"/>
-                <w:sz w:val="24"/>
-                <w:szCs w:val="24"/>
-              </w:rPr>
-              <w:t>2</w:t>
-            </w:r>
-            <w:r>
-              <w:rPr>
-                <w:rFonts w:ascii="Arial" w:eastAsia="Calibri" w:hAnsi="Arial" w:cs="Arial"/>
-                <w:sz w:val="24"/>
-                <w:szCs w:val="24"/>
-              </w:rPr>
-              <w:t>3</w:t>
-            </w:r>
-            <w:r>
-              <w:rPr>
-                <w:rFonts w:ascii="Arial" w:eastAsia="Calibri" w:hAnsi="Arial" w:cs="Arial"/>
-                <w:spacing w:val="19"/>
-                <w:sz w:val="24"/>
-                <w:szCs w:val="24"/>
-              </w:rPr>
-              <w:t xml:space="preserve"> </w:t>
-            </w:r>
-            <w:r>
-              <w:rPr>
-                <w:rFonts w:ascii="Arial" w:eastAsia="Calibri" w:hAnsi="Arial" w:cs="Arial"/>
-                <w:spacing w:val="1"/>
-                <w:sz w:val="24"/>
-                <w:szCs w:val="24"/>
-              </w:rPr>
-              <w:t>y</w:t>
-            </w:r>
-            <w:r>
-              <w:rPr>
-                <w:rFonts w:ascii="Arial" w:eastAsia="Calibri" w:hAnsi="Arial" w:cs="Arial"/>
-                <w:sz w:val="24"/>
-                <w:szCs w:val="24"/>
-              </w:rPr>
-              <w:t>a</w:t>
-            </w:r>
-            <w:r>
-              <w:rPr>
-                <w:rFonts w:ascii="Arial" w:eastAsia="Calibri" w:hAnsi="Arial" w:cs="Arial"/>
-                <w:spacing w:val="-1"/>
-                <w:sz w:val="24"/>
-                <w:szCs w:val="24"/>
-              </w:rPr>
-              <w:t>n</w:t>
-            </w:r>
-            <w:r>
-              <w:rPr>
-                <w:rFonts w:ascii="Arial" w:eastAsia="Calibri" w:hAnsi="Arial" w:cs="Arial"/>
-                <w:sz w:val="24"/>
-                <w:szCs w:val="24"/>
-              </w:rPr>
-              <w:t>g</w:t>
-            </w:r>
-            <w:r>
-              <w:rPr>
-                <w:rFonts w:ascii="Arial" w:eastAsia="Calibri" w:hAnsi="Arial" w:cs="Arial"/>
-                <w:spacing w:val="16"/>
-                <w:sz w:val="24"/>
-                <w:szCs w:val="24"/>
-              </w:rPr>
-              <w:t xml:space="preserve"> </w:t>
-            </w:r>
-            <w:proofErr w:type="spellStart"/>
-            <w:r>
-              <w:rPr>
-                <w:rFonts w:ascii="Arial" w:eastAsia="Calibri" w:hAnsi="Arial" w:cs="Arial"/>
-                <w:spacing w:val="-1"/>
-                <w:sz w:val="24"/>
-                <w:szCs w:val="24"/>
-              </w:rPr>
-              <w:t>h</w:t>
-            </w:r>
-            <w:r>
-              <w:rPr>
-                <w:rFonts w:ascii="Arial" w:eastAsia="Calibri" w:hAnsi="Arial" w:cs="Arial"/>
-                <w:sz w:val="24"/>
-                <w:szCs w:val="24"/>
-              </w:rPr>
-              <w:t>ar</w:t>
-            </w:r>
-            <w:r>
-              <w:rPr>
-                <w:rFonts w:ascii="Arial" w:eastAsia="Calibri" w:hAnsi="Arial" w:cs="Arial"/>
-                <w:spacing w:val="-1"/>
-                <w:sz w:val="24"/>
-                <w:szCs w:val="24"/>
-              </w:rPr>
-              <w:t>u</w:t>
-            </w:r>
-            <w:r>
-              <w:rPr>
-                <w:rFonts w:ascii="Arial" w:eastAsia="Calibri" w:hAnsi="Arial" w:cs="Arial"/>
-                <w:sz w:val="24"/>
-                <w:szCs w:val="24"/>
-              </w:rPr>
-              <w:t>s</w:t>
-            </w:r>
-            <w:proofErr w:type="spellEnd"/>
-            <w:r>
-              <w:rPr>
-                <w:rFonts w:ascii="Arial" w:eastAsia="Calibri" w:hAnsi="Arial" w:cs="Arial"/>
-                <w:spacing w:val="21"/>
-                <w:sz w:val="24"/>
-                <w:szCs w:val="24"/>
-              </w:rPr>
-              <w:t xml:space="preserve"> </w:t>
-            </w:r>
-            <w:proofErr w:type="spellStart"/>
-            <w:r>
-              <w:rPr>
-                <w:rFonts w:ascii="Arial" w:eastAsia="Calibri" w:hAnsi="Arial" w:cs="Arial"/>
-                <w:sz w:val="24"/>
-                <w:szCs w:val="24"/>
-              </w:rPr>
-              <w:t>segera</w:t>
-            </w:r>
-            <w:proofErr w:type="spellEnd"/>
-            <w:r>
-              <w:rPr>
-                <w:rFonts w:ascii="Arial" w:eastAsia="Calibri" w:hAnsi="Arial" w:cs="Arial"/>
-                <w:spacing w:val="20"/>
-                <w:sz w:val="24"/>
-                <w:szCs w:val="24"/>
-              </w:rPr>
-              <w:t xml:space="preserve"> </w:t>
-            </w:r>
-            <w:proofErr w:type="spellStart"/>
-            <w:r>
-              <w:rPr>
-                <w:rFonts w:ascii="Arial" w:eastAsia="Calibri" w:hAnsi="Arial" w:cs="Arial"/>
-                <w:spacing w:val="-1"/>
-                <w:sz w:val="24"/>
-                <w:szCs w:val="24"/>
-              </w:rPr>
-              <w:t>d</w:t>
-            </w:r>
-            <w:r>
-              <w:rPr>
-                <w:rFonts w:ascii="Arial" w:eastAsia="Calibri" w:hAnsi="Arial" w:cs="Arial"/>
-                <w:sz w:val="24"/>
-                <w:szCs w:val="24"/>
-              </w:rPr>
-              <w:t>il</w:t>
-            </w:r>
-            <w:r>
-              <w:rPr>
-                <w:rFonts w:ascii="Arial" w:eastAsia="Calibri" w:hAnsi="Arial" w:cs="Arial"/>
-                <w:spacing w:val="-3"/>
-                <w:sz w:val="24"/>
-                <w:szCs w:val="24"/>
-              </w:rPr>
-              <w:t>a</w:t>
-            </w:r>
-            <w:r>
-              <w:rPr>
-                <w:rFonts w:ascii="Arial" w:eastAsia="Calibri" w:hAnsi="Arial" w:cs="Arial"/>
-                <w:sz w:val="24"/>
-                <w:szCs w:val="24"/>
-              </w:rPr>
-              <w:t>kukan</w:t>
-            </w:r>
-            <w:proofErr w:type="spellEnd"/>
-            <w:r>
-              <w:rPr>
-                <w:rFonts w:ascii="Arial" w:eastAsia="Calibri" w:hAnsi="Arial" w:cs="Arial"/>
-                <w:spacing w:val="19"/>
-                <w:sz w:val="24"/>
-                <w:szCs w:val="24"/>
-              </w:rPr>
-              <w:t xml:space="preserve"> </w:t>
-            </w:r>
-            <w:proofErr w:type="spellStart"/>
-            <w:r>
-              <w:rPr>
-                <w:rFonts w:ascii="Arial" w:eastAsia="Calibri" w:hAnsi="Arial" w:cs="Arial"/>
-                <w:spacing w:val="-1"/>
-                <w:sz w:val="24"/>
-                <w:szCs w:val="24"/>
-              </w:rPr>
-              <w:t>d</w:t>
-            </w:r>
-            <w:r>
-              <w:rPr>
-                <w:rFonts w:ascii="Arial" w:eastAsia="Calibri" w:hAnsi="Arial" w:cs="Arial"/>
-                <w:spacing w:val="-2"/>
-                <w:sz w:val="24"/>
-                <w:szCs w:val="24"/>
-              </w:rPr>
-              <w:t>e</w:t>
-            </w:r>
-            <w:r>
-              <w:rPr>
-                <w:rFonts w:ascii="Arial" w:eastAsia="Calibri" w:hAnsi="Arial" w:cs="Arial"/>
-                <w:spacing w:val="-1"/>
-                <w:sz w:val="24"/>
-                <w:szCs w:val="24"/>
-              </w:rPr>
-              <w:t>ng</w:t>
-            </w:r>
-            <w:r>
-              <w:rPr>
-                <w:rFonts w:ascii="Arial" w:eastAsia="Calibri" w:hAnsi="Arial" w:cs="Arial"/>
-                <w:sz w:val="24"/>
-                <w:szCs w:val="24"/>
-              </w:rPr>
-              <w:t>an</w:t>
-            </w:r>
-            <w:proofErr w:type="spellEnd"/>
-            <w:r>
-              <w:rPr>
-                <w:rFonts w:ascii="Arial" w:eastAsia="Calibri" w:hAnsi="Arial" w:cs="Arial"/>
-                <w:spacing w:val="19"/>
-                <w:sz w:val="24"/>
-                <w:szCs w:val="24"/>
-              </w:rPr>
-              <w:t xml:space="preserve"> </w:t>
-            </w:r>
-            <w:proofErr w:type="spellStart"/>
-            <w:r>
-              <w:rPr>
-                <w:rFonts w:ascii="Arial" w:eastAsia="Calibri" w:hAnsi="Arial" w:cs="Arial"/>
-                <w:sz w:val="24"/>
-                <w:szCs w:val="24"/>
-              </w:rPr>
-              <w:t>a</w:t>
-            </w:r>
-            <w:r>
-              <w:rPr>
-                <w:rFonts w:ascii="Arial" w:eastAsia="Calibri" w:hAnsi="Arial" w:cs="Arial"/>
-                <w:spacing w:val="-1"/>
-                <w:sz w:val="24"/>
-                <w:szCs w:val="24"/>
-              </w:rPr>
-              <w:t>d</w:t>
-            </w:r>
-            <w:r>
-              <w:rPr>
-                <w:rFonts w:ascii="Arial" w:eastAsia="Calibri" w:hAnsi="Arial" w:cs="Arial"/>
-                <w:sz w:val="24"/>
-                <w:szCs w:val="24"/>
-              </w:rPr>
-              <w:t>a</w:t>
-            </w:r>
-            <w:r>
-              <w:rPr>
-                <w:rFonts w:ascii="Arial" w:eastAsia="Calibri" w:hAnsi="Arial" w:cs="Arial"/>
-                <w:spacing w:val="-1"/>
-                <w:sz w:val="24"/>
-                <w:szCs w:val="24"/>
-              </w:rPr>
-              <w:t>n</w:t>
-            </w:r>
-            <w:r>
-              <w:rPr>
-                <w:rFonts w:ascii="Arial" w:eastAsia="Calibri" w:hAnsi="Arial" w:cs="Arial"/>
-                <w:spacing w:val="1"/>
-                <w:sz w:val="24"/>
-                <w:szCs w:val="24"/>
-              </w:rPr>
-              <w:t>y</w:t>
-            </w:r>
-            <w:r>
-              <w:rPr>
-                <w:rFonts w:ascii="Arial" w:eastAsia="Calibri" w:hAnsi="Arial" w:cs="Arial"/>
-                <w:sz w:val="24"/>
-                <w:szCs w:val="24"/>
-              </w:rPr>
-              <w:t>a</w:t>
-            </w:r>
-            <w:proofErr w:type="spellEnd"/>
-            <w:r>
-              <w:rPr>
-                <w:rFonts w:ascii="Arial" w:eastAsia="Calibri" w:hAnsi="Arial" w:cs="Arial"/>
-                <w:sz w:val="24"/>
-                <w:szCs w:val="24"/>
-              </w:rPr>
-              <w:t xml:space="preserve"> </w:t>
-            </w:r>
-            <w:proofErr w:type="spellStart"/>
-            <w:r>
-              <w:rPr>
-                <w:rFonts w:ascii="Arial" w:eastAsia="Calibri" w:hAnsi="Arial" w:cs="Arial"/>
-                <w:spacing w:val="-1"/>
-                <w:sz w:val="24"/>
-                <w:szCs w:val="24"/>
-              </w:rPr>
-              <w:t>penambahan</w:t>
-            </w:r>
-            <w:proofErr w:type="spellEnd"/>
-            <w:r>
-              <w:rPr>
-                <w:rFonts w:ascii="Arial" w:eastAsia="Calibri" w:hAnsi="Arial" w:cs="Arial"/>
-                <w:spacing w:val="-1"/>
-                <w:sz w:val="24"/>
-                <w:szCs w:val="24"/>
-              </w:rPr>
-              <w:t xml:space="preserve"> </w:t>
-            </w:r>
-            <w:proofErr w:type="spellStart"/>
-            <w:r>
-              <w:rPr>
-                <w:rFonts w:ascii="Arial" w:eastAsia="Calibri" w:hAnsi="Arial" w:cs="Arial"/>
-                <w:spacing w:val="-1"/>
-                <w:sz w:val="24"/>
-                <w:szCs w:val="24"/>
-              </w:rPr>
-              <w:t>pejabat</w:t>
-            </w:r>
-            <w:proofErr w:type="spellEnd"/>
-            <w:r>
-              <w:rPr>
-                <w:rFonts w:ascii="Arial" w:eastAsia="Calibri" w:hAnsi="Arial" w:cs="Arial"/>
-                <w:spacing w:val="-1"/>
-                <w:sz w:val="24"/>
-                <w:szCs w:val="24"/>
-              </w:rPr>
-              <w:t xml:space="preserve"> </w:t>
-            </w:r>
-            <w:proofErr w:type="spellStart"/>
-            <w:r>
-              <w:rPr>
-                <w:rFonts w:ascii="Arial" w:eastAsia="Calibri" w:hAnsi="Arial" w:cs="Arial"/>
-                <w:spacing w:val="-1"/>
-                <w:sz w:val="24"/>
-                <w:szCs w:val="24"/>
-              </w:rPr>
-              <w:t>fungsional</w:t>
-            </w:r>
-            <w:proofErr w:type="spellEnd"/>
-            <w:r>
-              <w:rPr>
-                <w:rFonts w:ascii="Arial" w:eastAsia="Calibri" w:hAnsi="Arial" w:cs="Arial"/>
-                <w:spacing w:val="-1"/>
-                <w:sz w:val="24"/>
-                <w:szCs w:val="24"/>
-              </w:rPr>
-              <w:t xml:space="preserve"> Ahli Muda</w:t>
-            </w:r>
-          </w:p>
-        </w:tc>
-      </w:tr>
-      <w:tr>
-        <w:tc>
-          <w:tcPr>
-            <w:tcW w:w="9243" w:type="dxa"/>
-            <w:gridSpan w:val="6"/>
-            <w:shd w:val="clear" w:color="auto" w:fill="auto"/>
-          </w:tcPr>
-          <w:p>
-            <w:pPr>
-              <w:numPr>
-                <w:ilvl w:val="0"/>
-                <w:numId w:val="44"/>
-              </w:numPr>
-              <w:tabs>
-                <w:tab w:val="left" w:pos="426"/>
-              </w:tabs>
-              <w:suppressAutoHyphens w:val="0"/>
-              <w:spacing w:before="120" w:after="120"/>
-              <w:rPr>
-                <w:rFonts w:ascii="Arial" w:eastAsia="Calibri" w:hAnsi="Arial" w:cs="Arial"/>
-                <w:spacing w:val="1"/>
-                <w:position w:val="1"/>
-                <w:sz w:val="24"/>
-                <w:szCs w:val="24"/>
-              </w:rPr>
-            </w:pPr>
-            <w:proofErr w:type="spellStart"/>
-            <w:r>
-              <w:rPr>
-                <w:rFonts w:ascii="Arial" w:eastAsia="Calibri" w:hAnsi="Arial" w:cs="Arial"/>
-                <w:sz w:val="24"/>
-                <w:szCs w:val="24"/>
-              </w:rPr>
-              <w:t>R</w:t>
-            </w:r>
-            <w:r>
-              <w:rPr>
-                <w:rFonts w:ascii="Arial" w:eastAsia="Calibri" w:hAnsi="Arial" w:cs="Arial"/>
-                <w:spacing w:val="1"/>
-                <w:sz w:val="24"/>
-                <w:szCs w:val="24"/>
-              </w:rPr>
-              <w:t>o</w:t>
-            </w:r>
-            <w:r>
-              <w:rPr>
-                <w:rFonts w:ascii="Arial" w:eastAsia="Calibri" w:hAnsi="Arial" w:cs="Arial"/>
-                <w:sz w:val="24"/>
-                <w:szCs w:val="24"/>
-              </w:rPr>
-              <w:t>li</w:t>
-            </w:r>
-            <w:r>
-              <w:rPr>
-                <w:rFonts w:ascii="Arial" w:eastAsia="Calibri" w:hAnsi="Arial" w:cs="Arial"/>
-                <w:spacing w:val="-1"/>
-                <w:sz w:val="24"/>
-                <w:szCs w:val="24"/>
-              </w:rPr>
-              <w:t>n</w:t>
-            </w:r>
-            <w:r>
-              <w:rPr>
-                <w:rFonts w:ascii="Arial" w:eastAsia="Calibri" w:hAnsi="Arial" w:cs="Arial"/>
-                <w:sz w:val="24"/>
-                <w:szCs w:val="24"/>
-              </w:rPr>
-              <w:t>g</w:t>
-            </w:r>
-            <w:proofErr w:type="spellEnd"/>
-            <w:r>
-              <w:rPr>
-                <w:rFonts w:ascii="Arial" w:eastAsia="Calibri" w:hAnsi="Arial" w:cs="Arial"/>
-                <w:spacing w:val="-1"/>
-                <w:sz w:val="24"/>
-                <w:szCs w:val="24"/>
-              </w:rPr>
-              <w:t xml:space="preserve"> </w:t>
-            </w:r>
-            <w:proofErr w:type="spellStart"/>
-            <w:r>
-              <w:rPr>
-                <w:rFonts w:ascii="Arial" w:eastAsia="Calibri" w:hAnsi="Arial" w:cs="Arial"/>
-                <w:sz w:val="24"/>
-                <w:szCs w:val="24"/>
-              </w:rPr>
-              <w:t>dari</w:t>
-            </w:r>
-            <w:proofErr w:type="spellEnd"/>
-            <w:r>
-              <w:rPr>
-                <w:rFonts w:ascii="Arial" w:eastAsia="Calibri" w:hAnsi="Arial" w:cs="Arial"/>
-                <w:spacing w:val="-1"/>
-                <w:sz w:val="24"/>
-                <w:szCs w:val="24"/>
-              </w:rPr>
-              <w:t xml:space="preserve"> </w:t>
-            </w:r>
-            <w:proofErr w:type="spellStart"/>
-            <w:r>
-              <w:rPr>
-                <w:rFonts w:ascii="Arial" w:eastAsia="Calibri" w:hAnsi="Arial" w:cs="Arial"/>
-                <w:spacing w:val="-1"/>
-                <w:sz w:val="24"/>
-                <w:szCs w:val="24"/>
-              </w:rPr>
-              <w:t>k</w:t>
-            </w:r>
-            <w:r>
-              <w:rPr>
-                <w:rFonts w:ascii="Arial" w:eastAsia="Calibri" w:hAnsi="Arial" w:cs="Arial"/>
-                <w:sz w:val="24"/>
-                <w:szCs w:val="24"/>
-              </w:rPr>
-              <w:t>ec</w:t>
-            </w:r>
-            <w:r>
-              <w:rPr>
-                <w:rFonts w:ascii="Arial" w:eastAsia="Calibri" w:hAnsi="Arial" w:cs="Arial"/>
-                <w:spacing w:val="-2"/>
-                <w:sz w:val="24"/>
-                <w:szCs w:val="24"/>
-              </w:rPr>
-              <w:t>a</w:t>
-            </w:r>
-            <w:r>
-              <w:rPr>
-                <w:rFonts w:ascii="Arial" w:eastAsia="Calibri" w:hAnsi="Arial" w:cs="Arial"/>
-                <w:spacing w:val="1"/>
-                <w:sz w:val="24"/>
-                <w:szCs w:val="24"/>
-              </w:rPr>
-              <w:t>m</w:t>
-            </w:r>
-            <w:r>
-              <w:rPr>
-                <w:rFonts w:ascii="Arial" w:eastAsia="Calibri" w:hAnsi="Arial" w:cs="Arial"/>
-                <w:sz w:val="24"/>
-                <w:szCs w:val="24"/>
-              </w:rPr>
-              <w:t>atan</w:t>
-            </w:r>
-            <w:proofErr w:type="spellEnd"/>
-            <w:r>
-              <w:rPr>
-                <w:rFonts w:ascii="Arial" w:eastAsia="Calibri" w:hAnsi="Arial" w:cs="Arial"/>
-                <w:sz w:val="24"/>
-                <w:szCs w:val="24"/>
-              </w:rPr>
-              <w:t xml:space="preserve"> </w:t>
-            </w:r>
-            <w:r>
-              <w:rPr>
-                <w:rFonts w:ascii="Arial" w:eastAsia="Calibri" w:hAnsi="Arial" w:cs="Arial"/>
-                <w:spacing w:val="-1"/>
-                <w:sz w:val="24"/>
-                <w:szCs w:val="24"/>
-              </w:rPr>
-              <w:t>d</w:t>
-            </w:r>
-            <w:r>
-              <w:rPr>
-                <w:rFonts w:ascii="Arial" w:eastAsia="Calibri" w:hAnsi="Arial" w:cs="Arial"/>
-                <w:sz w:val="24"/>
-                <w:szCs w:val="24"/>
-              </w:rPr>
-              <w:t>an</w:t>
-            </w:r>
-            <w:r>
-              <w:rPr>
-                <w:rFonts w:ascii="Arial" w:eastAsia="Calibri" w:hAnsi="Arial" w:cs="Arial"/>
-                <w:spacing w:val="-3"/>
-                <w:sz w:val="24"/>
-                <w:szCs w:val="24"/>
-              </w:rPr>
-              <w:t xml:space="preserve"> </w:t>
-            </w:r>
-            <w:proofErr w:type="spellStart"/>
-            <w:r>
-              <w:rPr>
-                <w:rFonts w:ascii="Arial" w:eastAsia="Calibri" w:hAnsi="Arial" w:cs="Arial"/>
-                <w:sz w:val="24"/>
-                <w:szCs w:val="24"/>
-              </w:rPr>
-              <w:t>staf</w:t>
-            </w:r>
-            <w:proofErr w:type="spellEnd"/>
-            <w:r>
-              <w:rPr>
-                <w:rFonts w:ascii="Arial" w:eastAsia="Calibri" w:hAnsi="Arial" w:cs="Arial"/>
-                <w:spacing w:val="1"/>
-                <w:sz w:val="24"/>
-                <w:szCs w:val="24"/>
-              </w:rPr>
-              <w:t xml:space="preserve"> </w:t>
-            </w:r>
-            <w:proofErr w:type="spellStart"/>
-            <w:r>
-              <w:rPr>
-                <w:rFonts w:ascii="Arial" w:eastAsia="Calibri" w:hAnsi="Arial" w:cs="Arial"/>
-                <w:sz w:val="24"/>
-                <w:szCs w:val="24"/>
-              </w:rPr>
-              <w:t>akan</w:t>
-            </w:r>
-            <w:proofErr w:type="spellEnd"/>
-            <w:r>
-              <w:rPr>
-                <w:rFonts w:ascii="Arial" w:eastAsia="Calibri" w:hAnsi="Arial" w:cs="Arial"/>
-                <w:sz w:val="24"/>
-                <w:szCs w:val="24"/>
-              </w:rPr>
-              <w:t xml:space="preserve"> </w:t>
-            </w:r>
-            <w:proofErr w:type="spellStart"/>
-            <w:r>
-              <w:rPr>
-                <w:rFonts w:ascii="Arial" w:eastAsia="Calibri" w:hAnsi="Arial" w:cs="Arial"/>
-                <w:sz w:val="24"/>
-                <w:szCs w:val="24"/>
-              </w:rPr>
-              <w:t>di</w:t>
-            </w:r>
-            <w:r>
-              <w:rPr>
-                <w:rFonts w:ascii="Arial" w:eastAsia="Calibri" w:hAnsi="Arial" w:cs="Arial"/>
-                <w:spacing w:val="-1"/>
-                <w:sz w:val="24"/>
-                <w:szCs w:val="24"/>
-              </w:rPr>
-              <w:t>pu</w:t>
-            </w:r>
-            <w:r>
-              <w:rPr>
-                <w:rFonts w:ascii="Arial" w:eastAsia="Calibri" w:hAnsi="Arial" w:cs="Arial"/>
-                <w:sz w:val="24"/>
-                <w:szCs w:val="24"/>
-              </w:rPr>
-              <w:t>tu</w:t>
-            </w:r>
-            <w:r>
-              <w:rPr>
-                <w:rFonts w:ascii="Arial" w:eastAsia="Calibri" w:hAnsi="Arial" w:cs="Arial"/>
-                <w:spacing w:val="-3"/>
-                <w:sz w:val="24"/>
-                <w:szCs w:val="24"/>
-              </w:rPr>
-              <w:t>s</w:t>
-            </w:r>
-            <w:r>
-              <w:rPr>
-                <w:rFonts w:ascii="Arial" w:eastAsia="Calibri" w:hAnsi="Arial" w:cs="Arial"/>
-                <w:sz w:val="24"/>
-                <w:szCs w:val="24"/>
-              </w:rPr>
-              <w:t>kan</w:t>
-            </w:r>
-            <w:proofErr w:type="spellEnd"/>
-            <w:r>
-              <w:rPr>
-                <w:rFonts w:ascii="Arial" w:eastAsia="Calibri" w:hAnsi="Arial" w:cs="Arial"/>
-                <w:sz w:val="24"/>
-                <w:szCs w:val="24"/>
-              </w:rPr>
-              <w:t xml:space="preserve"> </w:t>
-            </w:r>
-            <w:proofErr w:type="spellStart"/>
-            <w:r>
-              <w:rPr>
-                <w:rFonts w:ascii="Arial" w:eastAsia="Calibri" w:hAnsi="Arial" w:cs="Arial"/>
-                <w:spacing w:val="-1"/>
-                <w:sz w:val="24"/>
-                <w:szCs w:val="24"/>
-              </w:rPr>
-              <w:t>b</w:t>
-            </w:r>
-            <w:r>
-              <w:rPr>
-                <w:rFonts w:ascii="Arial" w:eastAsia="Calibri" w:hAnsi="Arial" w:cs="Arial"/>
-                <w:sz w:val="24"/>
-                <w:szCs w:val="24"/>
-              </w:rPr>
-              <w:t>erd</w:t>
-            </w:r>
-            <w:r>
-              <w:rPr>
-                <w:rFonts w:ascii="Arial" w:eastAsia="Calibri" w:hAnsi="Arial" w:cs="Arial"/>
-                <w:spacing w:val="-3"/>
-                <w:sz w:val="24"/>
-                <w:szCs w:val="24"/>
-              </w:rPr>
-              <w:t>a</w:t>
-            </w:r>
-            <w:r>
-              <w:rPr>
-                <w:rFonts w:ascii="Arial" w:eastAsia="Calibri" w:hAnsi="Arial" w:cs="Arial"/>
-                <w:sz w:val="24"/>
-                <w:szCs w:val="24"/>
-              </w:rPr>
-              <w:t>sarkan</w:t>
-            </w:r>
-            <w:proofErr w:type="spellEnd"/>
-            <w:r>
-              <w:rPr>
-                <w:rFonts w:ascii="Arial" w:eastAsia="Calibri" w:hAnsi="Arial" w:cs="Arial"/>
-                <w:spacing w:val="-1"/>
-                <w:sz w:val="24"/>
-                <w:szCs w:val="24"/>
-              </w:rPr>
-              <w:t xml:space="preserve"> </w:t>
-            </w:r>
-            <w:proofErr w:type="spellStart"/>
-            <w:r>
-              <w:rPr>
-                <w:rFonts w:ascii="Arial" w:eastAsia="Calibri" w:hAnsi="Arial" w:cs="Arial"/>
-                <w:sz w:val="24"/>
-                <w:szCs w:val="24"/>
-              </w:rPr>
-              <w:t>rap</w:t>
-            </w:r>
-            <w:r>
-              <w:rPr>
-                <w:rFonts w:ascii="Arial" w:eastAsia="Calibri" w:hAnsi="Arial" w:cs="Arial"/>
-                <w:spacing w:val="-1"/>
-                <w:sz w:val="24"/>
-                <w:szCs w:val="24"/>
-              </w:rPr>
-              <w:t>a</w:t>
-            </w:r>
-            <w:r>
-              <w:rPr>
-                <w:rFonts w:ascii="Arial" w:eastAsia="Calibri" w:hAnsi="Arial" w:cs="Arial"/>
-                <w:sz w:val="24"/>
-                <w:szCs w:val="24"/>
-              </w:rPr>
-              <w:t>t</w:t>
-            </w:r>
-            <w:proofErr w:type="spellEnd"/>
-            <w:r>
-              <w:rPr>
-                <w:rFonts w:ascii="Arial" w:eastAsia="Calibri" w:hAnsi="Arial" w:cs="Arial"/>
-                <w:spacing w:val="1"/>
-                <w:sz w:val="24"/>
-                <w:szCs w:val="24"/>
-              </w:rPr>
-              <w:t xml:space="preserve"> </w:t>
-            </w:r>
-            <w:proofErr w:type="spellStart"/>
-            <w:r>
-              <w:rPr>
-                <w:rFonts w:ascii="Arial" w:eastAsia="Calibri" w:hAnsi="Arial" w:cs="Arial"/>
-                <w:spacing w:val="-1"/>
-                <w:sz w:val="24"/>
-                <w:szCs w:val="24"/>
-              </w:rPr>
-              <w:t>h</w:t>
-            </w:r>
-            <w:r>
-              <w:rPr>
-                <w:rFonts w:ascii="Arial" w:eastAsia="Calibri" w:hAnsi="Arial" w:cs="Arial"/>
-                <w:sz w:val="24"/>
-                <w:szCs w:val="24"/>
-              </w:rPr>
-              <w:t>ari</w:t>
-            </w:r>
-            <w:proofErr w:type="spellEnd"/>
-            <w:r>
-              <w:rPr>
-                <w:rFonts w:ascii="Arial" w:eastAsia="Calibri" w:hAnsi="Arial" w:cs="Arial"/>
-                <w:spacing w:val="-3"/>
-                <w:sz w:val="24"/>
-                <w:szCs w:val="24"/>
-              </w:rPr>
-              <w:t xml:space="preserve"> </w:t>
-            </w:r>
-            <w:proofErr w:type="spellStart"/>
-            <w:r>
-              <w:rPr>
-                <w:rFonts w:ascii="Arial" w:eastAsia="Calibri" w:hAnsi="Arial" w:cs="Arial"/>
-                <w:sz w:val="24"/>
-                <w:szCs w:val="24"/>
-              </w:rPr>
-              <w:t>ini</w:t>
-            </w:r>
-            <w:proofErr w:type="spellEnd"/>
-          </w:p>
-        </w:tc>
-      </w:tr>
-      <w:tr>
-        <w:tc>
-          <w:tcPr>
-            <w:tcW w:w="9243" w:type="dxa"/>
-            <w:gridSpan w:val="6"/>
-            <w:shd w:val="clear" w:color="auto" w:fill="auto"/>
-          </w:tcPr>
-          <w:p>
-            <w:pPr>
-              <w:numPr>
-                <w:ilvl w:val="0"/>
-                <w:numId w:val="44"/>
-              </w:numPr>
-              <w:tabs>
-                <w:tab w:val="left" w:pos="426"/>
-              </w:tabs>
-              <w:suppressAutoHyphens w:val="0"/>
-              <w:spacing w:before="120" w:after="120"/>
-              <w:rPr>
-                <w:rFonts w:ascii="Arial" w:eastAsia="Calibri" w:hAnsi="Arial" w:cs="Arial"/>
-                <w:sz w:val="24"/>
-                <w:szCs w:val="24"/>
-              </w:rPr>
-            </w:pPr>
-            <w:proofErr w:type="spellStart"/>
-            <w:r>
-              <w:rPr>
-                <w:rFonts w:ascii="Arial" w:eastAsia="Calibri" w:hAnsi="Arial" w:cs="Arial"/>
-                <w:position w:val="1"/>
-                <w:sz w:val="24"/>
-                <w:szCs w:val="24"/>
-              </w:rPr>
-              <w:t>Menyetujui</w:t>
-            </w:r>
-            <w:proofErr w:type="spellEnd"/>
-            <w:r>
-              <w:rPr>
-                <w:rFonts w:ascii="Arial" w:eastAsia="Calibri" w:hAnsi="Arial" w:cs="Arial"/>
-                <w:position w:val="1"/>
-                <w:sz w:val="24"/>
-                <w:szCs w:val="24"/>
-              </w:rPr>
-              <w:t xml:space="preserve"> </w:t>
-            </w:r>
-            <w:proofErr w:type="spellStart"/>
-            <w:r>
-              <w:rPr>
-                <w:rFonts w:ascii="Arial" w:eastAsia="Calibri" w:hAnsi="Arial" w:cs="Arial"/>
-                <w:position w:val="1"/>
-                <w:sz w:val="24"/>
-                <w:szCs w:val="24"/>
-              </w:rPr>
-              <w:t>permohona</w:t>
-            </w:r>
-            <w:r>
-              <w:rPr>
-                <w:rFonts w:ascii="Arial" w:eastAsia="Calibri" w:hAnsi="Arial" w:cs="Arial"/>
-                <w:position w:val="1"/>
-                <w:sz w:val="24"/>
-                <w:szCs w:val="24"/>
-              </w:rPr>
-              <w:t>n</w:t>
-            </w:r>
-            <w:proofErr w:type="spellEnd"/>
-            <w:r>
-              <w:rPr>
-                <w:rFonts w:ascii="Arial" w:eastAsia="Calibri" w:hAnsi="Arial" w:cs="Arial"/>
-                <w:position w:val="1"/>
-                <w:sz w:val="24"/>
-                <w:szCs w:val="24"/>
-              </w:rPr>
-              <w:t xml:space="preserve"> </w:t>
-            </w:r>
-            <w:proofErr w:type="spellStart"/>
-            <w:r>
-              <w:rPr>
-                <w:rFonts w:ascii="Arial" w:eastAsia="Calibri" w:hAnsi="Arial" w:cs="Arial"/>
-                <w:position w:val="1"/>
-                <w:sz w:val="24"/>
-                <w:szCs w:val="24"/>
-              </w:rPr>
-              <w:t>mutasi</w:t>
-            </w:r>
-            <w:proofErr w:type="spellEnd"/>
-            <w:r>
-              <w:rPr>
-                <w:rFonts w:ascii="Arial" w:eastAsia="Calibri" w:hAnsi="Arial" w:cs="Arial"/>
-                <w:position w:val="1"/>
-                <w:sz w:val="24"/>
-                <w:szCs w:val="24"/>
-              </w:rPr>
-              <w:t xml:space="preserve"> an. </w:t>
-            </w:r>
-            <w:proofErr w:type="spellStart"/>
-            <w:r>
-              <w:rPr>
-                <w:rFonts w:ascii="Arial" w:eastAsia="Calibri" w:hAnsi="Arial" w:cs="Arial"/>
-                <w:position w:val="1"/>
-                <w:sz w:val="24"/>
-                <w:szCs w:val="24"/>
-              </w:rPr>
-              <w:t>Sutrisno</w:t>
-            </w:r>
-            <w:proofErr w:type="spellEnd"/>
-            <w:r>
-              <w:rPr>
-                <w:rFonts w:ascii="Arial" w:eastAsia="Calibri" w:hAnsi="Arial" w:cs="Arial"/>
-                <w:position w:val="1"/>
-                <w:sz w:val="24"/>
-                <w:szCs w:val="24"/>
-              </w:rPr>
-              <w:t xml:space="preserve">, A. Md </w:t>
-            </w:r>
-            <w:proofErr w:type="spellStart"/>
-            <w:r>
-              <w:rPr>
-                <w:rFonts w:ascii="Arial" w:eastAsia="Calibri" w:hAnsi="Arial" w:cs="Arial"/>
-                <w:position w:val="1"/>
-                <w:sz w:val="24"/>
-                <w:szCs w:val="24"/>
-              </w:rPr>
-              <w:t>ke</w:t>
-            </w:r>
-            <w:proofErr w:type="spellEnd"/>
-            <w:r>
-              <w:rPr>
-                <w:rFonts w:ascii="Arial" w:eastAsia="Calibri" w:hAnsi="Arial" w:cs="Arial"/>
-                <w:position w:val="1"/>
-                <w:sz w:val="24"/>
-                <w:szCs w:val="24"/>
-              </w:rPr>
-              <w:t xml:space="preserve"> BPS </w:t>
-            </w:r>
-            <w:proofErr w:type="spellStart"/>
-            <w:r>
-              <w:rPr>
-                <w:rFonts w:ascii="Arial" w:eastAsia="Calibri" w:hAnsi="Arial" w:cs="Arial"/>
-                <w:position w:val="1"/>
-                <w:sz w:val="24"/>
-                <w:szCs w:val="24"/>
-              </w:rPr>
-              <w:t>Kabupaten</w:t>
-            </w:r>
-            <w:proofErr w:type="spellEnd"/>
-            <w:r>
-              <w:rPr>
-                <w:rFonts w:ascii="Arial" w:eastAsia="Calibri" w:hAnsi="Arial" w:cs="Arial"/>
-                <w:position w:val="1"/>
-                <w:sz w:val="24"/>
-                <w:szCs w:val="24"/>
-              </w:rPr>
-              <w:t xml:space="preserve"> Kudus dan </w:t>
-            </w:r>
-            <w:proofErr w:type="spellStart"/>
-            <w:r>
-              <w:rPr>
-                <w:rFonts w:ascii="Arial" w:eastAsia="Calibri" w:hAnsi="Arial" w:cs="Arial"/>
-                <w:position w:val="1"/>
-                <w:sz w:val="24"/>
-                <w:szCs w:val="24"/>
-              </w:rPr>
-              <w:t>Kasubag</w:t>
-            </w:r>
-            <w:proofErr w:type="spellEnd"/>
-            <w:r>
-              <w:rPr>
-                <w:rFonts w:ascii="Arial" w:eastAsia="Calibri" w:hAnsi="Arial" w:cs="Arial"/>
-                <w:position w:val="1"/>
-                <w:sz w:val="24"/>
-                <w:szCs w:val="24"/>
-              </w:rPr>
-              <w:t xml:space="preserve"> </w:t>
-            </w:r>
-            <w:proofErr w:type="spellStart"/>
-            <w:r>
-              <w:rPr>
-                <w:rFonts w:ascii="Arial" w:eastAsia="Calibri" w:hAnsi="Arial" w:cs="Arial"/>
-                <w:position w:val="1"/>
-                <w:sz w:val="24"/>
-                <w:szCs w:val="24"/>
-              </w:rPr>
-              <w:t>Umum</w:t>
-            </w:r>
-            <w:proofErr w:type="spellEnd"/>
-            <w:r>
-              <w:rPr>
-                <w:rFonts w:ascii="Arial" w:eastAsia="Calibri" w:hAnsi="Arial" w:cs="Arial"/>
-                <w:position w:val="1"/>
-                <w:sz w:val="24"/>
-                <w:szCs w:val="24"/>
-              </w:rPr>
-              <w:t xml:space="preserve"> </w:t>
-            </w:r>
-            <w:proofErr w:type="spellStart"/>
-            <w:r>
-              <w:rPr>
-                <w:rFonts w:ascii="Arial" w:eastAsia="Calibri" w:hAnsi="Arial" w:cs="Arial"/>
-                <w:position w:val="1"/>
-                <w:sz w:val="24"/>
-                <w:szCs w:val="24"/>
-              </w:rPr>
-              <w:t>untuk</w:t>
-            </w:r>
-            <w:proofErr w:type="spellEnd"/>
-            <w:r>
-              <w:rPr>
-                <w:rFonts w:ascii="Arial" w:eastAsia="Calibri" w:hAnsi="Arial" w:cs="Arial"/>
-                <w:position w:val="1"/>
-                <w:sz w:val="24"/>
-                <w:szCs w:val="24"/>
-              </w:rPr>
-              <w:t xml:space="preserve"> </w:t>
-            </w:r>
-            <w:proofErr w:type="spellStart"/>
-            <w:r>
-              <w:rPr>
-                <w:rFonts w:ascii="Arial" w:eastAsia="Calibri" w:hAnsi="Arial" w:cs="Arial"/>
-                <w:position w:val="1"/>
-                <w:sz w:val="24"/>
-                <w:szCs w:val="24"/>
-              </w:rPr>
-              <w:t>segera</w:t>
-            </w:r>
-            <w:proofErr w:type="spellEnd"/>
-            <w:r>
-              <w:rPr>
-                <w:rFonts w:ascii="Arial" w:eastAsia="Calibri" w:hAnsi="Arial" w:cs="Arial"/>
-                <w:position w:val="1"/>
-                <w:sz w:val="24"/>
-                <w:szCs w:val="24"/>
-              </w:rPr>
-              <w:t xml:space="preserve"> </w:t>
-            </w:r>
-            <w:proofErr w:type="spellStart"/>
-            <w:r>
-              <w:rPr>
-                <w:rFonts w:ascii="Arial" w:eastAsia="Calibri" w:hAnsi="Arial" w:cs="Arial"/>
-                <w:position w:val="1"/>
-                <w:sz w:val="24"/>
-                <w:szCs w:val="24"/>
-              </w:rPr>
-              <w:t>membuatkan</w:t>
-            </w:r>
-            <w:proofErr w:type="spellEnd"/>
-            <w:r>
-              <w:rPr>
-                <w:rFonts w:ascii="Arial" w:eastAsia="Calibri" w:hAnsi="Arial" w:cs="Arial"/>
-                <w:position w:val="1"/>
-                <w:sz w:val="24"/>
-                <w:szCs w:val="24"/>
-              </w:rPr>
-              <w:t xml:space="preserve"> </w:t>
-            </w:r>
-            <w:proofErr w:type="spellStart"/>
-            <w:r>
-              <w:rPr>
-                <w:rFonts w:ascii="Arial" w:eastAsia="Calibri" w:hAnsi="Arial" w:cs="Arial"/>
-                <w:position w:val="1"/>
-                <w:sz w:val="24"/>
-                <w:szCs w:val="24"/>
-              </w:rPr>
-              <w:t>surat</w:t>
-            </w:r>
-            <w:proofErr w:type="spellEnd"/>
-            <w:r>
-              <w:rPr>
-                <w:rFonts w:ascii="Arial" w:eastAsia="Calibri" w:hAnsi="Arial" w:cs="Arial"/>
-                <w:position w:val="1"/>
-                <w:sz w:val="24"/>
-                <w:szCs w:val="24"/>
-              </w:rPr>
-              <w:t xml:space="preserve"> </w:t>
-            </w:r>
-            <w:proofErr w:type="spellStart"/>
-            <w:r>
-              <w:rPr>
-                <w:rFonts w:ascii="Arial" w:eastAsia="Calibri" w:hAnsi="Arial" w:cs="Arial"/>
-                <w:position w:val="1"/>
-                <w:sz w:val="24"/>
-                <w:szCs w:val="24"/>
-              </w:rPr>
-              <w:t>terusan</w:t>
-            </w:r>
-            <w:proofErr w:type="spellEnd"/>
-            <w:r>
-              <w:rPr>
-                <w:rFonts w:ascii="Arial" w:eastAsia="Calibri" w:hAnsi="Arial" w:cs="Arial"/>
-                <w:position w:val="1"/>
-                <w:sz w:val="24"/>
-                <w:szCs w:val="24"/>
-              </w:rPr>
-              <w:t xml:space="preserve"> </w:t>
-            </w:r>
-            <w:proofErr w:type="spellStart"/>
-            <w:r>
-              <w:rPr>
-                <w:rFonts w:ascii="Arial" w:eastAsia="Calibri" w:hAnsi="Arial" w:cs="Arial"/>
-                <w:position w:val="1"/>
-                <w:sz w:val="24"/>
-                <w:szCs w:val="24"/>
-              </w:rPr>
-              <w:t>ke</w:t>
-            </w:r>
-            <w:proofErr w:type="spellEnd"/>
-            <w:r>
-              <w:rPr>
-                <w:rFonts w:ascii="Arial" w:eastAsia="Calibri" w:hAnsi="Arial" w:cs="Arial"/>
-                <w:position w:val="1"/>
-                <w:sz w:val="24"/>
-                <w:szCs w:val="24"/>
-              </w:rPr>
-              <w:t xml:space="preserve"> BPS </w:t>
-            </w:r>
-            <w:proofErr w:type="spellStart"/>
-            <w:r>
-              <w:rPr>
-                <w:rFonts w:ascii="Arial" w:eastAsia="Calibri" w:hAnsi="Arial" w:cs="Arial"/>
-                <w:position w:val="1"/>
-                <w:sz w:val="24"/>
-                <w:szCs w:val="24"/>
-              </w:rPr>
-              <w:t>Provinsi</w:t>
-            </w:r>
-            <w:proofErr w:type="spellEnd"/>
-          </w:p>
-        </w:tc>
-      </w:tr>
-      <w:tr>
-        <w:tc>
-          <w:tcPr>
-            <w:tcW w:w="9243" w:type="dxa"/>
-            <w:gridSpan w:val="6"/>
-            <w:shd w:val="clear" w:color="auto" w:fill="auto"/>
-          </w:tcPr>
-          <w:p>
-            <w:pPr>
-              <w:numPr>
-                <w:ilvl w:val="0"/>
-                <w:numId w:val="44"/>
-              </w:numPr>
-              <w:tabs>
-                <w:tab w:val="left" w:pos="426"/>
-              </w:tabs>
-              <w:suppressAutoHyphens w:val="0"/>
-              <w:spacing w:before="120" w:after="120"/>
-              <w:rPr>
-                <w:rFonts w:ascii="Arial" w:eastAsia="Calibri" w:hAnsi="Arial" w:cs="Arial"/>
-                <w:position w:val="1"/>
-                <w:sz w:val="24"/>
-                <w:szCs w:val="24"/>
-              </w:rPr>
-            </w:pPr>
-            <w:proofErr w:type="spellStart"/>
-            <w:r>
-              <w:rPr>
-                <w:rFonts w:ascii="Arial" w:eastAsia="Calibri" w:hAnsi="Arial" w:cs="Arial"/>
-                <w:position w:val="1"/>
-                <w:sz w:val="24"/>
-                <w:szCs w:val="24"/>
-              </w:rPr>
-              <w:t>Pegawai</w:t>
-            </w:r>
-            <w:proofErr w:type="spellEnd"/>
-            <w:r>
-              <w:rPr>
-                <w:rFonts w:ascii="Arial" w:eastAsia="Calibri" w:hAnsi="Arial" w:cs="Arial"/>
-                <w:position w:val="1"/>
-                <w:sz w:val="24"/>
-                <w:szCs w:val="24"/>
-              </w:rPr>
-              <w:t xml:space="preserve"> </w:t>
-            </w:r>
-            <w:r>
-              <w:rPr>
-                <w:rFonts w:ascii="Arial" w:eastAsia="Calibri" w:hAnsi="Arial" w:cs="Arial"/>
-                <w:spacing w:val="1"/>
-                <w:sz w:val="24"/>
-                <w:szCs w:val="24"/>
-              </w:rPr>
-              <w:t xml:space="preserve">yang </w:t>
-            </w:r>
-            <w:proofErr w:type="spellStart"/>
-            <w:r>
-              <w:rPr>
-                <w:rFonts w:ascii="Arial" w:eastAsia="Calibri" w:hAnsi="Arial" w:cs="Arial"/>
-                <w:spacing w:val="1"/>
-                <w:sz w:val="24"/>
-                <w:szCs w:val="24"/>
-              </w:rPr>
-              <w:t>akan</w:t>
-            </w:r>
-            <w:proofErr w:type="spellEnd"/>
-            <w:r>
-              <w:rPr>
-                <w:rFonts w:ascii="Arial" w:eastAsia="Calibri" w:hAnsi="Arial" w:cs="Arial"/>
-                <w:spacing w:val="1"/>
-                <w:sz w:val="24"/>
-                <w:szCs w:val="24"/>
-              </w:rPr>
-              <w:t xml:space="preserve"> di </w:t>
-            </w:r>
-            <w:proofErr w:type="spellStart"/>
-            <w:r>
-              <w:rPr>
-                <w:rFonts w:ascii="Arial" w:eastAsia="Calibri" w:hAnsi="Arial" w:cs="Arial"/>
-                <w:spacing w:val="1"/>
-                <w:sz w:val="24"/>
-                <w:szCs w:val="24"/>
-              </w:rPr>
-              <w:t>rotasi</w:t>
-            </w:r>
-            <w:proofErr w:type="spellEnd"/>
-            <w:r>
-              <w:rPr>
-                <w:rFonts w:ascii="Arial" w:eastAsia="Calibri" w:hAnsi="Arial" w:cs="Arial"/>
-                <w:spacing w:val="1"/>
-                <w:sz w:val="24"/>
-                <w:szCs w:val="24"/>
-              </w:rPr>
-              <w:t xml:space="preserve"> </w:t>
-            </w:r>
-            <w:proofErr w:type="spellStart"/>
-            <w:r>
-              <w:rPr>
-                <w:rFonts w:ascii="Arial" w:eastAsia="Calibri" w:hAnsi="Arial" w:cs="Arial"/>
-                <w:spacing w:val="1"/>
-                <w:sz w:val="24"/>
-                <w:szCs w:val="24"/>
-              </w:rPr>
-              <w:t>terutama</w:t>
-            </w:r>
-            <w:proofErr w:type="spellEnd"/>
-            <w:r>
-              <w:rPr>
-                <w:rFonts w:ascii="Arial" w:eastAsia="Calibri" w:hAnsi="Arial" w:cs="Arial"/>
-                <w:spacing w:val="1"/>
-                <w:sz w:val="24"/>
-                <w:szCs w:val="24"/>
-              </w:rPr>
-              <w:t xml:space="preserve"> </w:t>
-            </w:r>
-            <w:proofErr w:type="spellStart"/>
-            <w:r>
-              <w:rPr>
-                <w:rFonts w:ascii="Arial" w:eastAsia="Calibri" w:hAnsi="Arial" w:cs="Arial"/>
-                <w:spacing w:val="1"/>
-                <w:sz w:val="24"/>
-                <w:szCs w:val="24"/>
-              </w:rPr>
-              <w:t>ketua</w:t>
-            </w:r>
-            <w:proofErr w:type="spellEnd"/>
-            <w:r>
-              <w:rPr>
-                <w:rFonts w:ascii="Arial" w:eastAsia="Calibri" w:hAnsi="Arial" w:cs="Arial"/>
-                <w:spacing w:val="1"/>
-                <w:sz w:val="24"/>
-                <w:szCs w:val="24"/>
-              </w:rPr>
-              <w:t xml:space="preserve"> </w:t>
-            </w:r>
-            <w:proofErr w:type="spellStart"/>
-            <w:r>
-              <w:rPr>
-                <w:rFonts w:ascii="Arial" w:eastAsia="Calibri" w:hAnsi="Arial" w:cs="Arial"/>
-                <w:spacing w:val="1"/>
-                <w:sz w:val="24"/>
-                <w:szCs w:val="24"/>
-              </w:rPr>
-              <w:t>tim</w:t>
-            </w:r>
-            <w:proofErr w:type="spellEnd"/>
-            <w:r>
-              <w:rPr>
-                <w:rFonts w:ascii="Arial" w:eastAsia="Calibri" w:hAnsi="Arial" w:cs="Arial"/>
-                <w:spacing w:val="1"/>
-                <w:sz w:val="24"/>
-                <w:szCs w:val="24"/>
-              </w:rPr>
-              <w:t xml:space="preserve"> dan </w:t>
-            </w:r>
-            <w:proofErr w:type="spellStart"/>
-            <w:r>
-              <w:rPr>
-                <w:rFonts w:ascii="Arial" w:eastAsia="Calibri" w:hAnsi="Arial" w:cs="Arial"/>
-                <w:spacing w:val="1"/>
-                <w:sz w:val="24"/>
-                <w:szCs w:val="24"/>
-              </w:rPr>
-              <w:t>Penanggungjwab</w:t>
-            </w:r>
-            <w:proofErr w:type="spellEnd"/>
-            <w:r>
-              <w:rPr>
-                <w:rFonts w:ascii="Arial" w:eastAsia="Calibri" w:hAnsi="Arial" w:cs="Arial"/>
-                <w:spacing w:val="1"/>
-                <w:sz w:val="24"/>
-                <w:szCs w:val="24"/>
-              </w:rPr>
-              <w:t xml:space="preserve"> </w:t>
-            </w:r>
-            <w:proofErr w:type="spellStart"/>
-            <w:r>
-              <w:rPr>
-                <w:rFonts w:ascii="Arial" w:eastAsia="Calibri" w:hAnsi="Arial" w:cs="Arial"/>
-                <w:spacing w:val="1"/>
-                <w:sz w:val="24"/>
-                <w:szCs w:val="24"/>
-              </w:rPr>
-              <w:t>Kecamatan</w:t>
-            </w:r>
-            <w:proofErr w:type="spellEnd"/>
-            <w:r>
-              <w:rPr>
-                <w:rFonts w:ascii="Arial" w:eastAsia="Calibri" w:hAnsi="Arial" w:cs="Arial"/>
-                <w:spacing w:val="1"/>
-                <w:sz w:val="24"/>
-                <w:szCs w:val="24"/>
-              </w:rPr>
-              <w:t xml:space="preserve"> </w:t>
-            </w:r>
-            <w:proofErr w:type="spellStart"/>
-            <w:r>
-              <w:rPr>
-                <w:rFonts w:ascii="Arial" w:eastAsia="Calibri" w:hAnsi="Arial" w:cs="Arial"/>
-                <w:spacing w:val="1"/>
-                <w:sz w:val="24"/>
-                <w:szCs w:val="24"/>
-              </w:rPr>
-              <w:t>akan</w:t>
-            </w:r>
-            <w:proofErr w:type="spellEnd"/>
-            <w:r>
-              <w:rPr>
-                <w:rFonts w:ascii="Arial" w:eastAsia="Calibri" w:hAnsi="Arial" w:cs="Arial"/>
-                <w:spacing w:val="1"/>
-                <w:sz w:val="24"/>
-                <w:szCs w:val="24"/>
-              </w:rPr>
-              <w:t xml:space="preserve"> </w:t>
-            </w:r>
-            <w:proofErr w:type="spellStart"/>
-            <w:r>
-              <w:rPr>
-                <w:rFonts w:ascii="Arial" w:eastAsia="Calibri" w:hAnsi="Arial" w:cs="Arial"/>
-                <w:spacing w:val="1"/>
-                <w:sz w:val="24"/>
-                <w:szCs w:val="24"/>
-              </w:rPr>
-              <w:t>dibicarakan</w:t>
-            </w:r>
-            <w:proofErr w:type="spellEnd"/>
-            <w:r>
-              <w:rPr>
-                <w:rFonts w:ascii="Arial" w:eastAsia="Calibri" w:hAnsi="Arial" w:cs="Arial"/>
-                <w:spacing w:val="1"/>
-                <w:sz w:val="24"/>
-                <w:szCs w:val="24"/>
-              </w:rPr>
-              <w:t xml:space="preserve"> </w:t>
-            </w:r>
-            <w:proofErr w:type="spellStart"/>
-            <w:r>
-              <w:rPr>
-                <w:rFonts w:ascii="Arial" w:eastAsia="Calibri" w:hAnsi="Arial" w:cs="Arial"/>
-                <w:spacing w:val="1"/>
-                <w:sz w:val="24"/>
-                <w:szCs w:val="24"/>
-              </w:rPr>
-              <w:t>lebih</w:t>
-            </w:r>
-            <w:proofErr w:type="spellEnd"/>
-            <w:r>
-              <w:rPr>
-                <w:rFonts w:ascii="Arial" w:eastAsia="Calibri" w:hAnsi="Arial" w:cs="Arial"/>
-                <w:spacing w:val="1"/>
-                <w:sz w:val="24"/>
-                <w:szCs w:val="24"/>
-              </w:rPr>
-              <w:t xml:space="preserve"> </w:t>
-            </w:r>
-            <w:proofErr w:type="spellStart"/>
-            <w:r>
-              <w:rPr>
-                <w:rFonts w:ascii="Arial" w:eastAsia="Calibri" w:hAnsi="Arial" w:cs="Arial"/>
-                <w:spacing w:val="1"/>
-                <w:sz w:val="24"/>
-                <w:szCs w:val="24"/>
-              </w:rPr>
-              <w:t>lanjut</w:t>
-            </w:r>
-            <w:proofErr w:type="spellEnd"/>
-            <w:r>
-              <w:rPr>
-                <w:rFonts w:ascii="Arial" w:eastAsia="Calibri" w:hAnsi="Arial" w:cs="Arial"/>
-                <w:spacing w:val="1"/>
-                <w:sz w:val="24"/>
-                <w:szCs w:val="24"/>
-              </w:rPr>
-              <w:t xml:space="preserve"> </w:t>
-            </w:r>
-            <w:proofErr w:type="spellStart"/>
-            <w:r>
-              <w:rPr>
-                <w:rFonts w:ascii="Arial" w:eastAsia="Calibri" w:hAnsi="Arial" w:cs="Arial"/>
-                <w:spacing w:val="1"/>
-                <w:sz w:val="24"/>
-                <w:szCs w:val="24"/>
-              </w:rPr>
-              <w:t>dengan</w:t>
-            </w:r>
-            <w:proofErr w:type="spellEnd"/>
-            <w:r>
-              <w:rPr>
-                <w:rFonts w:ascii="Arial" w:eastAsia="Calibri" w:hAnsi="Arial" w:cs="Arial"/>
-                <w:spacing w:val="1"/>
-                <w:sz w:val="24"/>
-                <w:szCs w:val="24"/>
-              </w:rPr>
-              <w:t xml:space="preserve"> </w:t>
-            </w:r>
-            <w:proofErr w:type="spellStart"/>
-            <w:r>
-              <w:rPr>
-                <w:rFonts w:ascii="Arial" w:eastAsia="Calibri" w:hAnsi="Arial" w:cs="Arial"/>
-                <w:spacing w:val="1"/>
-                <w:sz w:val="24"/>
-                <w:szCs w:val="24"/>
-              </w:rPr>
-              <w:t>rencana</w:t>
-            </w:r>
-            <w:proofErr w:type="spellEnd"/>
-            <w:r>
-              <w:rPr>
-                <w:rFonts w:ascii="Arial" w:eastAsia="Calibri" w:hAnsi="Arial" w:cs="Arial"/>
-                <w:spacing w:val="1"/>
-                <w:sz w:val="24"/>
-                <w:szCs w:val="24"/>
-              </w:rPr>
-              <w:t xml:space="preserve"> </w:t>
-            </w:r>
-            <w:proofErr w:type="spellStart"/>
-            <w:r>
-              <w:rPr>
-                <w:rFonts w:ascii="Arial" w:eastAsia="Calibri" w:hAnsi="Arial" w:cs="Arial"/>
-                <w:spacing w:val="1"/>
-                <w:sz w:val="24"/>
-                <w:szCs w:val="24"/>
-              </w:rPr>
-              <w:t>sebagai</w:t>
-            </w:r>
-            <w:proofErr w:type="spellEnd"/>
-            <w:r>
-              <w:rPr>
-                <w:rFonts w:ascii="Arial" w:eastAsia="Calibri" w:hAnsi="Arial" w:cs="Arial"/>
-                <w:spacing w:val="1"/>
-                <w:sz w:val="24"/>
-                <w:szCs w:val="24"/>
-              </w:rPr>
-              <w:t xml:space="preserve"> </w:t>
-            </w:r>
-            <w:proofErr w:type="spellStart"/>
-            <w:r>
-              <w:rPr>
-                <w:rFonts w:ascii="Arial" w:eastAsia="Calibri" w:hAnsi="Arial" w:cs="Arial"/>
-                <w:spacing w:val="1"/>
-                <w:sz w:val="24"/>
-                <w:szCs w:val="24"/>
-              </w:rPr>
-              <w:t>berikut</w:t>
-            </w:r>
-            <w:proofErr w:type="spellEnd"/>
-            <w:r>
-              <w:rPr>
-                <w:rFonts w:ascii="Arial" w:eastAsia="Calibri" w:hAnsi="Arial" w:cs="Arial"/>
-                <w:spacing w:val="1"/>
-                <w:sz w:val="24"/>
-                <w:szCs w:val="24"/>
-              </w:rPr>
-              <w:t>:</w:t>
-            </w:r>
-          </w:p>
-          <w:p>
-            <w:pPr>
-              <w:tabs>
-                <w:tab w:val="left" w:pos="426"/>
-              </w:tabs>
-              <w:suppressAutoHyphens w:val="0"/>
-              <w:spacing w:before="120" w:after="120"/>
-              <w:ind w:left="720"/>
-              <w:rPr>
-                <w:rFonts w:ascii="Arial" w:eastAsia="Calibri" w:hAnsi="Arial" w:cs="Arial"/>
-                <w:position w:val="1"/>
-                <w:sz w:val="24"/>
-                <w:szCs w:val="24"/>
-              </w:rPr>
-            </w:pPr>
-          </w:p>
-        </w:tc>
-      </w:tr>
-      <w:tr>
-        <w:tc>
-          <w:tcPr>
-            <w:tcW w:w="639" w:type="dxa"/>
-            <w:shd w:val="clear" w:color="auto" w:fill="auto"/>
-          </w:tcPr>
-          <w:p>
-            <w:pPr>
-              <w:tabs>
-                <w:tab w:val="left" w:pos="426"/>
-              </w:tabs>
-              <w:suppressAutoHyphens w:val="0"/>
-              <w:spacing w:before="120" w:after="120"/>
-              <w:jc w:val="center"/>
-              <w:rPr>
-                <w:rFonts w:ascii="Arial" w:hAnsi="Arial" w:cs="Arial"/>
-                <w:sz w:val="24"/>
-                <w:szCs w:val="24"/>
-                <w:lang w:val="en-US"/>
-              </w:rPr>
-            </w:pPr>
-            <w:r>
-              <w:rPr>
-                <w:rFonts w:ascii="Arial" w:hAnsi="Arial" w:cs="Arial"/>
-                <w:sz w:val="24"/>
-                <w:szCs w:val="24"/>
-                <w:lang w:val="en-US"/>
-              </w:rPr>
-              <w:t>No.</w:t>
-            </w:r>
-          </w:p>
-        </w:tc>
-        <w:tc>
-          <w:tcPr>
-            <w:tcW w:w="2837" w:type="dxa"/>
-            <w:shd w:val="clear" w:color="auto" w:fill="auto"/>
-          </w:tcPr>
-          <w:p>
-            <w:pPr>
-              <w:tabs>
-                <w:tab w:val="left" w:pos="426"/>
-              </w:tabs>
-              <w:suppressAutoHyphens w:val="0"/>
-              <w:spacing w:before="120" w:after="120"/>
-              <w:jc w:val="center"/>
-              <w:rPr>
-                <w:rFonts w:ascii="Arial" w:hAnsi="Arial" w:cs="Arial"/>
-                <w:sz w:val="24"/>
-                <w:szCs w:val="24"/>
-                <w:lang w:val="en-US"/>
-              </w:rPr>
-            </w:pPr>
-            <w:r>
-              <w:rPr>
-                <w:rFonts w:ascii="Arial" w:hAnsi="Arial" w:cs="Arial"/>
-                <w:sz w:val="24"/>
-                <w:szCs w:val="24"/>
-                <w:lang w:val="en-US"/>
-              </w:rPr>
-              <w:t>Nama</w:t>
-            </w:r>
-          </w:p>
-        </w:tc>
-        <w:tc>
-          <w:tcPr>
-            <w:tcW w:w="1788" w:type="dxa"/>
+            <w:tcW w:w="9017" w:type="dxa"/>
             <w:gridSpan w:val="2"/>
             <w:shd w:val="clear" w:color="auto" w:fill="auto"/>
           </w:tcPr>
@@ -6418,7 +4132,6 @@
               </w:tabs>
               <w:suppressAutoHyphens w:val="0"/>
               <w:spacing w:before="120" w:after="120"/>
-              <w:jc w:val="center"/>
               <w:rPr>
                 <w:rFonts w:ascii="Arial" w:hAnsi="Arial" w:cs="Arial"/>
                 <w:sz w:val="24"/>
@@ -6426,32 +4139,47 @@
                 <w:lang w:val="en-US"/>
               </w:rPr>
             </w:pPr>
+            <w:r>
+              <w:rPr>
+                <w:rFonts w:ascii="Arial" w:eastAsia="Calibri" w:hAnsi="Arial" w:cs="Arial"/>
+                <w:spacing w:val="1"/>
+                <w:position w:val="1"/>
+                <w:sz w:val="24"/>
+                <w:szCs w:val="24"/>
+              </w:rPr>
+              <w:t>${</w:t>
+            </w:r>
             <w:proofErr w:type="spellStart"/>
             <w:r>
               <w:rPr>
-                <w:rFonts w:ascii="Arial" w:hAnsi="Arial" w:cs="Arial"/>
-                <w:sz w:val="24"/>
-                <w:szCs w:val="24"/>
-                <w:lang w:val="en-US"/>
-              </w:rPr>
-              <w:t>Jabatan</w:t>
+                <w:rFonts w:ascii="Arial" w:eastAsia="Calibri" w:hAnsi="Arial" w:cs="Arial"/>
+                <w:spacing w:val="1"/>
+                <w:position w:val="1"/>
+                <w:sz w:val="24"/>
+                <w:szCs w:val="24"/>
+              </w:rPr>
+              <w:t>isi_agenda</w:t>
             </w:r>
             <w:proofErr w:type="spellEnd"/>
             <w:r>
               <w:rPr>
-                <w:rFonts w:ascii="Arial" w:hAnsi="Arial" w:cs="Arial"/>
-                <w:sz w:val="24"/>
-                <w:szCs w:val="24"/>
-                <w:lang w:val="en-US"/>
-              </w:rPr>
-              <w:t xml:space="preserve"> Lama</w:t>
+                <w:rFonts w:ascii="Arial" w:eastAsia="Calibri" w:hAnsi="Arial" w:cs="Arial"/>
+                <w:spacing w:val="1"/>
+                <w:position w:val="1"/>
+                <w:sz w:val="24"/>
+                <w:szCs w:val="24"/>
+              </w:rPr>
+              <w:t>}</w:t>
             </w:r>
           </w:p>
         </w:tc>
+      </w:tr>
+      <w:tr>
         <w:tc>
           <w:tcPr>
-            <w:tcW w:w="1788" w:type="dxa"/>
-            <w:shd w:val="clear" w:color="auto" w:fill="auto"/>
+            <w:tcW w:w="9017" w:type="dxa"/>
+            <w:gridSpan w:val="2"/>
+            <w:shd w:val="clear" w:color="auto" w:fill="00B0F0"/>
           </w:tcPr>
           <w:p>
             <w:pPr>
@@ -6460,149 +4188,31 @@
               </w:tabs>
               <w:suppressAutoHyphens w:val="0"/>
               <w:spacing w:before="120" w:after="120"/>
-              <w:jc w:val="center"/>
-              <w:rPr>
-                <w:rFonts w:ascii="Arial" w:hAnsi="Arial" w:cs="Arial"/>
+              <w:rPr>
+                <w:rFonts w:ascii="Arial" w:hAnsi="Arial" w:cs="Arial"/>
+                <w:b/>
                 <w:sz w:val="24"/>
                 <w:szCs w:val="24"/>
                 <w:lang w:val="en-US"/>
               </w:rPr>
             </w:pPr>
-            <w:proofErr w:type="spellStart"/>
-            <w:r>
-              <w:rPr>
-                <w:rFonts w:ascii="Arial" w:hAnsi="Arial" w:cs="Arial"/>
-                <w:sz w:val="24"/>
-                <w:szCs w:val="24"/>
-                <w:lang w:val="en-US"/>
-              </w:rPr>
-              <w:t>Jabatan</w:t>
-            </w:r>
-            <w:proofErr w:type="spellEnd"/>
-            <w:r>
-              <w:rPr>
-                <w:rFonts w:ascii="Arial" w:hAnsi="Arial" w:cs="Arial"/>
-                <w:sz w:val="24"/>
-                <w:szCs w:val="24"/>
-                <w:lang w:val="en-US"/>
-              </w:rPr>
-              <w:t xml:space="preserve"> </w:t>
-            </w:r>
-            <w:proofErr w:type="spellStart"/>
-            <w:r>
-              <w:rPr>
-                <w:rFonts w:ascii="Arial" w:hAnsi="Arial" w:cs="Arial"/>
-                <w:sz w:val="24"/>
-                <w:szCs w:val="24"/>
-                <w:lang w:val="en-US"/>
-              </w:rPr>
-              <w:t>Baru</w:t>
-            </w:r>
-            <w:proofErr w:type="spellEnd"/>
-          </w:p>
-        </w:tc>
-        <w:tc>
-          <w:tcPr>
-            <w:tcW w:w="2191" w:type="dxa"/>
-            <w:shd w:val="clear" w:color="auto" w:fill="auto"/>
-          </w:tcPr>
-          <w:p>
-            <w:pPr>
-              <w:tabs>
-                <w:tab w:val="left" w:pos="426"/>
-              </w:tabs>
-              <w:suppressAutoHyphens w:val="0"/>
-              <w:spacing w:before="120" w:after="120"/>
-              <w:jc w:val="center"/>
-              <w:rPr>
-                <w:rFonts w:ascii="Arial" w:hAnsi="Arial" w:cs="Arial"/>
-                <w:sz w:val="24"/>
-                <w:szCs w:val="24"/>
-                <w:lang w:val="en-US"/>
-              </w:rPr>
-            </w:pPr>
-            <w:proofErr w:type="spellStart"/>
-            <w:r>
-              <w:rPr>
-                <w:rFonts w:ascii="Arial" w:hAnsi="Arial" w:cs="Arial"/>
-                <w:sz w:val="24"/>
-                <w:szCs w:val="24"/>
-                <w:lang w:val="en-US"/>
-              </w:rPr>
-              <w:t>Pertimbangan</w:t>
-            </w:r>
-            <w:proofErr w:type="spellEnd"/>
+            <w:r>
+              <w:rPr>
+                <w:rFonts w:ascii="Arial" w:hAnsi="Arial" w:cs="Arial"/>
+                <w:b/>
+                <w:sz w:val="24"/>
+                <w:szCs w:val="24"/>
+                <w:lang w:val="en-US"/>
+              </w:rPr>
+              <w:t>DOKUMENTASI</w:t>
+            </w:r>
           </w:p>
         </w:tc>
       </w:tr>
       <w:tr>
         <w:tc>
           <w:tcPr>
-            <w:tcW w:w="639" w:type="dxa"/>
-            <w:shd w:val="clear" w:color="auto" w:fill="auto"/>
-          </w:tcPr>
-          <w:p>
-            <w:pPr>
-              <w:tabs>
-                <w:tab w:val="left" w:pos="426"/>
-              </w:tabs>
-              <w:suppressAutoHyphens w:val="0"/>
-              <w:spacing w:before="120" w:after="120"/>
-              <w:jc w:val="center"/>
-              <w:rPr>
-                <w:rFonts w:ascii="Arial" w:hAnsi="Arial" w:cs="Arial"/>
-                <w:sz w:val="24"/>
-                <w:szCs w:val="24"/>
-                <w:lang w:val="en-US"/>
-              </w:rPr>
-            </w:pPr>
-            <w:r>
-              <w:rPr>
-                <w:rFonts w:ascii="Arial" w:hAnsi="Arial" w:cs="Arial"/>
-                <w:sz w:val="24"/>
-                <w:szCs w:val="24"/>
-                <w:lang w:val="en-US"/>
-              </w:rPr>
-              <w:t>1</w:t>
-            </w:r>
-          </w:p>
-        </w:tc>
-        <w:tc>
-          <w:tcPr>
-            <w:tcW w:w="2837" w:type="dxa"/>
-            <w:shd w:val="clear" w:color="auto" w:fill="auto"/>
-          </w:tcPr>
-          <w:p>
-            <w:pPr>
-              <w:tabs>
-                <w:tab w:val="left" w:pos="426"/>
-              </w:tabs>
-              <w:suppressAutoHyphens w:val="0"/>
-              <w:spacing w:before="120" w:after="120"/>
-              <w:jc w:val="both"/>
-              <w:rPr>
-                <w:rFonts w:ascii="Arial" w:hAnsi="Arial" w:cs="Arial"/>
-                <w:sz w:val="24"/>
-                <w:szCs w:val="24"/>
-                <w:lang w:val="en-US"/>
-              </w:rPr>
-            </w:pPr>
-            <w:proofErr w:type="spellStart"/>
-            <w:r>
-              <w:rPr>
-                <w:rFonts w:ascii="Arial" w:hAnsi="Arial" w:cs="Arial"/>
-                <w:sz w:val="24"/>
-                <w:szCs w:val="24"/>
-                <w:lang w:val="en-US"/>
-              </w:rPr>
-              <w:t>Muna</w:t>
-            </w:r>
-            <w:proofErr w:type="spellEnd"/>
-          </w:p>
-        </w:tc>
-        <w:tc>
-          <w:tcPr>
-            <w:tcW w:w="1788" w:type="dxa"/>
+            <w:tcW w:w="9017" w:type="dxa"/>
             <w:gridSpan w:val="2"/>
             <w:shd w:val="clear" w:color="auto" w:fill="auto"/>
           </w:tcPr>
@@ -6620,6 +4230,15 @@
                 <w:lang w:val="en-US"/>
               </w:rPr>
             </w:pPr>
+            <w:r>
+              <w:rPr>
+                <w:rFonts w:ascii="Arial" w:hAnsi="Arial" w:cs="Arial"/>
+                <w:sz w:val="24"/>
+                <w:szCs w:val="24"/>
+                <w:lang w:val="en-US"/>
+              </w:rPr>
+              <w:t>${</w:t>
+            </w:r>
             <w:proofErr w:type="spellStart"/>
             <w:r>
               <w:rPr>
@@ -6628,7 +4247,7 @@
                 <w:szCs w:val="24"/>
                 <w:lang w:val="en-US"/>
               </w:rPr>
-              <w:t>Ketua</w:t>
+              <w:t>foto</w:t>
             </w:r>
             <w:proofErr w:type="spellEnd"/>
             <w:r>
@@ -6638,35 +4257,9 @@
                 <w:szCs w:val="24"/>
                 <w:lang w:val="en-US"/>
               </w:rPr>
-              <w:t xml:space="preserve"> Tim </w:t>
-            </w:r>
-            <w:proofErr w:type="spellStart"/>
-            <w:r>
-              <w:rPr>
-                <w:rFonts w:ascii="Arial" w:hAnsi="Arial" w:cs="Arial"/>
-                <w:sz w:val="24"/>
-                <w:szCs w:val="24"/>
-                <w:lang w:val="en-US"/>
-              </w:rPr>
-              <w:t>Produksi</w:t>
-            </w:r>
-            <w:proofErr w:type="spellEnd"/>
-            <w:r>
-              <w:rPr>
-                <w:rFonts w:ascii="Arial" w:hAnsi="Arial" w:cs="Arial"/>
-                <w:sz w:val="24"/>
-                <w:szCs w:val="24"/>
-                <w:lang w:val="en-US"/>
-              </w:rPr>
-              <w:t xml:space="preserve"> 2</w:t>
+              <w:t>}</w:t>
             </w:r>
           </w:p>
-        </w:tc>
-        <w:tc>
-          <w:tcPr>
-            <w:tcW w:w="1788" w:type="dxa"/>
-            <w:shd w:val="clear" w:color="auto" w:fill="auto"/>
-          </w:tcPr>
           <w:p>
             <w:pPr>
               <w:tabs>
@@ -6681,53 +4274,7 @@
                 <w:lang w:val="en-US"/>
               </w:rPr>
             </w:pPr>
-            <w:proofErr w:type="spellStart"/>
-            <w:r>
-              <w:rPr>
-                <w:rFonts w:ascii="Arial" w:hAnsi="Arial" w:cs="Arial"/>
-                <w:sz w:val="24"/>
-                <w:szCs w:val="24"/>
-                <w:lang w:val="en-US"/>
-              </w:rPr>
-              <w:t>Ketua</w:t>
-            </w:r>
-            <w:proofErr w:type="spellEnd"/>
-            <w:r>
-              <w:rPr>
-                <w:rFonts w:ascii="Arial" w:hAnsi="Arial" w:cs="Arial"/>
-                <w:sz w:val="24"/>
-                <w:szCs w:val="24"/>
-                <w:lang w:val="en-US"/>
-              </w:rPr>
-              <w:t xml:space="preserve"> Tim </w:t>
-            </w:r>
-            <w:proofErr w:type="spellStart"/>
-            <w:r>
-              <w:rPr>
-                <w:rFonts w:ascii="Arial" w:hAnsi="Arial" w:cs="Arial"/>
-                <w:sz w:val="24"/>
-                <w:szCs w:val="24"/>
-                <w:lang w:val="en-US"/>
-              </w:rPr>
-              <w:t>Distribusi</w:t>
-            </w:r>
-            <w:proofErr w:type="spellEnd"/>
-            <w:r>
-              <w:rPr>
-                <w:rFonts w:ascii="Arial" w:hAnsi="Arial" w:cs="Arial"/>
-                <w:sz w:val="24"/>
-                <w:szCs w:val="24"/>
-                <w:lang w:val="en-US"/>
-              </w:rPr>
-              <w:t xml:space="preserve"> 2</w:t>
-            </w:r>
           </w:p>
-        </w:tc>
-        <w:tc>
-          <w:tcPr>
-            <w:tcW w:w="2191" w:type="dxa"/>
-            <w:shd w:val="clear" w:color="auto" w:fill="auto"/>
-          </w:tcPr>
           <w:p>
             <w:pPr>
               <w:tabs>
@@ -6742,196 +4289,7 @@
                 <w:lang w:val="en-US"/>
               </w:rPr>
             </w:pPr>
-            <w:proofErr w:type="spellStart"/>
-            <w:r>
-              <w:rPr>
-                <w:rFonts w:ascii="Arial" w:hAnsi="Arial" w:cs="Arial"/>
-                <w:sz w:val="24"/>
-                <w:szCs w:val="24"/>
-                <w:lang w:val="en-US"/>
-              </w:rPr>
-              <w:t>Sebagai</w:t>
-            </w:r>
-            <w:proofErr w:type="spellEnd"/>
-            <w:r>
-              <w:rPr>
-                <w:rFonts w:ascii="Arial" w:hAnsi="Arial" w:cs="Arial"/>
-                <w:sz w:val="24"/>
-                <w:szCs w:val="24"/>
-                <w:lang w:val="en-US"/>
-              </w:rPr>
-              <w:t xml:space="preserve"> </w:t>
-            </w:r>
-            <w:proofErr w:type="spellStart"/>
-            <w:r>
-              <w:rPr>
-                <w:rFonts w:ascii="Arial" w:hAnsi="Arial" w:cs="Arial"/>
-                <w:sz w:val="24"/>
-                <w:szCs w:val="24"/>
-                <w:lang w:val="en-US"/>
-              </w:rPr>
-              <w:t>penyegaran</w:t>
-            </w:r>
-            <w:proofErr w:type="spellEnd"/>
-            <w:r>
-              <w:rPr>
-                <w:rFonts w:ascii="Arial" w:hAnsi="Arial" w:cs="Arial"/>
-                <w:sz w:val="24"/>
-                <w:szCs w:val="24"/>
-                <w:lang w:val="en-US"/>
-              </w:rPr>
-              <w:t xml:space="preserve"> </w:t>
-            </w:r>
-            <w:proofErr w:type="spellStart"/>
-            <w:r>
-              <w:rPr>
-                <w:rFonts w:ascii="Arial" w:hAnsi="Arial" w:cs="Arial"/>
-                <w:sz w:val="24"/>
-                <w:szCs w:val="24"/>
-                <w:lang w:val="en-US"/>
-              </w:rPr>
-              <w:t>dalam</w:t>
-            </w:r>
-            <w:proofErr w:type="spellEnd"/>
-            <w:r>
-              <w:rPr>
-                <w:rFonts w:ascii="Arial" w:hAnsi="Arial" w:cs="Arial"/>
-                <w:sz w:val="24"/>
-                <w:szCs w:val="24"/>
-                <w:lang w:val="en-US"/>
-              </w:rPr>
-              <w:t xml:space="preserve"> </w:t>
-            </w:r>
-            <w:proofErr w:type="spellStart"/>
-            <w:r>
-              <w:rPr>
-                <w:rFonts w:ascii="Arial" w:hAnsi="Arial" w:cs="Arial"/>
-                <w:sz w:val="24"/>
-                <w:szCs w:val="24"/>
-                <w:lang w:val="en-US"/>
-              </w:rPr>
-              <w:t>pekerjaan</w:t>
-            </w:r>
-            <w:proofErr w:type="spellEnd"/>
-            <w:r>
-              <w:rPr>
-                <w:rFonts w:ascii="Arial" w:hAnsi="Arial" w:cs="Arial"/>
-                <w:sz w:val="24"/>
-                <w:szCs w:val="24"/>
-                <w:lang w:val="en-US"/>
-              </w:rPr>
-              <w:t xml:space="preserve"> </w:t>
-            </w:r>
-            <w:proofErr w:type="spellStart"/>
-            <w:r>
-              <w:rPr>
-                <w:rFonts w:ascii="Arial" w:hAnsi="Arial" w:cs="Arial"/>
-                <w:sz w:val="24"/>
-                <w:szCs w:val="24"/>
-                <w:lang w:val="en-US"/>
-              </w:rPr>
-              <w:t>karena</w:t>
-            </w:r>
-            <w:proofErr w:type="spellEnd"/>
-            <w:r>
-              <w:rPr>
-                <w:rFonts w:ascii="Arial" w:hAnsi="Arial" w:cs="Arial"/>
-                <w:sz w:val="24"/>
-                <w:szCs w:val="24"/>
-                <w:lang w:val="en-US"/>
-              </w:rPr>
-              <w:t xml:space="preserve"> </w:t>
-            </w:r>
-            <w:proofErr w:type="spellStart"/>
-            <w:r>
-              <w:rPr>
-                <w:rFonts w:ascii="Arial" w:hAnsi="Arial" w:cs="Arial"/>
-                <w:sz w:val="24"/>
-                <w:szCs w:val="24"/>
-                <w:lang w:val="en-US"/>
-              </w:rPr>
-              <w:t>sudah</w:t>
-            </w:r>
-            <w:proofErr w:type="spellEnd"/>
-            <w:r>
-              <w:rPr>
-                <w:rFonts w:ascii="Arial" w:hAnsi="Arial" w:cs="Arial"/>
-                <w:sz w:val="24"/>
-                <w:szCs w:val="24"/>
-                <w:lang w:val="en-US"/>
-              </w:rPr>
-              <w:t xml:space="preserve"> lama </w:t>
-            </w:r>
-            <w:proofErr w:type="spellStart"/>
-            <w:r>
-              <w:rPr>
-                <w:rFonts w:ascii="Arial" w:hAnsi="Arial" w:cs="Arial"/>
-                <w:sz w:val="24"/>
-                <w:szCs w:val="24"/>
-                <w:lang w:val="en-US"/>
-              </w:rPr>
-              <w:lastRenderedPageBreak/>
-              <w:t>menjadiketua</w:t>
-            </w:r>
-            <w:proofErr w:type="spellEnd"/>
-            <w:r>
-              <w:rPr>
-                <w:rFonts w:ascii="Arial" w:hAnsi="Arial" w:cs="Arial"/>
-                <w:sz w:val="24"/>
-                <w:szCs w:val="24"/>
-                <w:lang w:val="en-US"/>
-              </w:rPr>
-              <w:t xml:space="preserve"> </w:t>
-            </w:r>
-            <w:proofErr w:type="spellStart"/>
-            <w:r>
-              <w:rPr>
-                <w:rFonts w:ascii="Arial" w:hAnsi="Arial" w:cs="Arial"/>
-                <w:sz w:val="24"/>
-                <w:szCs w:val="24"/>
-                <w:lang w:val="en-US"/>
-              </w:rPr>
-              <w:t>tim</w:t>
-            </w:r>
-            <w:proofErr w:type="spellEnd"/>
-            <w:r>
-              <w:rPr>
-                <w:rFonts w:ascii="Arial" w:hAnsi="Arial" w:cs="Arial"/>
-                <w:sz w:val="24"/>
-                <w:szCs w:val="24"/>
-                <w:lang w:val="en-US"/>
-              </w:rPr>
-              <w:t xml:space="preserve"> </w:t>
-            </w:r>
-            <w:proofErr w:type="spellStart"/>
-            <w:r>
-              <w:rPr>
-                <w:rFonts w:ascii="Arial" w:hAnsi="Arial" w:cs="Arial"/>
-                <w:sz w:val="24"/>
-                <w:szCs w:val="24"/>
-                <w:lang w:val="en-US"/>
-              </w:rPr>
-              <w:t>produksi</w:t>
-            </w:r>
-            <w:proofErr w:type="spellEnd"/>
-            <w:r>
-              <w:rPr>
-                <w:rFonts w:ascii="Arial" w:hAnsi="Arial" w:cs="Arial"/>
-                <w:sz w:val="24"/>
-                <w:szCs w:val="24"/>
-                <w:lang w:val="en-US"/>
-              </w:rPr>
-              <w:t xml:space="preserve"> 2</w:t>
-            </w:r>
           </w:p>
-        </w:tc>
-      </w:tr>
-      <w:tr>
-        <w:tc>
-          <w:tcPr>
-            <w:tcW w:w="639" w:type="dxa"/>
-            <w:shd w:val="clear" w:color="auto" w:fill="auto"/>
-          </w:tcPr>
           <w:p>
             <w:pPr>
               <w:tabs>
@@ -6939,7 +4297,6 @@
               </w:tabs>
               <w:suppressAutoHyphens w:val="0"/>
               <w:spacing w:before="120" w:after="120"/>
-              <w:jc w:val="center"/>
               <w:rPr>
                 <w:rFonts w:ascii="Arial" w:hAnsi="Arial" w:cs="Arial"/>
                 <w:sz w:val="24"/>
@@ -6947,23 +4304,7 @@
                 <w:lang w:val="en-US"/>
               </w:rPr>
             </w:pPr>
-            <w:r>
-              <w:rPr>
-                <w:rFonts w:ascii="Arial" w:hAnsi="Arial" w:cs="Arial"/>
-                <w:sz w:val="24"/>
-                <w:szCs w:val="24"/>
-                <w:lang w:val="en-US"/>
-              </w:rPr>
-              <w:lastRenderedPageBreak/>
-              <w:t>2</w:t>
-            </w:r>
           </w:p>
-        </w:tc>
-        <w:tc>
-          <w:tcPr>
-            <w:tcW w:w="2837" w:type="dxa"/>
-            <w:shd w:val="clear" w:color="auto" w:fill="auto"/>
-          </w:tcPr>
           <w:p>
             <w:pPr>
               <w:tabs>
@@ -6971,7 +4312,6 @@
               </w:tabs>
               <w:suppressAutoHyphens w:val="0"/>
               <w:spacing w:before="120" w:after="120"/>
-              <w:jc w:val="both"/>
               <w:rPr>
                 <w:rFonts w:ascii="Arial" w:hAnsi="Arial" w:cs="Arial"/>
                 <w:sz w:val="24"/>
@@ -6979,20 +4319,178 @@
                 <w:lang w:val="en-US"/>
               </w:rPr>
             </w:pPr>
-            <w:r>
-              <w:rPr>
-                <w:rFonts w:ascii="Arial" w:hAnsi="Arial" w:cs="Arial"/>
-                <w:sz w:val="24"/>
-                <w:szCs w:val="24"/>
-                <w:lang w:val="en-US"/>
-              </w:rPr>
-              <w:t>Abdul Aziz</w:t>
-            </w:r>
+          </w:p>
+          <w:p>
+            <w:pPr>
+              <w:tabs>
+                <w:tab w:val="left" w:pos="426"/>
+              </w:tabs>
+              <w:suppressAutoHyphens w:val="0"/>
+              <w:spacing w:before="120" w:after="120"/>
+              <w:rPr>
+                <w:rFonts w:ascii="Arial" w:hAnsi="Arial" w:cs="Arial"/>
+                <w:sz w:val="24"/>
+                <w:szCs w:val="24"/>
+                <w:lang w:val="en-US"/>
+              </w:rPr>
+            </w:pPr>
+          </w:p>
+          <w:p>
+            <w:pPr>
+              <w:tabs>
+                <w:tab w:val="left" w:pos="426"/>
+              </w:tabs>
+              <w:suppressAutoHyphens w:val="0"/>
+              <w:spacing w:before="120" w:after="120"/>
+              <w:rPr>
+                <w:rFonts w:ascii="Arial" w:hAnsi="Arial" w:cs="Arial"/>
+                <w:sz w:val="24"/>
+                <w:szCs w:val="24"/>
+                <w:lang w:val="en-US"/>
+              </w:rPr>
+            </w:pPr>
+          </w:p>
+          <w:p>
+            <w:pPr>
+              <w:tabs>
+                <w:tab w:val="left" w:pos="426"/>
+              </w:tabs>
+              <w:suppressAutoHyphens w:val="0"/>
+              <w:spacing w:before="120" w:after="120"/>
+              <w:rPr>
+                <w:rFonts w:ascii="Arial" w:hAnsi="Arial" w:cs="Arial"/>
+                <w:sz w:val="24"/>
+                <w:szCs w:val="24"/>
+                <w:lang w:val="en-US"/>
+              </w:rPr>
+            </w:pPr>
+          </w:p>
+          <w:p>
+            <w:pPr>
+              <w:tabs>
+                <w:tab w:val="left" w:pos="426"/>
+              </w:tabs>
+              <w:suppressAutoHyphens w:val="0"/>
+              <w:spacing w:before="120" w:after="120"/>
+              <w:rPr>
+                <w:rFonts w:ascii="Arial" w:hAnsi="Arial" w:cs="Arial"/>
+                <w:sz w:val="24"/>
+                <w:szCs w:val="24"/>
+                <w:lang w:val="en-US"/>
+              </w:rPr>
+            </w:pPr>
+          </w:p>
+          <w:p>
+            <w:pPr>
+              <w:tabs>
+                <w:tab w:val="left" w:pos="426"/>
+              </w:tabs>
+              <w:suppressAutoHyphens w:val="0"/>
+              <w:spacing w:before="120" w:after="120"/>
+              <w:rPr>
+                <w:rFonts w:ascii="Arial" w:hAnsi="Arial" w:cs="Arial"/>
+                <w:sz w:val="24"/>
+                <w:szCs w:val="24"/>
+                <w:lang w:val="en-US"/>
+              </w:rPr>
+            </w:pPr>
+          </w:p>
+          <w:p>
+            <w:pPr>
+              <w:tabs>
+                <w:tab w:val="left" w:pos="426"/>
+              </w:tabs>
+              <w:suppressAutoHyphens w:val="0"/>
+              <w:spacing w:before="120" w:after="120"/>
+              <w:rPr>
+                <w:rFonts w:ascii="Arial" w:hAnsi="Arial" w:cs="Arial"/>
+                <w:sz w:val="24"/>
+                <w:szCs w:val="24"/>
+                <w:lang w:val="en-US"/>
+              </w:rPr>
+            </w:pPr>
+          </w:p>
+          <w:p>
+            <w:pPr>
+              <w:tabs>
+                <w:tab w:val="left" w:pos="426"/>
+              </w:tabs>
+              <w:suppressAutoHyphens w:val="0"/>
+              <w:spacing w:before="120" w:after="120"/>
+              <w:rPr>
+                <w:rFonts w:ascii="Arial" w:hAnsi="Arial" w:cs="Arial"/>
+                <w:sz w:val="24"/>
+                <w:szCs w:val="24"/>
+                <w:lang w:val="en-US"/>
+              </w:rPr>
+            </w:pPr>
+          </w:p>
+          <w:p>
+            <w:pPr>
+              <w:tabs>
+                <w:tab w:val="left" w:pos="426"/>
+              </w:tabs>
+              <w:suppressAutoHyphens w:val="0"/>
+              <w:spacing w:before="120" w:after="120"/>
+              <w:rPr>
+                <w:rFonts w:ascii="Arial" w:hAnsi="Arial" w:cs="Arial"/>
+                <w:sz w:val="24"/>
+                <w:szCs w:val="24"/>
+                <w:lang w:val="en-US"/>
+              </w:rPr>
+            </w:pPr>
+          </w:p>
+          <w:p>
+            <w:pPr>
+              <w:tabs>
+                <w:tab w:val="left" w:pos="426"/>
+              </w:tabs>
+              <w:suppressAutoHyphens w:val="0"/>
+              <w:spacing w:before="120" w:after="120"/>
+              <w:rPr>
+                <w:rFonts w:ascii="Arial" w:hAnsi="Arial" w:cs="Arial"/>
+                <w:sz w:val="24"/>
+                <w:szCs w:val="24"/>
+                <w:lang w:val="en-US"/>
+              </w:rPr>
+            </w:pPr>
+          </w:p>
+          <w:p>
+            <w:pPr>
+              <w:tabs>
+                <w:tab w:val="left" w:pos="426"/>
+              </w:tabs>
+              <w:suppressAutoHyphens w:val="0"/>
+              <w:spacing w:before="120" w:after="120"/>
+              <w:rPr>
+                <w:rFonts w:ascii="Arial" w:hAnsi="Arial" w:cs="Arial"/>
+                <w:sz w:val="24"/>
+                <w:szCs w:val="24"/>
+                <w:lang w:val="en-US"/>
+              </w:rPr>
+            </w:pPr>
+          </w:p>
+          <w:p>
+            <w:pPr>
+              <w:tabs>
+                <w:tab w:val="left" w:pos="426"/>
+              </w:tabs>
+              <w:suppressAutoHyphens w:val="0"/>
+              <w:spacing w:before="120" w:after="120"/>
+              <w:rPr>
+                <w:rFonts w:ascii="Arial" w:hAnsi="Arial" w:cs="Arial"/>
+                <w:sz w:val="24"/>
+                <w:szCs w:val="24"/>
+                <w:lang w:val="en-US"/>
+              </w:rPr>
+            </w:pPr>
           </w:p>
         </w:tc>
+      </w:tr>
+      <w:tr>
         <w:tc>
           <w:tcPr>
-            <w:tcW w:w="1788" w:type="dxa"/>
+            <w:tcW w:w="9017" w:type="dxa"/>
             <w:gridSpan w:val="2"/>
             <w:shd w:val="clear" w:color="auto" w:fill="auto"/>
           </w:tcPr>
@@ -7002,57 +4500,7 @@
                 <w:tab w:val="left" w:pos="426"/>
               </w:tabs>
               <w:suppressAutoHyphens w:val="0"/>
-              <w:spacing w:before="120" w:after="120"/>
-              <w:rPr>
-                <w:rFonts w:ascii="Arial" w:hAnsi="Arial" w:cs="Arial"/>
-                <w:sz w:val="24"/>
-                <w:szCs w:val="24"/>
-                <w:lang w:val="en-US"/>
-              </w:rPr>
-            </w:pPr>
-            <w:r>
-              <w:rPr>
-                <w:rFonts w:ascii="Arial" w:hAnsi="Arial" w:cs="Arial"/>
-                <w:sz w:val="24"/>
-                <w:szCs w:val="24"/>
-                <w:lang w:val="en-US"/>
-              </w:rPr>
-              <w:t xml:space="preserve">Anggota Tim </w:t>
-            </w:r>
-            <w:proofErr w:type="spellStart"/>
-            <w:r>
-              <w:rPr>
-                <w:rFonts w:ascii="Arial" w:hAnsi="Arial" w:cs="Arial"/>
-                <w:sz w:val="24"/>
-                <w:szCs w:val="24"/>
-                <w:lang w:val="en-US"/>
-              </w:rPr>
-              <w:t>Produksi</w:t>
-            </w:r>
-            <w:proofErr w:type="spellEnd"/>
-            <w:r>
-              <w:rPr>
-                <w:rFonts w:ascii="Arial" w:hAnsi="Arial" w:cs="Arial"/>
-                <w:sz w:val="24"/>
-                <w:szCs w:val="24"/>
-                <w:lang w:val="en-US"/>
-              </w:rPr>
-              <w:t xml:space="preserve"> 1</w:t>
-            </w:r>
-          </w:p>
-        </w:tc>
-        <w:tc>
-          <w:tcPr>
-            <w:tcW w:w="1788" w:type="dxa"/>
-            <w:shd w:val="clear" w:color="auto" w:fill="auto"/>
-          </w:tcPr>
-          <w:p>
-            <w:pPr>
-              <w:tabs>
-                <w:tab w:val="left" w:pos="426"/>
-              </w:tabs>
-              <w:suppressAutoHyphens w:val="0"/>
-              <w:spacing w:before="120" w:after="120"/>
+              <w:ind w:left="5486"/>
               <w:rPr>
                 <w:rFonts w:ascii="Arial" w:hAnsi="Arial" w:cs="Arial"/>
                 <w:sz w:val="24"/>
@@ -7068,1980 +4516,7 @@
                 <w:szCs w:val="24"/>
                 <w:lang w:val="en-US"/>
               </w:rPr>
-              <w:t>Ketua</w:t>
-            </w:r>
-            <w:proofErr w:type="spellEnd"/>
-            <w:r>
-              <w:rPr>
-                <w:rFonts w:ascii="Arial" w:hAnsi="Arial" w:cs="Arial"/>
-                <w:sz w:val="24"/>
-                <w:szCs w:val="24"/>
-                <w:lang w:val="en-US"/>
-              </w:rPr>
-              <w:t xml:space="preserve"> Tim </w:t>
-            </w:r>
-            <w:proofErr w:type="spellStart"/>
-            <w:r>
-              <w:rPr>
-                <w:rFonts w:ascii="Arial" w:hAnsi="Arial" w:cs="Arial"/>
-                <w:sz w:val="24"/>
-                <w:szCs w:val="24"/>
-                <w:lang w:val="en-US"/>
-              </w:rPr>
-              <w:t>Produksi</w:t>
-            </w:r>
-            <w:proofErr w:type="spellEnd"/>
-            <w:r>
-              <w:rPr>
-                <w:rFonts w:ascii="Arial" w:hAnsi="Arial" w:cs="Arial"/>
-                <w:sz w:val="24"/>
-                <w:szCs w:val="24"/>
-                <w:lang w:val="en-US"/>
-              </w:rPr>
-              <w:t xml:space="preserve"> 2</w:t>
-            </w:r>
-          </w:p>
-        </w:tc>
-        <w:tc>
-          <w:tcPr>
-            <w:tcW w:w="2191" w:type="dxa"/>
-            <w:shd w:val="clear" w:color="auto" w:fill="auto"/>
-          </w:tcPr>
-          <w:p>
-            <w:pPr>
-              <w:tabs>
-                <w:tab w:val="left" w:pos="426"/>
-              </w:tabs>
-              <w:suppressAutoHyphens w:val="0"/>
-              <w:spacing w:before="120" w:after="120"/>
-              <w:rPr>
-                <w:rFonts w:ascii="Arial" w:hAnsi="Arial" w:cs="Arial"/>
-                <w:sz w:val="24"/>
-                <w:szCs w:val="24"/>
-                <w:lang w:val="en-US"/>
-              </w:rPr>
-            </w:pPr>
-            <w:r>
-              <w:rPr>
-                <w:rFonts w:ascii="Arial" w:hAnsi="Arial" w:cs="Arial"/>
-                <w:sz w:val="24"/>
-                <w:szCs w:val="24"/>
-                <w:lang w:val="en-US"/>
-              </w:rPr>
-              <w:t xml:space="preserve">Abdul Aziz </w:t>
-            </w:r>
-            <w:proofErr w:type="spellStart"/>
-            <w:r>
-              <w:rPr>
-                <w:rFonts w:ascii="Arial" w:hAnsi="Arial" w:cs="Arial"/>
-                <w:sz w:val="24"/>
-                <w:szCs w:val="24"/>
-                <w:lang w:val="en-US"/>
-              </w:rPr>
-              <w:t>menjadi</w:t>
-            </w:r>
-            <w:proofErr w:type="spellEnd"/>
-            <w:r>
-              <w:rPr>
-                <w:rFonts w:ascii="Arial" w:hAnsi="Arial" w:cs="Arial"/>
-                <w:sz w:val="24"/>
-                <w:szCs w:val="24"/>
-                <w:lang w:val="en-US"/>
-              </w:rPr>
-              <w:t xml:space="preserve"> </w:t>
-            </w:r>
-            <w:proofErr w:type="spellStart"/>
-            <w:r>
-              <w:rPr>
-                <w:rFonts w:ascii="Arial" w:hAnsi="Arial" w:cs="Arial"/>
-                <w:sz w:val="24"/>
-                <w:szCs w:val="24"/>
-                <w:lang w:val="en-US"/>
-              </w:rPr>
-              <w:t>pejabat</w:t>
-            </w:r>
-            <w:proofErr w:type="spellEnd"/>
-            <w:r>
-              <w:rPr>
-                <w:rFonts w:ascii="Arial" w:hAnsi="Arial" w:cs="Arial"/>
-                <w:sz w:val="24"/>
-                <w:szCs w:val="24"/>
-                <w:lang w:val="en-US"/>
-              </w:rPr>
-              <w:t xml:space="preserve"> </w:t>
-            </w:r>
-            <w:proofErr w:type="spellStart"/>
-            <w:r>
-              <w:rPr>
-                <w:rFonts w:ascii="Arial" w:hAnsi="Arial" w:cs="Arial"/>
-                <w:sz w:val="24"/>
-                <w:szCs w:val="24"/>
-                <w:lang w:val="en-US"/>
-              </w:rPr>
-              <w:t>Statistisi</w:t>
-            </w:r>
-            <w:proofErr w:type="spellEnd"/>
-            <w:r>
-              <w:rPr>
-                <w:rFonts w:ascii="Arial" w:hAnsi="Arial" w:cs="Arial"/>
-                <w:sz w:val="24"/>
-                <w:szCs w:val="24"/>
-                <w:lang w:val="en-US"/>
-              </w:rPr>
-              <w:t xml:space="preserve"> Muda </w:t>
-            </w:r>
-            <w:proofErr w:type="spellStart"/>
-            <w:r>
-              <w:rPr>
-                <w:rFonts w:ascii="Arial" w:hAnsi="Arial" w:cs="Arial"/>
-                <w:sz w:val="24"/>
-                <w:szCs w:val="24"/>
-                <w:lang w:val="en-US"/>
-              </w:rPr>
-              <w:t>sehingga</w:t>
-            </w:r>
-            <w:proofErr w:type="spellEnd"/>
-            <w:r>
-              <w:rPr>
-                <w:rFonts w:ascii="Arial" w:hAnsi="Arial" w:cs="Arial"/>
-                <w:sz w:val="24"/>
-                <w:szCs w:val="24"/>
-                <w:lang w:val="en-US"/>
-              </w:rPr>
-              <w:t xml:space="preserve"> </w:t>
-            </w:r>
-            <w:proofErr w:type="spellStart"/>
-            <w:r>
-              <w:rPr>
-                <w:rFonts w:ascii="Arial" w:hAnsi="Arial" w:cs="Arial"/>
-                <w:sz w:val="24"/>
-                <w:szCs w:val="24"/>
-                <w:lang w:val="en-US"/>
-              </w:rPr>
-              <w:t>diberikan</w:t>
-            </w:r>
-            <w:proofErr w:type="spellEnd"/>
-            <w:r>
-              <w:rPr>
-                <w:rFonts w:ascii="Arial" w:hAnsi="Arial" w:cs="Arial"/>
-                <w:sz w:val="24"/>
-                <w:szCs w:val="24"/>
-                <w:lang w:val="en-US"/>
-              </w:rPr>
-              <w:t xml:space="preserve"> </w:t>
-            </w:r>
-            <w:proofErr w:type="spellStart"/>
-            <w:r>
-              <w:rPr>
-                <w:rFonts w:ascii="Arial" w:hAnsi="Arial" w:cs="Arial"/>
-                <w:sz w:val="24"/>
-                <w:szCs w:val="24"/>
-                <w:lang w:val="en-US"/>
-              </w:rPr>
-              <w:t>tanggungjawab</w:t>
-            </w:r>
-            <w:proofErr w:type="spellEnd"/>
-            <w:r>
-              <w:rPr>
-                <w:rFonts w:ascii="Arial" w:hAnsi="Arial" w:cs="Arial"/>
-                <w:sz w:val="24"/>
-                <w:szCs w:val="24"/>
-                <w:lang w:val="en-US"/>
-              </w:rPr>
-              <w:t xml:space="preserve"> </w:t>
-            </w:r>
-            <w:proofErr w:type="spellStart"/>
-            <w:r>
-              <w:rPr>
-                <w:rFonts w:ascii="Arial" w:hAnsi="Arial" w:cs="Arial"/>
-                <w:sz w:val="24"/>
-                <w:szCs w:val="24"/>
-                <w:lang w:val="en-US"/>
-              </w:rPr>
-              <w:t>sebagai</w:t>
-            </w:r>
-            <w:proofErr w:type="spellEnd"/>
-            <w:r>
-              <w:rPr>
-                <w:rFonts w:ascii="Arial" w:hAnsi="Arial" w:cs="Arial"/>
-                <w:sz w:val="24"/>
-                <w:szCs w:val="24"/>
-                <w:lang w:val="en-US"/>
-              </w:rPr>
-              <w:t xml:space="preserve"> </w:t>
-            </w:r>
-            <w:proofErr w:type="spellStart"/>
-            <w:r>
-              <w:rPr>
-                <w:rFonts w:ascii="Arial" w:hAnsi="Arial" w:cs="Arial"/>
-                <w:sz w:val="24"/>
-                <w:szCs w:val="24"/>
-                <w:lang w:val="en-US"/>
-              </w:rPr>
-              <w:t>ketua</w:t>
-            </w:r>
-            <w:proofErr w:type="spellEnd"/>
-            <w:r>
-              <w:rPr>
-                <w:rFonts w:ascii="Arial" w:hAnsi="Arial" w:cs="Arial"/>
-                <w:sz w:val="24"/>
-                <w:szCs w:val="24"/>
-                <w:lang w:val="en-US"/>
-              </w:rPr>
-              <w:t xml:space="preserve"> </w:t>
-            </w:r>
-            <w:proofErr w:type="spellStart"/>
-            <w:r>
-              <w:rPr>
-                <w:rFonts w:ascii="Arial" w:hAnsi="Arial" w:cs="Arial"/>
-                <w:sz w:val="24"/>
-                <w:szCs w:val="24"/>
-                <w:lang w:val="en-US"/>
-              </w:rPr>
-              <w:t>tim</w:t>
-            </w:r>
-            <w:proofErr w:type="spellEnd"/>
-            <w:r>
-              <w:rPr>
-                <w:rFonts w:ascii="Arial" w:hAnsi="Arial" w:cs="Arial"/>
-                <w:sz w:val="24"/>
-                <w:szCs w:val="24"/>
-                <w:lang w:val="en-US"/>
-              </w:rPr>
-              <w:t xml:space="preserve"> </w:t>
-            </w:r>
-            <w:proofErr w:type="spellStart"/>
-            <w:r>
-              <w:rPr>
-                <w:rFonts w:ascii="Arial" w:hAnsi="Arial" w:cs="Arial"/>
-                <w:sz w:val="24"/>
-                <w:szCs w:val="24"/>
-                <w:lang w:val="en-US"/>
-              </w:rPr>
-              <w:t>prosuksi</w:t>
-            </w:r>
-            <w:proofErr w:type="spellEnd"/>
-            <w:r>
-              <w:rPr>
-                <w:rFonts w:ascii="Arial" w:hAnsi="Arial" w:cs="Arial"/>
-                <w:sz w:val="24"/>
-                <w:szCs w:val="24"/>
-                <w:lang w:val="en-US"/>
-              </w:rPr>
-              <w:t xml:space="preserve"> 2</w:t>
-            </w:r>
-          </w:p>
-        </w:tc>
-      </w:tr>
-      <w:tr>
-        <w:tc>
-          <w:tcPr>
-            <w:tcW w:w="639" w:type="dxa"/>
-            <w:shd w:val="clear" w:color="auto" w:fill="auto"/>
-          </w:tcPr>
-          <w:p>
-            <w:pPr>
-              <w:tabs>
-                <w:tab w:val="left" w:pos="426"/>
-              </w:tabs>
-              <w:suppressAutoHyphens w:val="0"/>
-              <w:spacing w:before="120" w:after="120"/>
-              <w:jc w:val="center"/>
-              <w:rPr>
-                <w:rFonts w:ascii="Arial" w:hAnsi="Arial" w:cs="Arial"/>
-                <w:sz w:val="24"/>
-                <w:szCs w:val="24"/>
-                <w:lang w:val="en-US"/>
-              </w:rPr>
-            </w:pPr>
-            <w:r>
-              <w:rPr>
-                <w:rFonts w:ascii="Arial" w:hAnsi="Arial" w:cs="Arial"/>
-                <w:sz w:val="24"/>
-                <w:szCs w:val="24"/>
-                <w:lang w:val="en-US"/>
-              </w:rPr>
-              <w:t>3</w:t>
-            </w:r>
-          </w:p>
-        </w:tc>
-        <w:tc>
-          <w:tcPr>
-            <w:tcW w:w="2837" w:type="dxa"/>
-            <w:shd w:val="clear" w:color="auto" w:fill="auto"/>
-          </w:tcPr>
-          <w:p>
-            <w:pPr>
-              <w:tabs>
-                <w:tab w:val="left" w:pos="426"/>
-              </w:tabs>
-              <w:suppressAutoHyphens w:val="0"/>
-              <w:spacing w:before="120" w:after="120"/>
-              <w:jc w:val="both"/>
-              <w:rPr>
-                <w:rFonts w:ascii="Arial" w:hAnsi="Arial" w:cs="Arial"/>
-                <w:sz w:val="24"/>
-                <w:szCs w:val="24"/>
-                <w:lang w:val="en-US"/>
-              </w:rPr>
-            </w:pPr>
-            <w:proofErr w:type="spellStart"/>
-            <w:r>
-              <w:rPr>
-                <w:rFonts w:ascii="Arial" w:hAnsi="Arial" w:cs="Arial"/>
-                <w:sz w:val="24"/>
-                <w:szCs w:val="24"/>
-                <w:lang w:val="en-US"/>
-              </w:rPr>
-              <w:t>Rini</w:t>
-            </w:r>
-            <w:proofErr w:type="spellEnd"/>
-            <w:r>
-              <w:rPr>
-                <w:rFonts w:ascii="Arial" w:hAnsi="Arial" w:cs="Arial"/>
-                <w:sz w:val="24"/>
-                <w:szCs w:val="24"/>
-                <w:lang w:val="en-US"/>
-              </w:rPr>
-              <w:t xml:space="preserve"> </w:t>
-            </w:r>
-            <w:proofErr w:type="spellStart"/>
-            <w:r>
-              <w:rPr>
-                <w:rFonts w:ascii="Arial" w:hAnsi="Arial" w:cs="Arial"/>
-                <w:sz w:val="24"/>
-                <w:szCs w:val="24"/>
-                <w:lang w:val="en-US"/>
-              </w:rPr>
-              <w:t>Astuti</w:t>
-            </w:r>
-            <w:proofErr w:type="spellEnd"/>
-          </w:p>
-        </w:tc>
-        <w:tc>
-          <w:tcPr>
-            <w:tcW w:w="1788" w:type="dxa"/>
-            <w:gridSpan w:val="2"/>
-            <w:shd w:val="clear" w:color="auto" w:fill="auto"/>
-          </w:tcPr>
-          <w:p>
-            <w:pPr>
-              <w:tabs>
-                <w:tab w:val="left" w:pos="426"/>
-              </w:tabs>
-              <w:suppressAutoHyphens w:val="0"/>
-              <w:spacing w:before="120" w:after="120"/>
-              <w:rPr>
-                <w:rFonts w:ascii="Arial" w:hAnsi="Arial" w:cs="Arial"/>
-                <w:sz w:val="24"/>
-                <w:szCs w:val="24"/>
-                <w:lang w:val="en-US"/>
-              </w:rPr>
-            </w:pPr>
-            <w:r>
-              <w:rPr>
-                <w:rFonts w:ascii="Arial" w:hAnsi="Arial" w:cs="Arial"/>
-                <w:sz w:val="24"/>
-                <w:szCs w:val="24"/>
-                <w:lang w:val="en-US"/>
-              </w:rPr>
-              <w:t xml:space="preserve">Anggota Tim </w:t>
-            </w:r>
-            <w:proofErr w:type="spellStart"/>
-            <w:r>
-              <w:rPr>
-                <w:rFonts w:ascii="Arial" w:hAnsi="Arial" w:cs="Arial"/>
-                <w:sz w:val="24"/>
-                <w:szCs w:val="24"/>
-                <w:lang w:val="en-US"/>
-              </w:rPr>
-              <w:t>Neraca</w:t>
-            </w:r>
-            <w:proofErr w:type="spellEnd"/>
-            <w:r>
-              <w:rPr>
-                <w:rFonts w:ascii="Arial" w:hAnsi="Arial" w:cs="Arial"/>
-                <w:sz w:val="24"/>
-                <w:szCs w:val="24"/>
-                <w:lang w:val="en-US"/>
-              </w:rPr>
-              <w:t xml:space="preserve"> 1</w:t>
-            </w:r>
-          </w:p>
-        </w:tc>
-        <w:tc>
-          <w:tcPr>
-            <w:tcW w:w="1788" w:type="dxa"/>
-            <w:shd w:val="clear" w:color="auto" w:fill="auto"/>
-          </w:tcPr>
-          <w:p>
-            <w:pPr>
-              <w:tabs>
-                <w:tab w:val="left" w:pos="426"/>
-              </w:tabs>
-              <w:suppressAutoHyphens w:val="0"/>
-              <w:spacing w:before="120" w:after="120"/>
-              <w:rPr>
-                <w:rFonts w:ascii="Arial" w:hAnsi="Arial" w:cs="Arial"/>
-                <w:sz w:val="24"/>
-                <w:szCs w:val="24"/>
-                <w:lang w:val="en-US"/>
-              </w:rPr>
-            </w:pPr>
-            <w:proofErr w:type="spellStart"/>
-            <w:r>
-              <w:rPr>
-                <w:rFonts w:ascii="Arial" w:hAnsi="Arial" w:cs="Arial"/>
-                <w:sz w:val="24"/>
-                <w:szCs w:val="24"/>
-                <w:lang w:val="en-US"/>
-              </w:rPr>
-              <w:t>Ketua</w:t>
-            </w:r>
-            <w:proofErr w:type="spellEnd"/>
-            <w:r>
-              <w:rPr>
-                <w:rFonts w:ascii="Arial" w:hAnsi="Arial" w:cs="Arial"/>
-                <w:sz w:val="24"/>
-                <w:szCs w:val="24"/>
-                <w:lang w:val="en-US"/>
-              </w:rPr>
-              <w:t xml:space="preserve"> Tim </w:t>
-            </w:r>
-            <w:proofErr w:type="spellStart"/>
-            <w:r>
-              <w:rPr>
-                <w:rFonts w:ascii="Arial" w:hAnsi="Arial" w:cs="Arial"/>
-                <w:sz w:val="24"/>
-                <w:szCs w:val="24"/>
-                <w:lang w:val="en-US"/>
-              </w:rPr>
-              <w:t>Neraca</w:t>
-            </w:r>
-            <w:proofErr w:type="spellEnd"/>
-            <w:r>
-              <w:rPr>
-                <w:rFonts w:ascii="Arial" w:hAnsi="Arial" w:cs="Arial"/>
-                <w:sz w:val="24"/>
-                <w:szCs w:val="24"/>
-                <w:lang w:val="en-US"/>
-              </w:rPr>
-              <w:t xml:space="preserve"> 1</w:t>
-            </w:r>
-          </w:p>
-        </w:tc>
-        <w:tc>
-          <w:tcPr>
-            <w:tcW w:w="2191" w:type="dxa"/>
-            <w:shd w:val="clear" w:color="auto" w:fill="auto"/>
-          </w:tcPr>
-          <w:p>
-            <w:pPr>
-              <w:tabs>
-                <w:tab w:val="left" w:pos="426"/>
-              </w:tabs>
-              <w:suppressAutoHyphens w:val="0"/>
-              <w:spacing w:before="120" w:after="120"/>
-              <w:rPr>
-                <w:rFonts w:ascii="Arial" w:hAnsi="Arial" w:cs="Arial"/>
-                <w:sz w:val="24"/>
-                <w:szCs w:val="24"/>
-                <w:lang w:val="en-US"/>
-              </w:rPr>
-            </w:pPr>
-            <w:proofErr w:type="spellStart"/>
-            <w:r>
-              <w:rPr>
-                <w:rFonts w:ascii="Arial" w:hAnsi="Arial" w:cs="Arial"/>
-                <w:sz w:val="24"/>
-                <w:szCs w:val="24"/>
-                <w:lang w:val="en-US"/>
-              </w:rPr>
-              <w:t>Diangkat</w:t>
-            </w:r>
-            <w:proofErr w:type="spellEnd"/>
-            <w:r>
-              <w:rPr>
-                <w:rFonts w:ascii="Arial" w:hAnsi="Arial" w:cs="Arial"/>
-                <w:sz w:val="24"/>
-                <w:szCs w:val="24"/>
-                <w:lang w:val="en-US"/>
-              </w:rPr>
-              <w:t xml:space="preserve"> </w:t>
-            </w:r>
-            <w:proofErr w:type="spellStart"/>
-            <w:r>
-              <w:rPr>
-                <w:rFonts w:ascii="Arial" w:hAnsi="Arial" w:cs="Arial"/>
-                <w:sz w:val="24"/>
-                <w:szCs w:val="24"/>
-                <w:lang w:val="en-US"/>
-              </w:rPr>
-              <w:t>jabatan</w:t>
-            </w:r>
-            <w:proofErr w:type="spellEnd"/>
-            <w:r>
-              <w:rPr>
-                <w:rFonts w:ascii="Arial" w:hAnsi="Arial" w:cs="Arial"/>
-                <w:sz w:val="24"/>
-                <w:szCs w:val="24"/>
-                <w:lang w:val="en-US"/>
-              </w:rPr>
-              <w:t xml:space="preserve"> Ahli Muda, </w:t>
-            </w:r>
-            <w:proofErr w:type="spellStart"/>
-            <w:r>
-              <w:rPr>
-                <w:rFonts w:ascii="Arial" w:hAnsi="Arial" w:cs="Arial"/>
-                <w:sz w:val="24"/>
-                <w:szCs w:val="24"/>
-                <w:lang w:val="en-US"/>
-              </w:rPr>
-              <w:t>sehingga</w:t>
-            </w:r>
-            <w:proofErr w:type="spellEnd"/>
-            <w:r>
-              <w:rPr>
-                <w:rFonts w:ascii="Arial" w:hAnsi="Arial" w:cs="Arial"/>
-                <w:sz w:val="24"/>
-                <w:szCs w:val="24"/>
-                <w:lang w:val="en-US"/>
-              </w:rPr>
-              <w:t xml:space="preserve"> </w:t>
-            </w:r>
-            <w:proofErr w:type="spellStart"/>
-            <w:r>
-              <w:rPr>
-                <w:rFonts w:ascii="Arial" w:hAnsi="Arial" w:cs="Arial"/>
-                <w:sz w:val="24"/>
-                <w:szCs w:val="24"/>
-                <w:lang w:val="en-US"/>
-              </w:rPr>
-              <w:t>diberikan</w:t>
-            </w:r>
-            <w:proofErr w:type="spellEnd"/>
-            <w:r>
-              <w:rPr>
-                <w:rFonts w:ascii="Arial" w:hAnsi="Arial" w:cs="Arial"/>
-                <w:sz w:val="24"/>
-                <w:szCs w:val="24"/>
-                <w:lang w:val="en-US"/>
-              </w:rPr>
-              <w:t xml:space="preserve"> </w:t>
-            </w:r>
-            <w:proofErr w:type="spellStart"/>
-            <w:r>
-              <w:rPr>
-                <w:rFonts w:ascii="Arial" w:hAnsi="Arial" w:cs="Arial"/>
-                <w:sz w:val="24"/>
-                <w:szCs w:val="24"/>
-                <w:lang w:val="en-US"/>
-              </w:rPr>
-              <w:t>tugas</w:t>
-            </w:r>
-            <w:proofErr w:type="spellEnd"/>
-            <w:r>
-              <w:rPr>
-                <w:rFonts w:ascii="Arial" w:hAnsi="Arial" w:cs="Arial"/>
-                <w:sz w:val="24"/>
-                <w:szCs w:val="24"/>
-                <w:lang w:val="en-US"/>
-              </w:rPr>
-              <w:t xml:space="preserve"> </w:t>
-            </w:r>
-            <w:proofErr w:type="spellStart"/>
-            <w:r>
-              <w:rPr>
-                <w:rFonts w:ascii="Arial" w:hAnsi="Arial" w:cs="Arial"/>
-                <w:sz w:val="24"/>
-                <w:szCs w:val="24"/>
-                <w:lang w:val="en-US"/>
-              </w:rPr>
-              <w:t>sebagai</w:t>
-            </w:r>
-            <w:proofErr w:type="spellEnd"/>
-            <w:r>
-              <w:rPr>
-                <w:rFonts w:ascii="Arial" w:hAnsi="Arial" w:cs="Arial"/>
-                <w:sz w:val="24"/>
-                <w:szCs w:val="24"/>
-                <w:lang w:val="en-US"/>
-              </w:rPr>
-              <w:t xml:space="preserve"> </w:t>
-            </w:r>
-            <w:proofErr w:type="spellStart"/>
-            <w:r>
-              <w:rPr>
-                <w:rFonts w:ascii="Arial" w:hAnsi="Arial" w:cs="Arial"/>
-                <w:sz w:val="24"/>
-                <w:szCs w:val="24"/>
-                <w:lang w:val="en-US"/>
-              </w:rPr>
-              <w:t>ketua</w:t>
-            </w:r>
-            <w:proofErr w:type="spellEnd"/>
-            <w:r>
-              <w:rPr>
-                <w:rFonts w:ascii="Arial" w:hAnsi="Arial" w:cs="Arial"/>
-                <w:sz w:val="24"/>
-                <w:szCs w:val="24"/>
-                <w:lang w:val="en-US"/>
-              </w:rPr>
-              <w:t xml:space="preserve"> </w:t>
-            </w:r>
-            <w:proofErr w:type="spellStart"/>
-            <w:r>
-              <w:rPr>
-                <w:rFonts w:ascii="Arial" w:hAnsi="Arial" w:cs="Arial"/>
-                <w:sz w:val="24"/>
-                <w:szCs w:val="24"/>
-                <w:lang w:val="en-US"/>
-              </w:rPr>
-              <w:t>tim</w:t>
-            </w:r>
-            <w:proofErr w:type="spellEnd"/>
-            <w:r>
-              <w:rPr>
-                <w:rFonts w:ascii="Arial" w:hAnsi="Arial" w:cs="Arial"/>
-                <w:sz w:val="24"/>
-                <w:szCs w:val="24"/>
-                <w:lang w:val="en-US"/>
-              </w:rPr>
-              <w:t xml:space="preserve"> </w:t>
-            </w:r>
-            <w:proofErr w:type="spellStart"/>
-            <w:r>
-              <w:rPr>
-                <w:rFonts w:ascii="Arial" w:hAnsi="Arial" w:cs="Arial"/>
-                <w:sz w:val="24"/>
-                <w:szCs w:val="24"/>
-                <w:lang w:val="en-US"/>
-              </w:rPr>
-              <w:t>Neraca</w:t>
-            </w:r>
-            <w:proofErr w:type="spellEnd"/>
-            <w:r>
-              <w:rPr>
-                <w:rFonts w:ascii="Arial" w:hAnsi="Arial" w:cs="Arial"/>
-                <w:sz w:val="24"/>
-                <w:szCs w:val="24"/>
-                <w:lang w:val="en-US"/>
-              </w:rPr>
-              <w:t xml:space="preserve"> 1</w:t>
-            </w:r>
-          </w:p>
-        </w:tc>
-      </w:tr>
-      <w:tr>
-        <w:tc>
-          <w:tcPr>
-            <w:tcW w:w="639" w:type="dxa"/>
-            <w:shd w:val="clear" w:color="auto" w:fill="auto"/>
-          </w:tcPr>
-          <w:p>
-            <w:pPr>
-              <w:tabs>
-                <w:tab w:val="left" w:pos="426"/>
-              </w:tabs>
-              <w:suppressAutoHyphens w:val="0"/>
-              <w:spacing w:before="120" w:after="120"/>
-              <w:jc w:val="center"/>
-              <w:rPr>
-                <w:rFonts w:ascii="Arial" w:hAnsi="Arial" w:cs="Arial"/>
-                <w:sz w:val="24"/>
-                <w:szCs w:val="24"/>
-                <w:lang w:val="en-US"/>
-              </w:rPr>
-            </w:pPr>
-            <w:r>
-              <w:rPr>
-                <w:rFonts w:ascii="Arial" w:hAnsi="Arial" w:cs="Arial"/>
-                <w:sz w:val="24"/>
-                <w:szCs w:val="24"/>
-                <w:lang w:val="en-US"/>
-              </w:rPr>
-              <w:t>6</w:t>
-            </w:r>
-          </w:p>
-        </w:tc>
-        <w:tc>
-          <w:tcPr>
-            <w:tcW w:w="2837" w:type="dxa"/>
-            <w:shd w:val="clear" w:color="auto" w:fill="auto"/>
-          </w:tcPr>
-          <w:p>
-            <w:pPr>
-              <w:tabs>
-                <w:tab w:val="left" w:pos="426"/>
-              </w:tabs>
-              <w:suppressAutoHyphens w:val="0"/>
-              <w:spacing w:before="120" w:after="120"/>
-              <w:jc w:val="both"/>
-              <w:rPr>
-                <w:rFonts w:ascii="Arial" w:hAnsi="Arial" w:cs="Arial"/>
-                <w:sz w:val="24"/>
-                <w:szCs w:val="24"/>
-                <w:lang w:val="en-US"/>
-              </w:rPr>
-            </w:pPr>
-            <w:r>
-              <w:rPr>
-                <w:rFonts w:ascii="Arial" w:hAnsi="Arial" w:cs="Arial"/>
-                <w:sz w:val="24"/>
-                <w:szCs w:val="24"/>
-                <w:lang w:val="en-US"/>
-              </w:rPr>
-              <w:t xml:space="preserve">Nur </w:t>
-            </w:r>
-            <w:proofErr w:type="spellStart"/>
-            <w:r>
-              <w:rPr>
-                <w:rFonts w:ascii="Arial" w:hAnsi="Arial" w:cs="Arial"/>
-                <w:sz w:val="24"/>
-                <w:szCs w:val="24"/>
-                <w:lang w:val="en-US"/>
-              </w:rPr>
-              <w:t>Kurniawati</w:t>
-            </w:r>
-            <w:proofErr w:type="spellEnd"/>
-          </w:p>
-        </w:tc>
-        <w:tc>
-          <w:tcPr>
-            <w:tcW w:w="1788" w:type="dxa"/>
-            <w:gridSpan w:val="2"/>
-            <w:shd w:val="clear" w:color="auto" w:fill="auto"/>
-          </w:tcPr>
-          <w:p>
-            <w:pPr>
-              <w:tabs>
-                <w:tab w:val="left" w:pos="426"/>
-              </w:tabs>
-              <w:suppressAutoHyphens w:val="0"/>
-              <w:spacing w:before="120" w:after="120"/>
-              <w:rPr>
-                <w:rFonts w:ascii="Arial" w:hAnsi="Arial" w:cs="Arial"/>
-                <w:sz w:val="24"/>
-                <w:szCs w:val="24"/>
-                <w:lang w:val="en-US"/>
-              </w:rPr>
-            </w:pPr>
-            <w:proofErr w:type="spellStart"/>
-            <w:r>
-              <w:rPr>
-                <w:rFonts w:ascii="Arial" w:hAnsi="Arial" w:cs="Arial"/>
-                <w:sz w:val="24"/>
-                <w:szCs w:val="24"/>
-                <w:lang w:val="en-US"/>
-              </w:rPr>
-              <w:t>Ketua</w:t>
-            </w:r>
-            <w:proofErr w:type="spellEnd"/>
-            <w:r>
-              <w:rPr>
-                <w:rFonts w:ascii="Arial" w:hAnsi="Arial" w:cs="Arial"/>
-                <w:sz w:val="24"/>
-                <w:szCs w:val="24"/>
-                <w:lang w:val="en-US"/>
-              </w:rPr>
-              <w:t xml:space="preserve"> Tim </w:t>
-            </w:r>
-            <w:proofErr w:type="spellStart"/>
-            <w:r>
-              <w:rPr>
-                <w:rFonts w:ascii="Arial" w:hAnsi="Arial" w:cs="Arial"/>
-                <w:sz w:val="24"/>
-                <w:szCs w:val="24"/>
-                <w:lang w:val="en-US"/>
-              </w:rPr>
-              <w:t>Neraca</w:t>
-            </w:r>
-            <w:proofErr w:type="spellEnd"/>
-            <w:r>
-              <w:rPr>
-                <w:rFonts w:ascii="Arial" w:hAnsi="Arial" w:cs="Arial"/>
-                <w:sz w:val="24"/>
-                <w:szCs w:val="24"/>
-                <w:lang w:val="en-US"/>
-              </w:rPr>
-              <w:t xml:space="preserve"> 1</w:t>
-            </w:r>
-          </w:p>
-        </w:tc>
-        <w:tc>
-          <w:tcPr>
-            <w:tcW w:w="1788" w:type="dxa"/>
-            <w:shd w:val="clear" w:color="auto" w:fill="auto"/>
-          </w:tcPr>
-          <w:p>
-            <w:pPr>
-              <w:tabs>
-                <w:tab w:val="left" w:pos="426"/>
-              </w:tabs>
-              <w:suppressAutoHyphens w:val="0"/>
-              <w:spacing w:before="120" w:after="120"/>
-              <w:rPr>
-                <w:rFonts w:ascii="Arial" w:hAnsi="Arial" w:cs="Arial"/>
-                <w:sz w:val="24"/>
-                <w:szCs w:val="24"/>
-                <w:lang w:val="en-US"/>
-              </w:rPr>
-            </w:pPr>
-            <w:r>
-              <w:rPr>
-                <w:rFonts w:ascii="Arial" w:hAnsi="Arial" w:cs="Arial"/>
-                <w:sz w:val="24"/>
-                <w:szCs w:val="24"/>
-                <w:lang w:val="en-US"/>
-              </w:rPr>
-              <w:t>Anggota Tim IPDS 1</w:t>
-            </w:r>
-          </w:p>
-        </w:tc>
-        <w:tc>
-          <w:tcPr>
-            <w:tcW w:w="2191" w:type="dxa"/>
-            <w:shd w:val="clear" w:color="auto" w:fill="auto"/>
-          </w:tcPr>
-          <w:p>
-            <w:pPr>
-              <w:tabs>
-                <w:tab w:val="left" w:pos="426"/>
-              </w:tabs>
-              <w:suppressAutoHyphens w:val="0"/>
-              <w:spacing w:before="120" w:after="120"/>
-              <w:rPr>
-                <w:rFonts w:ascii="Arial" w:hAnsi="Arial" w:cs="Arial"/>
-                <w:sz w:val="24"/>
-                <w:szCs w:val="24"/>
-                <w:lang w:val="en-US"/>
-              </w:rPr>
-            </w:pPr>
-            <w:proofErr w:type="spellStart"/>
-            <w:r>
-              <w:rPr>
-                <w:rFonts w:ascii="Arial" w:hAnsi="Arial" w:cs="Arial"/>
-                <w:sz w:val="24"/>
-                <w:szCs w:val="24"/>
-                <w:lang w:val="en-US"/>
-              </w:rPr>
-              <w:t>Sudah</w:t>
-            </w:r>
-            <w:proofErr w:type="spellEnd"/>
-            <w:r>
-              <w:rPr>
-                <w:rFonts w:ascii="Arial" w:hAnsi="Arial" w:cs="Arial"/>
-                <w:sz w:val="24"/>
-                <w:szCs w:val="24"/>
-                <w:lang w:val="en-US"/>
-              </w:rPr>
-              <w:t xml:space="preserve"> lama </w:t>
-            </w:r>
-            <w:proofErr w:type="spellStart"/>
-            <w:r>
-              <w:rPr>
-                <w:rFonts w:ascii="Arial" w:hAnsi="Arial" w:cs="Arial"/>
-                <w:sz w:val="24"/>
-                <w:szCs w:val="24"/>
-                <w:lang w:val="en-US"/>
-              </w:rPr>
-              <w:t>bertanggungjawab</w:t>
-            </w:r>
-            <w:proofErr w:type="spellEnd"/>
-            <w:r>
-              <w:rPr>
-                <w:rFonts w:ascii="Arial" w:hAnsi="Arial" w:cs="Arial"/>
-                <w:sz w:val="24"/>
-                <w:szCs w:val="24"/>
-                <w:lang w:val="en-US"/>
-              </w:rPr>
-              <w:t xml:space="preserve"> di </w:t>
-            </w:r>
-            <w:proofErr w:type="spellStart"/>
-            <w:r>
-              <w:rPr>
-                <w:rFonts w:ascii="Arial" w:hAnsi="Arial" w:cs="Arial"/>
-                <w:sz w:val="24"/>
-                <w:szCs w:val="24"/>
-                <w:lang w:val="en-US"/>
-              </w:rPr>
-              <w:t>Neraca</w:t>
-            </w:r>
-            <w:proofErr w:type="spellEnd"/>
-            <w:r>
-              <w:rPr>
-                <w:rFonts w:ascii="Arial" w:hAnsi="Arial" w:cs="Arial"/>
-                <w:sz w:val="24"/>
-                <w:szCs w:val="24"/>
-                <w:lang w:val="en-US"/>
-              </w:rPr>
-              <w:t xml:space="preserve"> 1 </w:t>
-            </w:r>
-            <w:proofErr w:type="spellStart"/>
-            <w:r>
-              <w:rPr>
-                <w:rFonts w:ascii="Arial" w:hAnsi="Arial" w:cs="Arial"/>
-                <w:sz w:val="24"/>
-                <w:szCs w:val="24"/>
-                <w:lang w:val="en-US"/>
-              </w:rPr>
-              <w:t>ingin</w:t>
-            </w:r>
-            <w:proofErr w:type="spellEnd"/>
-            <w:r>
-              <w:rPr>
-                <w:rFonts w:ascii="Arial" w:hAnsi="Arial" w:cs="Arial"/>
-                <w:sz w:val="24"/>
-                <w:szCs w:val="24"/>
-                <w:lang w:val="en-US"/>
-              </w:rPr>
-              <w:t xml:space="preserve"> </w:t>
-            </w:r>
-            <w:proofErr w:type="spellStart"/>
-            <w:r>
-              <w:rPr>
-                <w:rFonts w:ascii="Arial" w:hAnsi="Arial" w:cs="Arial"/>
-                <w:sz w:val="24"/>
-                <w:szCs w:val="24"/>
-                <w:lang w:val="en-US"/>
-              </w:rPr>
-              <w:t>menambah</w:t>
-            </w:r>
-            <w:proofErr w:type="spellEnd"/>
-            <w:r>
-              <w:rPr>
-                <w:rFonts w:ascii="Arial" w:hAnsi="Arial" w:cs="Arial"/>
-                <w:sz w:val="24"/>
-                <w:szCs w:val="24"/>
-                <w:lang w:val="en-US"/>
-              </w:rPr>
-              <w:t xml:space="preserve"> </w:t>
-            </w:r>
-            <w:proofErr w:type="spellStart"/>
-            <w:r>
-              <w:rPr>
-                <w:rFonts w:ascii="Arial" w:hAnsi="Arial" w:cs="Arial"/>
-                <w:sz w:val="24"/>
-                <w:szCs w:val="24"/>
-                <w:lang w:val="en-US"/>
-              </w:rPr>
-              <w:t>pengalaman</w:t>
-            </w:r>
-            <w:proofErr w:type="spellEnd"/>
-            <w:r>
-              <w:rPr>
-                <w:rFonts w:ascii="Arial" w:hAnsi="Arial" w:cs="Arial"/>
-                <w:sz w:val="24"/>
-                <w:szCs w:val="24"/>
-                <w:lang w:val="en-US"/>
-              </w:rPr>
-              <w:t xml:space="preserve"> di IPDS</w:t>
-            </w:r>
-          </w:p>
-        </w:tc>
-      </w:tr>
-      <w:tr>
-        <w:tc>
-          <w:tcPr>
-            <w:tcW w:w="9243" w:type="dxa"/>
-            <w:gridSpan w:val="6"/>
-            <w:shd w:val="clear" w:color="auto" w:fill="auto"/>
-          </w:tcPr>
-          <w:p>
-            <w:pPr>
-              <w:numPr>
-                <w:ilvl w:val="0"/>
-                <w:numId w:val="45"/>
-              </w:numPr>
-              <w:tabs>
-                <w:tab w:val="left" w:pos="426"/>
-              </w:tabs>
-              <w:suppressAutoHyphens w:val="0"/>
-              <w:spacing w:before="120" w:after="120"/>
-              <w:rPr>
-                <w:rFonts w:ascii="Arial" w:hAnsi="Arial" w:cs="Arial"/>
-                <w:sz w:val="24"/>
-                <w:szCs w:val="24"/>
-                <w:lang w:val="en-US"/>
-              </w:rPr>
-            </w:pPr>
-            <w:r>
-              <w:rPr>
-                <w:rFonts w:ascii="Arial" w:hAnsi="Arial" w:cs="Arial"/>
-                <w:sz w:val="24"/>
-                <w:szCs w:val="24"/>
-                <w:lang w:val="en-US"/>
-              </w:rPr>
-              <w:t xml:space="preserve"> </w:t>
-            </w:r>
-            <w:proofErr w:type="spellStart"/>
-            <w:r>
-              <w:rPr>
-                <w:rFonts w:ascii="Arial" w:hAnsi="Arial" w:cs="Arial"/>
-                <w:sz w:val="24"/>
-                <w:szCs w:val="24"/>
-                <w:lang w:val="en-US"/>
-              </w:rPr>
-              <w:t>Untuk</w:t>
-            </w:r>
-            <w:proofErr w:type="spellEnd"/>
-            <w:r>
-              <w:rPr>
-                <w:rFonts w:ascii="Arial" w:hAnsi="Arial" w:cs="Arial"/>
-                <w:sz w:val="24"/>
-                <w:szCs w:val="24"/>
-                <w:lang w:val="en-US"/>
-              </w:rPr>
-              <w:t xml:space="preserve"> </w:t>
-            </w:r>
-            <w:proofErr w:type="spellStart"/>
-            <w:r>
-              <w:rPr>
-                <w:rFonts w:ascii="Arial" w:hAnsi="Arial" w:cs="Arial"/>
-                <w:sz w:val="24"/>
-                <w:szCs w:val="24"/>
-                <w:lang w:val="en-US"/>
-              </w:rPr>
-              <w:t>selanjutnya</w:t>
-            </w:r>
-            <w:proofErr w:type="spellEnd"/>
-            <w:r>
-              <w:rPr>
-                <w:rFonts w:ascii="Arial" w:hAnsi="Arial" w:cs="Arial"/>
-                <w:sz w:val="24"/>
-                <w:szCs w:val="24"/>
-                <w:lang w:val="en-US"/>
-              </w:rPr>
-              <w:t xml:space="preserve"> sambal </w:t>
-            </w:r>
-            <w:proofErr w:type="spellStart"/>
-            <w:r>
-              <w:rPr>
-                <w:rFonts w:ascii="Arial" w:hAnsi="Arial" w:cs="Arial"/>
-                <w:sz w:val="24"/>
-                <w:szCs w:val="24"/>
-                <w:lang w:val="en-US"/>
-              </w:rPr>
-              <w:t>berjalan</w:t>
-            </w:r>
-            <w:proofErr w:type="spellEnd"/>
-            <w:r>
-              <w:rPr>
-                <w:rFonts w:ascii="Arial" w:hAnsi="Arial" w:cs="Arial"/>
-                <w:sz w:val="24"/>
-                <w:szCs w:val="24"/>
-                <w:lang w:val="en-US"/>
-              </w:rPr>
-              <w:t xml:space="preserve"> yang </w:t>
-            </w:r>
-            <w:proofErr w:type="spellStart"/>
-            <w:r>
-              <w:rPr>
-                <w:rFonts w:ascii="Arial" w:hAnsi="Arial" w:cs="Arial"/>
-                <w:sz w:val="24"/>
-                <w:szCs w:val="24"/>
-                <w:lang w:val="en-US"/>
-              </w:rPr>
-              <w:t>bersangkuatan</w:t>
-            </w:r>
-            <w:proofErr w:type="spellEnd"/>
-            <w:r>
-              <w:rPr>
-                <w:rFonts w:ascii="Arial" w:hAnsi="Arial" w:cs="Arial"/>
-                <w:sz w:val="24"/>
-                <w:szCs w:val="24"/>
-                <w:lang w:val="en-US"/>
-              </w:rPr>
-              <w:t xml:space="preserve"> </w:t>
-            </w:r>
-            <w:proofErr w:type="spellStart"/>
-            <w:r>
-              <w:rPr>
-                <w:rFonts w:ascii="Arial" w:hAnsi="Arial" w:cs="Arial"/>
-                <w:sz w:val="24"/>
-                <w:szCs w:val="24"/>
-                <w:lang w:val="en-US"/>
-              </w:rPr>
-              <w:t>diharapkan</w:t>
-            </w:r>
-            <w:proofErr w:type="spellEnd"/>
-            <w:r>
-              <w:rPr>
-                <w:rFonts w:ascii="Arial" w:hAnsi="Arial" w:cs="Arial"/>
-                <w:sz w:val="24"/>
-                <w:szCs w:val="24"/>
-                <w:lang w:val="en-US"/>
-              </w:rPr>
-              <w:t xml:space="preserve"> </w:t>
-            </w:r>
-            <w:proofErr w:type="spellStart"/>
-            <w:r>
-              <w:rPr>
-                <w:rFonts w:ascii="Arial" w:hAnsi="Arial" w:cs="Arial"/>
-                <w:sz w:val="24"/>
-                <w:szCs w:val="24"/>
-                <w:lang w:val="en-US"/>
-              </w:rPr>
-              <w:t>dapat</w:t>
-            </w:r>
-            <w:proofErr w:type="spellEnd"/>
-            <w:r>
-              <w:rPr>
-                <w:rFonts w:ascii="Arial" w:hAnsi="Arial" w:cs="Arial"/>
-                <w:sz w:val="24"/>
-                <w:szCs w:val="24"/>
-                <w:lang w:val="en-US"/>
-              </w:rPr>
-              <w:t xml:space="preserve"> </w:t>
-            </w:r>
-            <w:proofErr w:type="spellStart"/>
-            <w:r>
-              <w:rPr>
-                <w:rFonts w:ascii="Arial" w:hAnsi="Arial" w:cs="Arial"/>
-                <w:sz w:val="24"/>
-                <w:szCs w:val="24"/>
-                <w:lang w:val="en-US"/>
-              </w:rPr>
-              <w:t>memberikan</w:t>
-            </w:r>
-            <w:proofErr w:type="spellEnd"/>
-            <w:r>
-              <w:rPr>
-                <w:rFonts w:ascii="Arial" w:hAnsi="Arial" w:cs="Arial"/>
-                <w:sz w:val="24"/>
-                <w:szCs w:val="24"/>
-                <w:lang w:val="en-US"/>
-              </w:rPr>
-              <w:t xml:space="preserve"> </w:t>
-            </w:r>
-            <w:proofErr w:type="spellStart"/>
-            <w:r>
-              <w:rPr>
-                <w:rFonts w:ascii="Arial" w:hAnsi="Arial" w:cs="Arial"/>
-                <w:sz w:val="24"/>
-                <w:szCs w:val="24"/>
-                <w:lang w:val="en-US"/>
-              </w:rPr>
-              <w:t>sharingknowledge</w:t>
-            </w:r>
-            <w:proofErr w:type="spellEnd"/>
-            <w:r>
-              <w:rPr>
-                <w:rFonts w:ascii="Arial" w:hAnsi="Arial" w:cs="Arial"/>
-                <w:sz w:val="24"/>
-                <w:szCs w:val="24"/>
-                <w:lang w:val="en-US"/>
-              </w:rPr>
-              <w:t xml:space="preserve"> </w:t>
-            </w:r>
-            <w:proofErr w:type="spellStart"/>
-            <w:r>
-              <w:rPr>
-                <w:rFonts w:ascii="Arial" w:hAnsi="Arial" w:cs="Arial"/>
-                <w:sz w:val="24"/>
-                <w:szCs w:val="24"/>
-                <w:lang w:val="en-US"/>
-              </w:rPr>
-              <w:t>kepada</w:t>
-            </w:r>
-            <w:proofErr w:type="spellEnd"/>
-            <w:r>
-              <w:rPr>
-                <w:rFonts w:ascii="Arial" w:hAnsi="Arial" w:cs="Arial"/>
-                <w:sz w:val="24"/>
-                <w:szCs w:val="24"/>
-                <w:lang w:val="en-US"/>
-              </w:rPr>
-              <w:t xml:space="preserve"> masing-masing </w:t>
-            </w:r>
-            <w:proofErr w:type="spellStart"/>
-            <w:r>
-              <w:rPr>
-                <w:rFonts w:ascii="Arial" w:hAnsi="Arial" w:cs="Arial"/>
-                <w:sz w:val="24"/>
-                <w:szCs w:val="24"/>
-                <w:lang w:val="en-US"/>
-              </w:rPr>
-              <w:t>pengganti</w:t>
-            </w:r>
-            <w:proofErr w:type="spellEnd"/>
-          </w:p>
-        </w:tc>
-      </w:tr>
-      <w:tr>
-        <w:tc>
-          <w:tcPr>
-            <w:tcW w:w="9243" w:type="dxa"/>
-            <w:gridSpan w:val="6"/>
-            <w:shd w:val="clear" w:color="auto" w:fill="auto"/>
-          </w:tcPr>
-          <w:p>
-            <w:pPr>
-              <w:numPr>
-                <w:ilvl w:val="0"/>
-                <w:numId w:val="45"/>
-              </w:numPr>
-              <w:tabs>
-                <w:tab w:val="left" w:pos="426"/>
-              </w:tabs>
-              <w:suppressAutoHyphens w:val="0"/>
-              <w:spacing w:before="120" w:after="120"/>
-              <w:rPr>
-                <w:rFonts w:ascii="Arial" w:hAnsi="Arial" w:cs="Arial"/>
-                <w:sz w:val="24"/>
-                <w:szCs w:val="24"/>
-                <w:lang w:val="en-US"/>
-              </w:rPr>
-            </w:pPr>
-            <w:proofErr w:type="spellStart"/>
-            <w:r>
-              <w:rPr>
-                <w:rFonts w:ascii="Arial" w:hAnsi="Arial" w:cs="Arial"/>
-                <w:sz w:val="24"/>
-                <w:szCs w:val="24"/>
-                <w:lang w:val="en-US"/>
-              </w:rPr>
-              <w:t>Segera</w:t>
-            </w:r>
-            <w:proofErr w:type="spellEnd"/>
-            <w:r>
-              <w:rPr>
-                <w:rFonts w:ascii="Arial" w:hAnsi="Arial" w:cs="Arial"/>
-                <w:sz w:val="24"/>
-                <w:szCs w:val="24"/>
-                <w:lang w:val="en-US"/>
-              </w:rPr>
-              <w:t xml:space="preserve"> </w:t>
-            </w:r>
-            <w:proofErr w:type="spellStart"/>
-            <w:r>
-              <w:rPr>
-                <w:rFonts w:ascii="Arial" w:hAnsi="Arial" w:cs="Arial"/>
-                <w:sz w:val="24"/>
-                <w:szCs w:val="24"/>
-                <w:lang w:val="en-US"/>
-              </w:rPr>
-              <w:t>membuat</w:t>
-            </w:r>
-            <w:proofErr w:type="spellEnd"/>
-            <w:r>
-              <w:rPr>
-                <w:rFonts w:ascii="Arial" w:hAnsi="Arial" w:cs="Arial"/>
-                <w:sz w:val="24"/>
-                <w:szCs w:val="24"/>
-                <w:lang w:val="en-US"/>
-              </w:rPr>
-              <w:t xml:space="preserve"> </w:t>
-            </w:r>
-            <w:proofErr w:type="spellStart"/>
-            <w:r>
-              <w:rPr>
-                <w:rFonts w:ascii="Arial" w:hAnsi="Arial" w:cs="Arial"/>
-                <w:sz w:val="24"/>
-                <w:szCs w:val="24"/>
-                <w:lang w:val="en-US"/>
-              </w:rPr>
-              <w:t>surat</w:t>
-            </w:r>
-            <w:proofErr w:type="spellEnd"/>
-            <w:r>
-              <w:rPr>
-                <w:rFonts w:ascii="Arial" w:hAnsi="Arial" w:cs="Arial"/>
-                <w:sz w:val="24"/>
-                <w:szCs w:val="24"/>
-                <w:lang w:val="en-US"/>
-              </w:rPr>
-              <w:t xml:space="preserve"> </w:t>
-            </w:r>
-            <w:proofErr w:type="spellStart"/>
-            <w:r>
-              <w:rPr>
-                <w:rFonts w:ascii="Arial" w:hAnsi="Arial" w:cs="Arial"/>
-                <w:sz w:val="24"/>
-                <w:szCs w:val="24"/>
-                <w:lang w:val="en-US"/>
-              </w:rPr>
-              <w:t>ke</w:t>
-            </w:r>
-            <w:proofErr w:type="spellEnd"/>
-            <w:r>
-              <w:rPr>
-                <w:rFonts w:ascii="Arial" w:hAnsi="Arial" w:cs="Arial"/>
-                <w:sz w:val="24"/>
-                <w:szCs w:val="24"/>
-                <w:lang w:val="en-US"/>
-              </w:rPr>
-              <w:t xml:space="preserve"> BPS </w:t>
-            </w:r>
-            <w:proofErr w:type="spellStart"/>
-            <w:r>
-              <w:rPr>
-                <w:rFonts w:ascii="Arial" w:hAnsi="Arial" w:cs="Arial"/>
-                <w:sz w:val="24"/>
-                <w:szCs w:val="24"/>
-                <w:lang w:val="en-US"/>
-              </w:rPr>
-              <w:t>Provinsi</w:t>
-            </w:r>
-            <w:proofErr w:type="spellEnd"/>
-            <w:r>
-              <w:rPr>
-                <w:rFonts w:ascii="Arial" w:hAnsi="Arial" w:cs="Arial"/>
-                <w:sz w:val="24"/>
-                <w:szCs w:val="24"/>
-                <w:lang w:val="en-US"/>
-              </w:rPr>
-              <w:t xml:space="preserve"> </w:t>
-            </w:r>
-            <w:proofErr w:type="spellStart"/>
-            <w:r>
-              <w:rPr>
-                <w:rFonts w:ascii="Arial" w:hAnsi="Arial" w:cs="Arial"/>
-                <w:sz w:val="24"/>
-                <w:szCs w:val="24"/>
-                <w:lang w:val="en-US"/>
-              </w:rPr>
-              <w:t>terkait</w:t>
-            </w:r>
-            <w:proofErr w:type="spellEnd"/>
-            <w:r>
-              <w:rPr>
-                <w:rFonts w:ascii="Arial" w:hAnsi="Arial" w:cs="Arial"/>
-                <w:sz w:val="24"/>
-                <w:szCs w:val="24"/>
-                <w:lang w:val="en-US"/>
-              </w:rPr>
-              <w:t xml:space="preserve"> </w:t>
-            </w:r>
-            <w:proofErr w:type="spellStart"/>
-            <w:r>
-              <w:rPr>
-                <w:rFonts w:ascii="Arial" w:hAnsi="Arial" w:cs="Arial"/>
-                <w:sz w:val="24"/>
-                <w:szCs w:val="24"/>
-                <w:lang w:val="en-US"/>
-              </w:rPr>
-              <w:t>perubahan</w:t>
-            </w:r>
-            <w:proofErr w:type="spellEnd"/>
-            <w:r>
-              <w:rPr>
-                <w:rFonts w:ascii="Arial" w:hAnsi="Arial" w:cs="Arial"/>
-                <w:sz w:val="24"/>
-                <w:szCs w:val="24"/>
-                <w:lang w:val="en-US"/>
-              </w:rPr>
-              <w:t xml:space="preserve"> </w:t>
-            </w:r>
-            <w:proofErr w:type="spellStart"/>
-            <w:r>
-              <w:rPr>
-                <w:rFonts w:ascii="Arial" w:hAnsi="Arial" w:cs="Arial"/>
-                <w:sz w:val="24"/>
-                <w:szCs w:val="24"/>
-                <w:lang w:val="en-US"/>
-              </w:rPr>
-              <w:t>diatas</w:t>
-            </w:r>
-            <w:proofErr w:type="spellEnd"/>
-          </w:p>
-          <w:p>
-            <w:pPr>
-              <w:tabs>
-                <w:tab w:val="left" w:pos="426"/>
-              </w:tabs>
-              <w:suppressAutoHyphens w:val="0"/>
-              <w:spacing w:before="120" w:after="120"/>
-              <w:rPr>
-                <w:rFonts w:ascii="Arial" w:hAnsi="Arial" w:cs="Arial"/>
-                <w:sz w:val="24"/>
-                <w:szCs w:val="24"/>
-                <w:lang w:val="en-US"/>
-              </w:rPr>
-            </w:pPr>
-          </w:p>
-          <w:p>
-            <w:pPr>
-              <w:tabs>
-                <w:tab w:val="left" w:pos="426"/>
-              </w:tabs>
-              <w:suppressAutoHyphens w:val="0"/>
-              <w:spacing w:before="120" w:after="120"/>
-              <w:rPr>
-                <w:rFonts w:ascii="Arial" w:hAnsi="Arial" w:cs="Arial"/>
-                <w:sz w:val="24"/>
-                <w:szCs w:val="24"/>
-                <w:lang w:val="en-US"/>
-              </w:rPr>
-            </w:pPr>
-          </w:p>
-          <w:p>
-            <w:pPr>
-              <w:tabs>
-                <w:tab w:val="left" w:pos="426"/>
-              </w:tabs>
-              <w:suppressAutoHyphens w:val="0"/>
-              <w:spacing w:before="120" w:after="120"/>
-              <w:rPr>
-                <w:rFonts w:ascii="Arial" w:hAnsi="Arial" w:cs="Arial"/>
-                <w:sz w:val="24"/>
-                <w:szCs w:val="24"/>
-                <w:lang w:val="en-US"/>
-              </w:rPr>
-            </w:pPr>
-          </w:p>
-          <w:p>
-            <w:pPr>
-              <w:tabs>
-                <w:tab w:val="left" w:pos="426"/>
-              </w:tabs>
-              <w:suppressAutoHyphens w:val="0"/>
-              <w:spacing w:before="120" w:after="120"/>
-              <w:rPr>
-                <w:rFonts w:ascii="Arial" w:hAnsi="Arial" w:cs="Arial"/>
-                <w:sz w:val="24"/>
-                <w:szCs w:val="24"/>
-                <w:lang w:val="en-US"/>
-              </w:rPr>
-            </w:pPr>
-          </w:p>
-          <w:p>
-            <w:pPr>
-              <w:tabs>
-                <w:tab w:val="left" w:pos="426"/>
-              </w:tabs>
-              <w:suppressAutoHyphens w:val="0"/>
-              <w:spacing w:before="120" w:after="120"/>
-              <w:rPr>
-                <w:rFonts w:ascii="Arial" w:hAnsi="Arial" w:cs="Arial"/>
-                <w:sz w:val="24"/>
-                <w:szCs w:val="24"/>
-                <w:lang w:val="en-US"/>
-              </w:rPr>
-            </w:pPr>
-          </w:p>
-          <w:p>
-            <w:pPr>
-              <w:tabs>
-                <w:tab w:val="left" w:pos="426"/>
-              </w:tabs>
-              <w:suppressAutoHyphens w:val="0"/>
-              <w:spacing w:before="120" w:after="120"/>
-              <w:rPr>
-                <w:rFonts w:ascii="Arial" w:hAnsi="Arial" w:cs="Arial"/>
-                <w:sz w:val="24"/>
-                <w:szCs w:val="24"/>
-                <w:lang w:val="en-US"/>
-              </w:rPr>
-            </w:pPr>
-          </w:p>
-          <w:p>
-            <w:pPr>
-              <w:tabs>
-                <w:tab w:val="left" w:pos="426"/>
-              </w:tabs>
-              <w:suppressAutoHyphens w:val="0"/>
-              <w:spacing w:before="120" w:after="120"/>
-              <w:rPr>
-                <w:rFonts w:ascii="Arial" w:hAnsi="Arial" w:cs="Arial"/>
-                <w:sz w:val="24"/>
-                <w:szCs w:val="24"/>
-                <w:lang w:val="en-US"/>
-              </w:rPr>
-            </w:pPr>
-          </w:p>
-          <w:p>
-            <w:pPr>
-              <w:tabs>
-                <w:tab w:val="left" w:pos="426"/>
-              </w:tabs>
-              <w:suppressAutoHyphens w:val="0"/>
-              <w:spacing w:before="120" w:after="120"/>
-              <w:rPr>
-                <w:rFonts w:ascii="Arial" w:hAnsi="Arial" w:cs="Arial"/>
-                <w:sz w:val="24"/>
-                <w:szCs w:val="24"/>
-                <w:lang w:val="en-US"/>
-              </w:rPr>
-            </w:pPr>
-          </w:p>
-          <w:p>
-            <w:pPr>
-              <w:tabs>
-                <w:tab w:val="left" w:pos="426"/>
-              </w:tabs>
-              <w:suppressAutoHyphens w:val="0"/>
-              <w:spacing w:before="120" w:after="120"/>
-              <w:rPr>
-                <w:rFonts w:ascii="Arial" w:hAnsi="Arial" w:cs="Arial"/>
-                <w:sz w:val="24"/>
-                <w:szCs w:val="24"/>
-                <w:lang w:val="en-US"/>
-              </w:rPr>
-            </w:pPr>
-          </w:p>
-          <w:p>
-            <w:pPr>
-              <w:tabs>
-                <w:tab w:val="left" w:pos="426"/>
-              </w:tabs>
-              <w:suppressAutoHyphens w:val="0"/>
-              <w:spacing w:before="120" w:after="120"/>
-              <w:rPr>
-                <w:rFonts w:ascii="Arial" w:hAnsi="Arial" w:cs="Arial"/>
-                <w:sz w:val="24"/>
-                <w:szCs w:val="24"/>
-                <w:lang w:val="en-US"/>
-              </w:rPr>
-            </w:pPr>
-          </w:p>
-          <w:p>
-            <w:pPr>
-              <w:tabs>
-                <w:tab w:val="left" w:pos="426"/>
-              </w:tabs>
-              <w:suppressAutoHyphens w:val="0"/>
-              <w:spacing w:before="120" w:after="120"/>
-              <w:rPr>
-                <w:rFonts w:ascii="Arial" w:hAnsi="Arial" w:cs="Arial"/>
-                <w:sz w:val="24"/>
-                <w:szCs w:val="24"/>
-                <w:lang w:val="en-US"/>
-              </w:rPr>
-            </w:pPr>
-          </w:p>
-          <w:p>
-            <w:pPr>
-              <w:tabs>
-                <w:tab w:val="left" w:pos="426"/>
-              </w:tabs>
-              <w:suppressAutoHyphens w:val="0"/>
-              <w:spacing w:before="120" w:after="120"/>
-              <w:rPr>
-                <w:rFonts w:ascii="Arial" w:hAnsi="Arial" w:cs="Arial"/>
-                <w:sz w:val="24"/>
-                <w:szCs w:val="24"/>
-                <w:lang w:val="en-US"/>
-              </w:rPr>
-            </w:pPr>
-          </w:p>
-          <w:p>
-            <w:pPr>
-              <w:tabs>
-                <w:tab w:val="left" w:pos="426"/>
-              </w:tabs>
-              <w:suppressAutoHyphens w:val="0"/>
-              <w:spacing w:before="120" w:after="120"/>
-              <w:rPr>
-                <w:rFonts w:ascii="Arial" w:hAnsi="Arial" w:cs="Arial"/>
-                <w:sz w:val="24"/>
-                <w:szCs w:val="24"/>
-                <w:lang w:val="en-US"/>
-              </w:rPr>
-            </w:pPr>
-          </w:p>
-          <w:p>
-            <w:pPr>
-              <w:tabs>
-                <w:tab w:val="left" w:pos="426"/>
-              </w:tabs>
-              <w:suppressAutoHyphens w:val="0"/>
-              <w:spacing w:before="120" w:after="120"/>
-              <w:rPr>
-                <w:rFonts w:ascii="Arial" w:hAnsi="Arial" w:cs="Arial"/>
-                <w:sz w:val="24"/>
-                <w:szCs w:val="24"/>
-                <w:lang w:val="en-US"/>
-              </w:rPr>
-            </w:pPr>
-          </w:p>
-        </w:tc>
-      </w:tr>
-      <w:tr>
-        <w:tc>
-          <w:tcPr>
-            <w:tcW w:w="9243" w:type="dxa"/>
-            <w:gridSpan w:val="6"/>
-            <w:shd w:val="clear" w:color="auto" w:fill="00B0F0"/>
-          </w:tcPr>
-          <w:p>
-            <w:pPr>
-              <w:tabs>
-                <w:tab w:val="left" w:pos="426"/>
-              </w:tabs>
-              <w:suppressAutoHyphens w:val="0"/>
-              <w:spacing w:before="120" w:after="120"/>
-              <w:rPr>
-                <w:rFonts w:ascii="Arial" w:hAnsi="Arial" w:cs="Arial"/>
-                <w:b/>
-                <w:sz w:val="24"/>
-                <w:szCs w:val="24"/>
-                <w:lang w:val="en-US"/>
-              </w:rPr>
-            </w:pPr>
-            <w:r>
-              <w:rPr>
-                <w:rFonts w:ascii="Arial" w:hAnsi="Arial" w:cs="Arial"/>
-                <w:b/>
-                <w:sz w:val="24"/>
-                <w:szCs w:val="24"/>
-                <w:lang w:val="en-US"/>
-              </w:rPr>
               <w:lastRenderedPageBreak/>
-              <w:t>DOKUMENTASI</w:t>
-            </w:r>
-          </w:p>
-        </w:tc>
-      </w:tr>
-      <w:tr>
-        <w:tc>
-          <w:tcPr>
-            <w:tcW w:w="9243" w:type="dxa"/>
-            <w:gridSpan w:val="6"/>
-            <w:shd w:val="clear" w:color="auto" w:fill="auto"/>
-          </w:tcPr>
-          <w:p>
-            <w:pPr>
-              <w:tabs>
-                <w:tab w:val="left" w:pos="426"/>
-              </w:tabs>
-              <w:suppressAutoHyphens w:val="0"/>
-              <w:spacing w:before="120" w:after="120"/>
-              <w:rPr>
-                <w:rFonts w:ascii="Arial" w:hAnsi="Arial" w:cs="Arial"/>
-                <w:sz w:val="24"/>
-                <w:szCs w:val="24"/>
-                <w:lang w:val="en-US"/>
-              </w:rPr>
-            </w:pPr>
-            <w:r>
-              <w:rPr>
-                <w:rFonts w:ascii="Arial" w:hAnsi="Arial" w:cs="Arial"/>
-                <w:noProof/>
-                <w:sz w:val="24"/>
-                <w:szCs w:val="24"/>
-                <w:lang w:val="en-US" w:eastAsia="en-US"/>
-              </w:rPr>
-              <w:drawing>
-                <wp:anchor distT="0" distB="0" distL="114300" distR="114300" simplePos="0" relativeHeight="251657728" behindDoc="0" locked="0" layoutInCell="1" allowOverlap="1">
-                  <wp:simplePos x="0" y="0"/>
-                  <wp:positionH relativeFrom="column">
-                    <wp:posOffset>341630</wp:posOffset>
-                  </wp:positionH>
-                  <wp:positionV relativeFrom="paragraph">
-                    <wp:posOffset>125730</wp:posOffset>
-                  </wp:positionV>
-                  <wp:extent cx="4986655" cy="3740150"/>
-                  <wp:effectExtent l="0" t="0" r="0" b="0"/>
-                  <wp:wrapNone/>
-                  <wp:docPr id="2" name="Picture 1"/>
-                  <wp:cNvGraphicFramePr>
-                    <a:graphicFrameLocks xmlns:a="http://schemas.openxmlformats.org/drawingml/2006/main"/>
-                  </wp:cNvGraphicFramePr>
-                  <a:graphic xmlns:a="http://schemas.openxmlformats.org/drawingml/2006/main">
-                    <a:graphicData uri="http://schemas.openxmlformats.org/drawingml/2006/picture">
-                      <pic:pic xmlns:pic="http://schemas.openxmlformats.org/drawingml/2006/picture">
-                        <pic:nvPicPr>
-                          <pic:cNvPr id="0" name="Picture 2"/>
-                          <pic:cNvPicPr>
-                            <a:picLocks/>
-                          </pic:cNvPicPr>
-                        </pic:nvPicPr>
-                        <pic:blipFill>
-                          <a:blip r:embed="rId8">
-                            <a:extLst>
-                              <a:ext uri="{28A0092B-C50C-407E-A947-70E740481C1C}">
-                                <a14:useLocalDpi xmlns:a14="http://schemas.microsoft.com/office/drawing/2010/main" val="0"/>
-                              </a:ext>
-                            </a:extLst>
-                          </a:blip>
-                          <a:srcRect/>
-                          <a:stretch>
-                            <a:fillRect/>
-                          </a:stretch>
-                        </pic:blipFill>
-                        <pic:spPr bwMode="auto">
-                          <a:xfrm>
-                            <a:off x="0" y="0"/>
-                            <a:ext cx="4986655" cy="3740150"/>
-                          </a:xfrm>
-                          <a:prstGeom prst="rect">
-                            <a:avLst/>
-                          </a:prstGeom>
-                          <a:noFill/>
-                          <a:ln>
-                            <a:noFill/>
-                          </a:ln>
-                        </pic:spPr>
-                      </pic:pic>
-                    </a:graphicData>
-                  </a:graphic>
-                  <wp14:sizeRelH relativeFrom="page">
-                    <wp14:pctWidth>0</wp14:pctWidth>
-                  </wp14:sizeRelH>
-                  <wp14:sizeRelV relativeFrom="page">
-                    <wp14:pctHeight>0</wp14:pctHeight>
-                  </wp14:sizeRelV>
-                </wp:anchor>
-              </w:drawing>
-            </w:r>
-          </w:p>
-          <w:p>
-            <w:pPr>
-              <w:tabs>
-                <w:tab w:val="left" w:pos="426"/>
-              </w:tabs>
-              <w:suppressAutoHyphens w:val="0"/>
-              <w:spacing w:before="120" w:after="120"/>
-              <w:rPr>
-                <w:rFonts w:ascii="Arial" w:hAnsi="Arial" w:cs="Arial"/>
-                <w:sz w:val="24"/>
-                <w:szCs w:val="24"/>
-                <w:lang w:val="en-US"/>
-              </w:rPr>
-            </w:pPr>
-          </w:p>
-          <w:p>
-            <w:pPr>
-              <w:tabs>
-                <w:tab w:val="left" w:pos="426"/>
-              </w:tabs>
-              <w:suppressAutoHyphens w:val="0"/>
-              <w:spacing w:before="120" w:after="120"/>
-              <w:rPr>
-                <w:rFonts w:ascii="Arial" w:hAnsi="Arial" w:cs="Arial"/>
-                <w:sz w:val="24"/>
-                <w:szCs w:val="24"/>
-                <w:lang w:val="en-US"/>
-              </w:rPr>
-            </w:pPr>
-          </w:p>
-          <w:p>
-            <w:pPr>
-              <w:tabs>
-                <w:tab w:val="left" w:pos="426"/>
-              </w:tabs>
-              <w:suppressAutoHyphens w:val="0"/>
-              <w:spacing w:before="120" w:after="120"/>
-              <w:rPr>
-                <w:rFonts w:ascii="Arial" w:hAnsi="Arial" w:cs="Arial"/>
-                <w:sz w:val="24"/>
-                <w:szCs w:val="24"/>
-                <w:lang w:val="en-US"/>
-              </w:rPr>
-            </w:pPr>
-          </w:p>
-          <w:p>
-            <w:pPr>
-              <w:tabs>
-                <w:tab w:val="left" w:pos="426"/>
-              </w:tabs>
-              <w:suppressAutoHyphens w:val="0"/>
-              <w:spacing w:before="120" w:after="120"/>
-              <w:rPr>
-                <w:rFonts w:ascii="Arial" w:hAnsi="Arial" w:cs="Arial"/>
-                <w:sz w:val="24"/>
-                <w:szCs w:val="24"/>
-                <w:lang w:val="en-US"/>
-              </w:rPr>
-            </w:pPr>
-          </w:p>
-          <w:p>
-            <w:pPr>
-              <w:tabs>
-                <w:tab w:val="left" w:pos="426"/>
-              </w:tabs>
-              <w:suppressAutoHyphens w:val="0"/>
-              <w:spacing w:before="120" w:after="120"/>
-              <w:rPr>
-                <w:rFonts w:ascii="Arial" w:hAnsi="Arial" w:cs="Arial"/>
-                <w:sz w:val="24"/>
-                <w:szCs w:val="24"/>
-                <w:lang w:val="en-US"/>
-              </w:rPr>
-            </w:pPr>
-          </w:p>
-          <w:p>
-            <w:pPr>
-              <w:tabs>
-                <w:tab w:val="left" w:pos="426"/>
-              </w:tabs>
-              <w:suppressAutoHyphens w:val="0"/>
-              <w:spacing w:before="120" w:after="120"/>
-              <w:rPr>
-                <w:rFonts w:ascii="Arial" w:hAnsi="Arial" w:cs="Arial"/>
-                <w:sz w:val="24"/>
-                <w:szCs w:val="24"/>
-                <w:lang w:val="en-US"/>
-              </w:rPr>
-            </w:pPr>
-          </w:p>
-          <w:p>
-            <w:pPr>
-              <w:tabs>
-                <w:tab w:val="left" w:pos="426"/>
-              </w:tabs>
-              <w:suppressAutoHyphens w:val="0"/>
-              <w:spacing w:before="120" w:after="120"/>
-              <w:rPr>
-                <w:rFonts w:ascii="Arial" w:hAnsi="Arial" w:cs="Arial"/>
-                <w:sz w:val="24"/>
-                <w:szCs w:val="24"/>
-                <w:lang w:val="en-US"/>
-              </w:rPr>
-            </w:pPr>
-          </w:p>
-          <w:p>
-            <w:pPr>
-              <w:tabs>
-                <w:tab w:val="left" w:pos="426"/>
-              </w:tabs>
-              <w:suppressAutoHyphens w:val="0"/>
-              <w:spacing w:before="120" w:after="120"/>
-              <w:rPr>
-                <w:rFonts w:ascii="Arial" w:hAnsi="Arial" w:cs="Arial"/>
-                <w:sz w:val="24"/>
-                <w:szCs w:val="24"/>
-                <w:lang w:val="en-US"/>
-              </w:rPr>
-            </w:pPr>
-          </w:p>
-          <w:p>
-            <w:pPr>
-              <w:tabs>
-                <w:tab w:val="left" w:pos="426"/>
-              </w:tabs>
-              <w:suppressAutoHyphens w:val="0"/>
-              <w:spacing w:before="120" w:after="120"/>
-              <w:rPr>
-                <w:rFonts w:ascii="Arial" w:hAnsi="Arial" w:cs="Arial"/>
-                <w:sz w:val="24"/>
-                <w:szCs w:val="24"/>
-                <w:lang w:val="en-US"/>
-              </w:rPr>
-            </w:pPr>
-          </w:p>
-          <w:p>
-            <w:pPr>
-              <w:tabs>
-                <w:tab w:val="left" w:pos="426"/>
-              </w:tabs>
-              <w:suppressAutoHyphens w:val="0"/>
-              <w:spacing w:before="120" w:after="120"/>
-              <w:rPr>
-                <w:rFonts w:ascii="Arial" w:hAnsi="Arial" w:cs="Arial"/>
-                <w:sz w:val="24"/>
-                <w:szCs w:val="24"/>
-                <w:lang w:val="en-US"/>
-              </w:rPr>
-            </w:pPr>
-          </w:p>
-          <w:p>
-            <w:pPr>
-              <w:tabs>
-                <w:tab w:val="left" w:pos="426"/>
-              </w:tabs>
-              <w:suppressAutoHyphens w:val="0"/>
-              <w:spacing w:before="120" w:after="120"/>
-              <w:rPr>
-                <w:rFonts w:ascii="Arial" w:hAnsi="Arial" w:cs="Arial"/>
-                <w:sz w:val="24"/>
-                <w:szCs w:val="24"/>
-                <w:lang w:val="en-US"/>
-              </w:rPr>
-            </w:pPr>
-          </w:p>
-          <w:p>
-            <w:pPr>
-              <w:tabs>
-                <w:tab w:val="left" w:pos="426"/>
-              </w:tabs>
-              <w:suppressAutoHyphens w:val="0"/>
-              <w:spacing w:before="120" w:after="120"/>
-              <w:rPr>
-                <w:rFonts w:ascii="Arial" w:hAnsi="Arial" w:cs="Arial"/>
-                <w:sz w:val="24"/>
-                <w:szCs w:val="24"/>
-                <w:lang w:val="en-US"/>
-              </w:rPr>
-            </w:pPr>
-          </w:p>
-          <w:p>
-            <w:pPr>
-              <w:tabs>
-                <w:tab w:val="left" w:pos="426"/>
-              </w:tabs>
-              <w:suppressAutoHyphens w:val="0"/>
-              <w:spacing w:before="120" w:after="120"/>
-              <w:rPr>
-                <w:rFonts w:ascii="Arial" w:hAnsi="Arial" w:cs="Arial"/>
-                <w:sz w:val="24"/>
-                <w:szCs w:val="24"/>
-                <w:lang w:val="en-US"/>
-              </w:rPr>
-            </w:pPr>
-          </w:p>
-          <w:p>
-            <w:pPr>
-              <w:tabs>
-                <w:tab w:val="left" w:pos="426"/>
-              </w:tabs>
-              <w:suppressAutoHyphens w:val="0"/>
-              <w:spacing w:before="120" w:after="120"/>
-              <w:rPr>
-                <w:rFonts w:ascii="Arial" w:hAnsi="Arial" w:cs="Arial"/>
-                <w:sz w:val="24"/>
-                <w:szCs w:val="24"/>
-                <w:lang w:val="en-US"/>
-              </w:rPr>
-            </w:pPr>
-          </w:p>
-          <w:p>
-            <w:pPr>
-              <w:tabs>
-                <w:tab w:val="left" w:pos="426"/>
-              </w:tabs>
-              <w:suppressAutoHyphens w:val="0"/>
-              <w:spacing w:before="120" w:after="120"/>
-              <w:rPr>
-                <w:rFonts w:ascii="Arial" w:hAnsi="Arial" w:cs="Arial"/>
-                <w:sz w:val="24"/>
-                <w:szCs w:val="24"/>
-                <w:lang w:val="en-US"/>
-              </w:rPr>
-            </w:pPr>
-          </w:p>
-        </w:tc>
-      </w:tr>
-      <w:tr>
-        <w:tc>
-          <w:tcPr>
-            <w:tcW w:w="9243" w:type="dxa"/>
-            <w:gridSpan w:val="6"/>
-            <w:shd w:val="clear" w:color="auto" w:fill="auto"/>
-          </w:tcPr>
-          <w:p>
-            <w:pPr>
-              <w:tabs>
-                <w:tab w:val="left" w:pos="426"/>
-              </w:tabs>
-              <w:suppressAutoHyphens w:val="0"/>
-              <w:ind w:left="5486"/>
-              <w:rPr>
-                <w:rFonts w:ascii="Arial" w:hAnsi="Arial" w:cs="Arial"/>
-                <w:sz w:val="24"/>
-                <w:szCs w:val="24"/>
-                <w:lang w:val="en-US"/>
-              </w:rPr>
-            </w:pPr>
-            <w:proofErr w:type="spellStart"/>
-            <w:r>
-              <w:rPr>
-                <w:rFonts w:ascii="Arial" w:hAnsi="Arial" w:cs="Arial"/>
-                <w:sz w:val="24"/>
-                <w:szCs w:val="24"/>
-                <w:lang w:val="en-US"/>
-              </w:rPr>
               <w:t>Mengetahui</w:t>
             </w:r>
             <w:proofErr w:type="spellEnd"/>
@@ -9223,7 +4698,7 @@
                 <w:szCs w:val="24"/>
                 <w:lang w:val="en-US"/>
               </w:rPr>
-              <w:t xml:space="preserve">Henri </w:t>
+              <w:t>${</w:t>
             </w:r>
             <w:proofErr w:type="spellStart"/>
             <w:r>
@@ -9234,9 +4709,19 @@
                 <w:szCs w:val="24"/>
                 <w:lang w:val="en-US"/>
               </w:rPr>
-              <w:t>Wagiyanto</w:t>
+              <w:t>kepala</w:t>
             </w:r>
             <w:proofErr w:type="spellEnd"/>
+            <w:r>
+              <w:rPr>
+                <w:rFonts w:ascii="Arial" w:hAnsi="Arial" w:cs="Arial"/>
+                <w:b/>
+                <w:sz w:val="24"/>
+                <w:szCs w:val="24"/>
+                <w:lang w:val="en-US"/>
+              </w:rPr>
+              <w:t>}</w:t>
+            </w:r>
           </w:p>
         </w:tc>
       </w:tr>
@@ -9257,8 +4742,8 @@
       </w:pPr>
     </w:p>
     <w:sectPr>
-      <w:headerReference w:type="default" r:id="rId9"/>
-      <w:footerReference w:type="default" r:id="rId10"/>
+      <w:headerReference w:type="default" r:id="rId8"/>
+      <w:footerReference w:type="default" r:id="rId9"/>
       <w:pgSz w:w="11907" w:h="16839" w:code="9"/>
       <w:pgMar w:top="1651" w:right="1440" w:bottom="1701" w:left="1440" w:header="709" w:footer="720" w:gutter="0"/>
       <w:cols w:space="708"/>
@@ -9359,7 +4844,7 @@
         </mc:Choice>
         <mc:Fallback>
           <w:pict>
-            <v:line w14:anchorId="1F7EC52D" id="Straight Connector 2" o:spid="_x0000_s1026" style="position:absolute;z-index:251659264;visibility:visible;mso-wrap-style:square;mso-width-percent:0;mso-height-percent:0;mso-wrap-distance-left:9pt;mso-wrap-distance-top:.pmm;mso-wrap-distance-right:9pt;mso-wrap-distance-bottom:.pmm;mso-position-horizontal:absolute;mso-position-horizontal-relative:text;mso-position-vertical:absolute;mso-position-vertical-relative:text;mso-width-percent:0;mso-height-percent:0;mso-width-relative:page;mso-height-relative:page" from="-1.8pt,-.05pt" to="520.2pt,-.05pt" o:gfxdata="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">
+            <v:line w14:anchorId="210CEEAF" id="Straight Connector 2" o:spid="_x0000_s1026" style="position:absolute;z-index:251659264;visibility:visible;mso-wrap-style:square;mso-width-percent:0;mso-height-percent:0;mso-wrap-distance-left:9pt;mso-wrap-distance-top:.omm;mso-wrap-distance-right:9pt;mso-wrap-distance-bottom:.omm;mso-position-horizontal:absolute;mso-position-horizontal-relative:text;mso-position-vertical:absolute;mso-position-vertical-relative:text;mso-width-percent:0;mso-height-percent:0;mso-width-relative:page;mso-height-relative:page" from="-1.8pt,-.05pt" to="520.2pt,-.05pt" o:gfxdata="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">
               <o:lock v:ext="edit" shapetype="f"/>
             </v:line>
           </w:pict>
